--- a/DOCUMENTO_PROJETO/TS - Projeto REDES II.docx
+++ b/DOCUMENTO_PROJETO/TS - Projeto REDES II.docx
@@ -37,12 +37,12 @@
           <wp:inline distB="114300" distT="114300" distL="114300" distR="114300">
             <wp:extent cx="6120000" cy="2463800"/>
             <wp:effectExtent b="0" l="0" r="0" t="0"/>
-            <wp:docPr id="1" name="image1.png"/>
+            <wp:docPr id="2" name="image2.png"/>
             <a:graphic>
               <a:graphicData uri="http://schemas.openxmlformats.org/drawingml/2006/picture">
                 <pic:pic>
                   <pic:nvPicPr>
-                    <pic:cNvPr id="0" name="image1.png"/>
+                    <pic:cNvPr id="0" name="image2.png"/>
                     <pic:cNvPicPr preferRelativeResize="0"/>
                   </pic:nvPicPr>
                   <pic:blipFill>
@@ -1118,6 +1118,76 @@
                 <w:rtl w:val="0"/>
               </w:rPr>
               <w:t xml:space="preserve">40</w:t>
+            </w:r>
+          </w:p>
+        </w:tc>
+      </w:tr>
+      <w:tr>
+        <w:trPr>
+          <w:cantSplit w:val="0"/>
+          <w:tblHeader w:val="0"/>
+        </w:trPr>
+        <w:tc>
+          <w:tcPr>
+            <w:shd w:fill="auto" w:val="clear"/>
+            <w:tcMar>
+              <w:top w:w="100.0" w:type="dxa"/>
+              <w:left w:w="100.0" w:type="dxa"/>
+              <w:bottom w:w="100.0" w:type="dxa"/>
+              <w:right w:w="100.0" w:type="dxa"/>
+            </w:tcMar>
+            <w:vAlign w:val="top"/>
+          </w:tcPr>
+          <w:p>
+            <w:pPr>
+              <w:widowControl w:val="0"/>
+              <w:spacing w:line="240" w:lineRule="auto"/>
+              <w:jc w:val="both"/>
+              <w:rPr/>
+            </w:pPr>
+            <w:r>
+              <w:rPr>
+                <w:rtl w:val="0"/>
+              </w:rPr>
+              <w:t xml:space="preserve">Nativa</w:t>
+            </w:r>
+          </w:p>
+        </w:tc>
+        <w:tc>
+          <w:tcPr>
+            <w:shd w:fill="auto" w:val="clear"/>
+            <w:tcMar>
+              <w:top w:w="100.0" w:type="dxa"/>
+              <w:left w:w="100.0" w:type="dxa"/>
+              <w:bottom w:w="100.0" w:type="dxa"/>
+              <w:right w:w="100.0" w:type="dxa"/>
+            </w:tcMar>
+            <w:vAlign w:val="top"/>
+          </w:tcPr>
+          <w:p>
+            <w:pPr>
+              <w:keepNext w:val="0"/>
+              <w:keepLines w:val="0"/>
+              <w:pageBreakBefore w:val="0"/>
+              <w:widowControl w:val="0"/>
+              <w:pBdr>
+                <w:top w:space="0" w:sz="0" w:val="nil"/>
+                <w:left w:space="0" w:sz="0" w:val="nil"/>
+                <w:bottom w:space="0" w:sz="0" w:val="nil"/>
+                <w:right w:space="0" w:sz="0" w:val="nil"/>
+                <w:between w:space="0" w:sz="0" w:val="nil"/>
+              </w:pBdr>
+              <w:shd w:fill="auto" w:val="clear"/>
+              <w:spacing w:after="0" w:before="0" w:line="240" w:lineRule="auto"/>
+              <w:ind w:left="0" w:right="0" w:firstLine="0"/>
+              <w:jc w:val="both"/>
+              <w:rPr/>
+            </w:pPr>
+            <w:r>
+              <w:rPr>
+                <w:rtl w:val="0"/>
+              </w:rPr>
+              <w:t xml:space="preserve">58</w:t>
             </w:r>
           </w:p>
         </w:tc>
@@ -6985,6 +7055,1349 @@
           <w:rtl w:val="0"/>
         </w:rPr>
         <w:t xml:space="preserve">Para evitar ataques de saltos de VLAN (VLAN Hopping), as negociações do protocolo DTP foram desabilitadas nas portas de acesso e de trunking, além de alterar manualmente a VLAN nativa para um identificador diferente do padrão do dispositivo (VLAN 1). De maneira complementar, foram ativados os recursos de DHCP Snooping e a Inspeção dinâmica de ARP (DAI) para evitar ataques de privação ou spoofing de DHCP e o envenenamento de tabelas ARP, para isso, foi preciso definir as portas de uplink conectadas a outro switch ou roteadores como confiáveis (trusted) e as interfaces de usuário como não confiável (untrusted). Portanto, para resguardar a estabilidade do RSTP, foi configurado o recurso de PortFast (a definição de interfaces como Edge Ports) de forma associada ao BPDU Guard em todas as portas de acesso, uma maneira de garantir que qualquer tentativa de conexão de um switch clandestino nessas interfaces selecionadas resultará no bloqueio imediato (error-disabled) da porta e, assim, preservar a integridade da rede.  </w:t>
+      </w:r>
+    </w:p>
+    <w:p>
+      <w:pPr>
+        <w:ind w:firstLine="720"/>
+        <w:jc w:val="both"/>
+        <w:rPr/>
+      </w:pPr>
+      <w:r>
+        <w:rPr>
+          <w:rtl w:val="0"/>
+        </w:rPr>
+      </w:r>
+    </w:p>
+    <w:p>
+      <w:pPr>
+        <w:ind w:left="0" w:firstLine="0"/>
+        <w:jc w:val="both"/>
+        <w:rPr/>
+      </w:pPr>
+      <w:r>
+        <w:rPr>
+          <w:rtl w:val="0"/>
+        </w:rPr>
+      </w:r>
+    </w:p>
+    <w:p>
+      <w:pPr>
+        <w:ind w:left="0" w:firstLine="0"/>
+        <w:jc w:val="both"/>
+        <w:rPr/>
+      </w:pPr>
+      <w:r>
+        <w:rPr>
+          <w:rtl w:val="0"/>
+        </w:rPr>
+      </w:r>
+    </w:p>
+    <w:p>
+      <w:pPr>
+        <w:ind w:left="0" w:firstLine="0"/>
+        <w:jc w:val="both"/>
+        <w:rPr/>
+      </w:pPr>
+      <w:r>
+        <w:rPr>
+          <w:rtl w:val="0"/>
+        </w:rPr>
+      </w:r>
+    </w:p>
+    <w:p>
+      <w:pPr>
+        <w:ind w:left="0" w:firstLine="0"/>
+        <w:jc w:val="both"/>
+        <w:rPr/>
+      </w:pPr>
+      <w:r>
+        <w:rPr>
+          <w:rtl w:val="0"/>
+        </w:rPr>
+      </w:r>
+    </w:p>
+    <w:p>
+      <w:pPr>
+        <w:ind w:left="0" w:firstLine="0"/>
+        <w:jc w:val="both"/>
+        <w:rPr/>
+      </w:pPr>
+      <w:r>
+        <w:rPr>
+          <w:rtl w:val="0"/>
+        </w:rPr>
+      </w:r>
+    </w:p>
+    <w:p>
+      <w:pPr>
+        <w:ind w:left="0" w:firstLine="0"/>
+        <w:jc w:val="both"/>
+        <w:rPr/>
+      </w:pPr>
+      <w:r>
+        <w:rPr>
+          <w:rtl w:val="0"/>
+        </w:rPr>
+      </w:r>
+    </w:p>
+    <w:p>
+      <w:pPr>
+        <w:ind w:left="0" w:firstLine="0"/>
+        <w:jc w:val="both"/>
+        <w:rPr/>
+      </w:pPr>
+      <w:r>
+        <w:rPr>
+          <w:rtl w:val="0"/>
+        </w:rPr>
+      </w:r>
+    </w:p>
+    <w:p>
+      <w:pPr>
+        <w:ind w:left="0" w:firstLine="0"/>
+        <w:jc w:val="both"/>
+        <w:rPr/>
+      </w:pPr>
+      <w:r>
+        <w:rPr>
+          <w:rtl w:val="0"/>
+        </w:rPr>
+        <w:t xml:space="preserve">Alteração de conexões físicas para criar redundâncias propositais</w:t>
+      </w:r>
+    </w:p>
+    <w:p>
+      <w:pPr>
+        <w:ind w:left="0" w:firstLine="0"/>
+        <w:jc w:val="both"/>
+        <w:rPr/>
+      </w:pPr>
+      <w:r>
+        <w:rPr>
+          <w:rtl w:val="0"/>
+        </w:rPr>
+      </w:r>
+    </w:p>
+    <w:p>
+      <w:pPr>
+        <w:ind w:left="0" w:firstLine="0"/>
+        <w:jc w:val="both"/>
+        <w:rPr/>
+      </w:pPr>
+      <w:r>
+        <w:rPr/>
+        <w:drawing>
+          <wp:inline distB="114300" distT="114300" distL="114300" distR="114300">
+            <wp:extent cx="6120000" cy="2755900"/>
+            <wp:effectExtent b="0" l="0" r="0" t="0"/>
+            <wp:docPr id="1" name="image1.png"/>
+            <a:graphic>
+              <a:graphicData uri="http://schemas.openxmlformats.org/drawingml/2006/picture">
+                <pic:pic>
+                  <pic:nvPicPr>
+                    <pic:cNvPr id="0" name="image1.png"/>
+                    <pic:cNvPicPr preferRelativeResize="0"/>
+                  </pic:nvPicPr>
+                  <pic:blipFill>
+                    <a:blip r:embed="rId7"/>
+                    <a:srcRect b="0" l="0" r="0" t="0"/>
+                    <a:stretch>
+                      <a:fillRect/>
+                    </a:stretch>
+                  </pic:blipFill>
+                  <pic:spPr>
+                    <a:xfrm>
+                      <a:off x="0" y="0"/>
+                      <a:ext cx="6120000" cy="2755900"/>
+                    </a:xfrm>
+                    <a:prstGeom prst="rect"/>
+                    <a:ln/>
+                  </pic:spPr>
+                </pic:pic>
+              </a:graphicData>
+            </a:graphic>
+          </wp:inline>
+        </w:drawing>
+      </w:r>
+      <w:r>
+        <w:rPr>
+          <w:rtl w:val="0"/>
+        </w:rPr>
+      </w:r>
+    </w:p>
+    <w:p>
+      <w:pPr>
+        <w:ind w:left="0" w:firstLine="0"/>
+        <w:jc w:val="both"/>
+        <w:rPr/>
+      </w:pPr>
+      <w:r>
+        <w:rPr>
+          <w:rtl w:val="0"/>
+        </w:rPr>
+      </w:r>
+    </w:p>
+    <w:p>
+      <w:pPr>
+        <w:ind w:left="0" w:firstLine="0"/>
+        <w:jc w:val="both"/>
+        <w:rPr/>
+      </w:pPr>
+      <w:r>
+        <w:rPr>
+          <w:rtl w:val="0"/>
+        </w:rPr>
+        <w:t xml:space="preserve">As conexões extras foram adicionadas entre os switches SW0, SW1 e SW2. </w:t>
+      </w:r>
+    </w:p>
+    <w:p>
+      <w:pPr>
+        <w:ind w:left="0" w:firstLine="0"/>
+        <w:jc w:val="both"/>
+        <w:rPr/>
+      </w:pPr>
+      <w:r>
+        <w:rPr>
+          <w:rtl w:val="0"/>
+        </w:rPr>
+      </w:r>
+    </w:p>
+    <w:p>
+      <w:pPr>
+        <w:ind w:left="0" w:firstLine="0"/>
+        <w:jc w:val="both"/>
+        <w:rPr/>
+      </w:pPr>
+      <w:r>
+        <w:rPr>
+          <w:rtl w:val="0"/>
+        </w:rPr>
+        <w:t xml:space="preserve">SW0 (Fa0/5) -&gt; SW1 (Fa0/8)</w:t>
+      </w:r>
+    </w:p>
+    <w:p>
+      <w:pPr>
+        <w:ind w:left="0" w:firstLine="0"/>
+        <w:jc w:val="both"/>
+        <w:rPr/>
+      </w:pPr>
+      <w:r>
+        <w:rPr>
+          <w:rtl w:val="0"/>
+        </w:rPr>
+        <w:t xml:space="preserve">SW1 (Fa0/9) -&gt; SW2 (Fa0/5) </w:t>
+      </w:r>
+    </w:p>
+    <w:p>
+      <w:pPr>
+        <w:ind w:left="0" w:firstLine="0"/>
+        <w:jc w:val="both"/>
+        <w:rPr/>
+      </w:pPr>
+      <w:r>
+        <w:rPr>
+          <w:rtl w:val="0"/>
+        </w:rPr>
+      </w:r>
+    </w:p>
+    <w:p>
+      <w:pPr>
+        <w:ind w:left="0" w:firstLine="0"/>
+        <w:jc w:val="both"/>
+        <w:rPr/>
+      </w:pPr>
+      <w:r>
+        <w:rPr>
+          <w:b w:val="1"/>
+          <w:bCs w:val="1"/>
+          <w:rtl w:val="0"/>
+        </w:rPr>
+        <w:t xml:space="preserve">Configuração dos switches</w:t>
+      </w:r>
+      <w:r>
+        <w:rPr>
+          <w:rtl w:val="0"/>
+        </w:rPr>
+        <w:t xml:space="preserve"> </w:t>
+      </w:r>
+    </w:p>
+    <w:p>
+      <w:pPr>
+        <w:ind w:left="0" w:firstLine="0"/>
+        <w:jc w:val="both"/>
+        <w:rPr/>
+      </w:pPr>
+      <w:r>
+        <w:rPr>
+          <w:rtl w:val="0"/>
+        </w:rPr>
+      </w:r>
+    </w:p>
+    <w:p>
+      <w:pPr>
+        <w:ind w:left="0" w:firstLine="0"/>
+        <w:jc w:val="both"/>
+        <w:rPr/>
+      </w:pPr>
+      <w:r>
+        <w:rPr>
+          <w:rtl w:val="0"/>
+        </w:rPr>
+        <w:t xml:space="preserve">Em todos os switches</w:t>
+      </w:r>
+    </w:p>
+    <w:p>
+      <w:pPr>
+        <w:ind w:left="0" w:firstLine="0"/>
+        <w:jc w:val="both"/>
+        <w:rPr/>
+      </w:pPr>
+      <w:r>
+        <w:rPr>
+          <w:rtl w:val="0"/>
+        </w:rPr>
+      </w:r>
+    </w:p>
+    <w:p>
+      <w:pPr>
+        <w:ind w:left="0" w:firstLine="0"/>
+        <w:jc w:val="both"/>
+        <w:rPr/>
+      </w:pPr>
+      <w:r>
+        <w:rPr>
+          <w:rtl w:val="0"/>
+        </w:rPr>
+        <w:t xml:space="preserve">enable </w:t>
+      </w:r>
+    </w:p>
+    <w:p>
+      <w:pPr>
+        <w:ind w:left="0" w:firstLine="0"/>
+        <w:jc w:val="both"/>
+        <w:rPr/>
+      </w:pPr>
+      <w:r>
+        <w:rPr>
+          <w:rtl w:val="0"/>
+        </w:rPr>
+        <w:t xml:space="preserve">conf t</w:t>
+      </w:r>
+    </w:p>
+    <w:p>
+      <w:pPr>
+        <w:ind w:left="0" w:firstLine="0"/>
+        <w:jc w:val="both"/>
+        <w:rPr/>
+      </w:pPr>
+      <w:r>
+        <w:rPr>
+          <w:rtl w:val="0"/>
+        </w:rPr>
+      </w:r>
+    </w:p>
+    <w:p>
+      <w:pPr>
+        <w:ind w:left="0" w:firstLine="0"/>
+        <w:jc w:val="both"/>
+        <w:rPr>
+          <w:i w:val="1"/>
+          <w:iCs w:val="1"/>
+        </w:rPr>
+      </w:pPr>
+      <w:r>
+        <w:rPr>
+          <w:i w:val="1"/>
+          <w:iCs w:val="1"/>
+          <w:rtl w:val="0"/>
+        </w:rPr>
+        <w:t xml:space="preserve">Criação das VLANs </w:t>
+      </w:r>
+    </w:p>
+    <w:p>
+      <w:pPr>
+        <w:jc w:val="both"/>
+        <w:rPr/>
+      </w:pPr>
+      <w:r>
+        <w:rPr>
+          <w:rtl w:val="0"/>
+        </w:rPr>
+        <w:t xml:space="preserve">vlan 10</w:t>
+      </w:r>
+    </w:p>
+    <w:p>
+      <w:pPr>
+        <w:jc w:val="both"/>
+        <w:rPr/>
+      </w:pPr>
+      <w:r>
+        <w:rPr>
+          <w:rtl w:val="0"/>
+        </w:rPr>
+        <w:t xml:space="preserve">name LAB</w:t>
+      </w:r>
+    </w:p>
+    <w:p>
+      <w:pPr>
+        <w:jc w:val="both"/>
+        <w:rPr/>
+      </w:pPr>
+      <w:r>
+        <w:rPr>
+          <w:rtl w:val="0"/>
+        </w:rPr>
+        <w:t xml:space="preserve">vlan 20</w:t>
+      </w:r>
+    </w:p>
+    <w:p>
+      <w:pPr>
+        <w:jc w:val="both"/>
+        <w:rPr/>
+      </w:pPr>
+      <w:r>
+        <w:rPr>
+          <w:rtl w:val="0"/>
+        </w:rPr>
+        <w:t xml:space="preserve">name ADM</w:t>
+      </w:r>
+    </w:p>
+    <w:p>
+      <w:pPr>
+        <w:jc w:val="both"/>
+        <w:rPr/>
+      </w:pPr>
+      <w:r>
+        <w:rPr>
+          <w:rtl w:val="0"/>
+        </w:rPr>
+        <w:t xml:space="preserve">vlan 30</w:t>
+      </w:r>
+    </w:p>
+    <w:p>
+      <w:pPr>
+        <w:jc w:val="both"/>
+        <w:rPr/>
+      </w:pPr>
+      <w:r>
+        <w:rPr>
+          <w:rtl w:val="0"/>
+        </w:rPr>
+        <w:t xml:space="preserve">name WIfILAB</w:t>
+      </w:r>
+    </w:p>
+    <w:p>
+      <w:pPr>
+        <w:jc w:val="both"/>
+        <w:rPr/>
+      </w:pPr>
+      <w:r>
+        <w:rPr>
+          <w:rtl w:val="0"/>
+        </w:rPr>
+        <w:t xml:space="preserve">vlan 40</w:t>
+      </w:r>
+    </w:p>
+    <w:p>
+      <w:pPr>
+        <w:jc w:val="both"/>
+        <w:rPr/>
+      </w:pPr>
+      <w:r>
+        <w:rPr>
+          <w:rtl w:val="0"/>
+        </w:rPr>
+        <w:t xml:space="preserve">name WiFiADM</w:t>
+      </w:r>
+    </w:p>
+    <w:p>
+      <w:pPr>
+        <w:jc w:val="both"/>
+        <w:rPr/>
+      </w:pPr>
+      <w:r>
+        <w:rPr>
+          <w:rtl w:val="0"/>
+        </w:rPr>
+        <w:t xml:space="preserve">vlan 58</w:t>
+      </w:r>
+    </w:p>
+    <w:p>
+      <w:pPr>
+        <w:jc w:val="both"/>
+        <w:rPr/>
+      </w:pPr>
+      <w:r>
+        <w:rPr>
+          <w:rtl w:val="0"/>
+        </w:rPr>
+        <w:t xml:space="preserve">name Native</w:t>
+      </w:r>
+    </w:p>
+    <w:p>
+      <w:pPr>
+        <w:jc w:val="both"/>
+        <w:rPr/>
+      </w:pPr>
+      <w:r>
+        <w:rPr>
+          <w:rtl w:val="0"/>
+        </w:rPr>
+        <w:t xml:space="preserve">vlan 100</w:t>
+      </w:r>
+    </w:p>
+    <w:p>
+      <w:pPr>
+        <w:ind w:left="0" w:firstLine="0"/>
+        <w:jc w:val="both"/>
+        <w:rPr/>
+      </w:pPr>
+      <w:r>
+        <w:rPr>
+          <w:rtl w:val="0"/>
+        </w:rPr>
+        <w:t xml:space="preserve">name Gerenciamento</w:t>
+      </w:r>
+    </w:p>
+    <w:p>
+      <w:pPr>
+        <w:ind w:left="0" w:firstLine="0"/>
+        <w:jc w:val="both"/>
+        <w:rPr/>
+      </w:pPr>
+      <w:r>
+        <w:rPr>
+          <w:rtl w:val="0"/>
+        </w:rPr>
+        <w:t xml:space="preserve">vlan 58 </w:t>
+      </w:r>
+    </w:p>
+    <w:p>
+      <w:pPr>
+        <w:ind w:left="0" w:firstLine="0"/>
+        <w:jc w:val="both"/>
+        <w:rPr/>
+      </w:pPr>
+      <w:r>
+        <w:rPr>
+          <w:rtl w:val="0"/>
+        </w:rPr>
+        <w:t xml:space="preserve">name Native </w:t>
+      </w:r>
+    </w:p>
+    <w:p>
+      <w:pPr>
+        <w:ind w:left="0" w:firstLine="0"/>
+        <w:jc w:val="both"/>
+        <w:rPr/>
+      </w:pPr>
+      <w:r>
+        <w:rPr>
+          <w:rtl w:val="0"/>
+        </w:rPr>
+      </w:r>
+    </w:p>
+    <w:p>
+      <w:pPr>
+        <w:ind w:left="0" w:firstLine="0"/>
+        <w:jc w:val="both"/>
+        <w:rPr>
+          <w:i w:val="1"/>
+          <w:iCs w:val="1"/>
+        </w:rPr>
+      </w:pPr>
+      <w:r>
+        <w:rPr>
+          <w:i w:val="1"/>
+          <w:iCs w:val="1"/>
+          <w:rtl w:val="0"/>
+        </w:rPr>
+        <w:t xml:space="preserve">Definição do RSTP</w:t>
+      </w:r>
+    </w:p>
+    <w:p>
+      <w:pPr>
+        <w:ind w:left="0" w:firstLine="0"/>
+        <w:jc w:val="both"/>
+        <w:rPr/>
+      </w:pPr>
+      <w:r>
+        <w:rPr>
+          <w:rtl w:val="0"/>
+        </w:rPr>
+        <w:t xml:space="preserve">spanning-tree mode rapid-pvst </w:t>
+      </w:r>
+    </w:p>
+    <w:p>
+      <w:pPr>
+        <w:ind w:left="0" w:firstLine="0"/>
+        <w:jc w:val="both"/>
+        <w:rPr/>
+      </w:pPr>
+      <w:r>
+        <w:rPr>
+          <w:rtl w:val="0"/>
+        </w:rPr>
+      </w:r>
+    </w:p>
+    <w:p>
+      <w:pPr>
+        <w:ind w:left="0" w:firstLine="0"/>
+        <w:jc w:val="both"/>
+        <w:rPr>
+          <w:i w:val="1"/>
+          <w:iCs w:val="1"/>
+        </w:rPr>
+      </w:pPr>
+      <w:r>
+        <w:rPr>
+          <w:i w:val="1"/>
+          <w:iCs w:val="1"/>
+          <w:rtl w:val="0"/>
+        </w:rPr>
+        <w:t xml:space="preserve">Ativar DHCP Snooping e DAI localmente no switch de acesso</w:t>
+      </w:r>
+    </w:p>
+    <w:p>
+      <w:pPr>
+        <w:ind w:left="0" w:firstLine="0"/>
+        <w:jc w:val="both"/>
+        <w:rPr/>
+      </w:pPr>
+      <w:r>
+        <w:rPr>
+          <w:rtl w:val="0"/>
+        </w:rPr>
+        <w:t xml:space="preserve">ip dhcp snooping </w:t>
+      </w:r>
+    </w:p>
+    <w:p>
+      <w:pPr>
+        <w:ind w:left="0" w:firstLine="0"/>
+        <w:jc w:val="both"/>
+        <w:rPr/>
+      </w:pPr>
+      <w:r>
+        <w:rPr>
+          <w:rtl w:val="0"/>
+        </w:rPr>
+        <w:t xml:space="preserve">ip dhcp snooping vlan 100,10,20,30,40,58</w:t>
+      </w:r>
+    </w:p>
+    <w:p>
+      <w:pPr>
+        <w:ind w:left="0" w:firstLine="0"/>
+        <w:jc w:val="both"/>
+        <w:rPr/>
+      </w:pPr>
+      <w:r>
+        <w:rPr>
+          <w:rtl w:val="0"/>
+        </w:rPr>
+        <w:t xml:space="preserve">no ip dhcp snooping information option </w:t>
+      </w:r>
+    </w:p>
+    <w:p>
+      <w:pPr>
+        <w:ind w:left="0" w:firstLine="0"/>
+        <w:jc w:val="both"/>
+        <w:rPr/>
+      </w:pPr>
+      <w:r>
+        <w:rPr>
+          <w:rtl w:val="0"/>
+        </w:rPr>
+        <w:t xml:space="preserve">ip arp inspection vlan 100,10,20,30,40,58</w:t>
+      </w:r>
+    </w:p>
+    <w:p>
+      <w:pPr>
+        <w:ind w:left="0" w:firstLine="0"/>
+        <w:jc w:val="both"/>
+        <w:rPr/>
+      </w:pPr>
+      <w:r>
+        <w:rPr>
+          <w:rtl w:val="0"/>
+        </w:rPr>
+      </w:r>
+    </w:p>
+    <w:p>
+      <w:pPr>
+        <w:ind w:left="0" w:firstLine="0"/>
+        <w:jc w:val="both"/>
+        <w:rPr>
+          <w:i w:val="1"/>
+          <w:iCs w:val="1"/>
+        </w:rPr>
+      </w:pPr>
+      <w:r>
+        <w:rPr>
+          <w:i w:val="1"/>
+          <w:iCs w:val="1"/>
+          <w:rtl w:val="0"/>
+        </w:rPr>
+        <w:t xml:space="preserve">Configurar as portas de Uplink (que ligam ao SWPrin) como CONFIÁVEIS</w:t>
+      </w:r>
+    </w:p>
+    <w:p>
+      <w:pPr>
+        <w:ind w:left="0" w:firstLine="0"/>
+        <w:jc w:val="both"/>
+        <w:rPr/>
+      </w:pPr>
+      <w:r>
+        <w:rPr>
+          <w:rtl w:val="0"/>
+        </w:rPr>
+        <w:t xml:space="preserve">SW0 (f0/4) | SW1 (f0/3) | SW2 (f0/2)</w:t>
+      </w:r>
+    </w:p>
+    <w:p>
+      <w:pPr>
+        <w:ind w:left="0" w:firstLine="0"/>
+        <w:jc w:val="both"/>
+        <w:rPr/>
+      </w:pPr>
+      <w:r>
+        <w:rPr>
+          <w:rtl w:val="0"/>
+        </w:rPr>
+        <w:t xml:space="preserve">ip dhcp snooping trust </w:t>
+      </w:r>
+    </w:p>
+    <w:p>
+      <w:pPr>
+        <w:ind w:left="0" w:firstLine="0"/>
+        <w:jc w:val="both"/>
+        <w:rPr/>
+      </w:pPr>
+      <w:r>
+        <w:rPr>
+          <w:rtl w:val="0"/>
+        </w:rPr>
+        <w:t xml:space="preserve">ip arp inspection trust</w:t>
+      </w:r>
+    </w:p>
+    <w:p>
+      <w:pPr>
+        <w:ind w:left="0" w:firstLine="0"/>
+        <w:jc w:val="both"/>
+        <w:rPr/>
+      </w:pPr>
+      <w:r>
+        <w:rPr>
+          <w:rtl w:val="0"/>
+        </w:rPr>
+      </w:r>
+    </w:p>
+    <w:p>
+      <w:pPr>
+        <w:ind w:left="0" w:firstLine="0"/>
+        <w:jc w:val="both"/>
+        <w:rPr>
+          <w:i w:val="1"/>
+          <w:iCs w:val="1"/>
+        </w:rPr>
+      </w:pPr>
+      <w:r>
+        <w:rPr>
+          <w:i w:val="1"/>
+          <w:iCs w:val="1"/>
+          <w:rtl w:val="0"/>
+        </w:rPr>
+        <w:t xml:space="preserve">Definição de portas tronco</w:t>
+      </w:r>
+    </w:p>
+    <w:p>
+      <w:pPr>
+        <w:ind w:left="0" w:firstLine="0"/>
+        <w:jc w:val="both"/>
+        <w:rPr/>
+      </w:pPr>
+      <w:r>
+        <w:rPr>
+          <w:rtl w:val="0"/>
+        </w:rPr>
+        <w:t xml:space="preserve">int range f0/</w:t>
+      </w:r>
+    </w:p>
+    <w:p>
+      <w:pPr>
+        <w:ind w:left="0" w:firstLine="0"/>
+        <w:jc w:val="both"/>
+        <w:rPr/>
+      </w:pPr>
+      <w:r>
+        <w:rPr>
+          <w:rtl w:val="0"/>
+        </w:rPr>
+        <w:t xml:space="preserve">sw mode trunk</w:t>
+      </w:r>
+    </w:p>
+    <w:p>
+      <w:pPr>
+        <w:ind w:left="0" w:firstLine="0"/>
+        <w:jc w:val="both"/>
+        <w:rPr/>
+      </w:pPr>
+      <w:r>
+        <w:rPr>
+          <w:rtl w:val="0"/>
+        </w:rPr>
+        <w:t xml:space="preserve">sw trunk native vlan 58</w:t>
+      </w:r>
+    </w:p>
+    <w:p>
+      <w:pPr>
+        <w:ind w:left="0" w:firstLine="0"/>
+        <w:jc w:val="both"/>
+        <w:rPr/>
+      </w:pPr>
+      <w:r>
+        <w:rPr>
+          <w:rtl w:val="0"/>
+        </w:rPr>
+        <w:t xml:space="preserve">sw nonegotiate</w:t>
+      </w:r>
+    </w:p>
+    <w:p>
+      <w:pPr>
+        <w:ind w:left="0" w:firstLine="0"/>
+        <w:jc w:val="both"/>
+        <w:rPr/>
+      </w:pPr>
+      <w:r>
+        <w:rPr>
+          <w:rtl w:val="0"/>
+        </w:rPr>
+      </w:r>
+    </w:p>
+    <w:p>
+      <w:pPr>
+        <w:ind w:left="0" w:firstLine="0"/>
+        <w:jc w:val="both"/>
+        <w:rPr/>
+      </w:pPr>
+      <w:r>
+        <w:rPr>
+          <w:rtl w:val="0"/>
+        </w:rPr>
+        <w:t xml:space="preserve">Configuração das portas de acesso dos PCs</w:t>
+      </w:r>
+    </w:p>
+    <w:p>
+      <w:pPr>
+        <w:ind w:left="0" w:firstLine="0"/>
+        <w:jc w:val="both"/>
+        <w:rPr/>
+      </w:pPr>
+      <w:r>
+        <w:rPr>
+          <w:rtl w:val="0"/>
+        </w:rPr>
+        <w:t xml:space="preserve">SWPrin (f0/6) | SW1 (f0/4 - 7) | SW3 (f0/2 - 5) | SW4 (f0/2 - 5) | SW5 (f0/2 - 4) | SW6 (f0/2 - 4)</w:t>
+      </w:r>
+    </w:p>
+    <w:p>
+      <w:pPr>
+        <w:ind w:left="0" w:firstLine="0"/>
+        <w:jc w:val="both"/>
+        <w:rPr/>
+      </w:pPr>
+      <w:r>
+        <w:rPr>
+          <w:rtl w:val="0"/>
+        </w:rPr>
+        <w:t xml:space="preserve">sw mode access </w:t>
+      </w:r>
+    </w:p>
+    <w:p>
+      <w:pPr>
+        <w:ind w:left="0" w:firstLine="0"/>
+        <w:jc w:val="both"/>
+        <w:rPr/>
+      </w:pPr>
+      <w:r>
+        <w:rPr>
+          <w:rtl w:val="0"/>
+        </w:rPr>
+        <w:t xml:space="preserve">sw port-security</w:t>
+      </w:r>
+    </w:p>
+    <w:p>
+      <w:pPr>
+        <w:ind w:left="0" w:firstLine="0"/>
+        <w:jc w:val="both"/>
+        <w:rPr/>
+      </w:pPr>
+      <w:r>
+        <w:rPr>
+          <w:rtl w:val="0"/>
+        </w:rPr>
+        <w:t xml:space="preserve">sw port-security max 1</w:t>
+      </w:r>
+    </w:p>
+    <w:p>
+      <w:pPr>
+        <w:ind w:left="0" w:firstLine="0"/>
+        <w:jc w:val="both"/>
+        <w:rPr/>
+      </w:pPr>
+      <w:r>
+        <w:rPr>
+          <w:rtl w:val="0"/>
+        </w:rPr>
+        <w:t xml:space="preserve">sw port-security mac-add sticky </w:t>
+      </w:r>
+    </w:p>
+    <w:p>
+      <w:pPr>
+        <w:ind w:left="0" w:firstLine="0"/>
+        <w:jc w:val="both"/>
+        <w:rPr/>
+      </w:pPr>
+      <w:r>
+        <w:rPr>
+          <w:rtl w:val="0"/>
+        </w:rPr>
+        <w:t xml:space="preserve">sw port-security violation shutdown </w:t>
+      </w:r>
+    </w:p>
+    <w:p>
+      <w:pPr>
+        <w:ind w:left="0" w:firstLine="0"/>
+        <w:jc w:val="both"/>
+        <w:rPr/>
+      </w:pPr>
+      <w:r>
+        <w:rPr>
+          <w:rtl w:val="0"/>
+        </w:rPr>
+        <w:t xml:space="preserve">sw nonegotiate</w:t>
+      </w:r>
+    </w:p>
+    <w:p>
+      <w:pPr>
+        <w:ind w:left="0" w:firstLine="0"/>
+        <w:jc w:val="both"/>
+        <w:rPr/>
+      </w:pPr>
+      <w:r>
+        <w:rPr>
+          <w:rtl w:val="0"/>
+        </w:rPr>
+        <w:t xml:space="preserve">spanning-tree portfast</w:t>
+      </w:r>
+    </w:p>
+    <w:p>
+      <w:pPr>
+        <w:ind w:left="0" w:firstLine="0"/>
+        <w:jc w:val="both"/>
+        <w:rPr/>
+      </w:pPr>
+      <w:r>
+        <w:rPr>
+          <w:rtl w:val="0"/>
+        </w:rPr>
+        <w:t xml:space="preserve">spanning-tree bpduguard enable</w:t>
+      </w:r>
+    </w:p>
+    <w:p>
+      <w:pPr>
+        <w:ind w:left="0" w:firstLine="0"/>
+        <w:jc w:val="both"/>
+        <w:rPr/>
+      </w:pPr>
+      <w:r>
+        <w:rPr>
+          <w:rtl w:val="0"/>
+        </w:rPr>
+      </w:r>
+    </w:p>
+    <w:p>
+      <w:pPr>
+        <w:ind w:left="0" w:firstLine="0"/>
+        <w:jc w:val="both"/>
+        <w:rPr/>
+      </w:pPr>
+      <w:r>
+        <w:rPr>
+          <w:rtl w:val="0"/>
+        </w:rPr>
+      </w:r>
+    </w:p>
+    <w:p>
+      <w:pPr>
+        <w:ind w:left="0" w:firstLine="0"/>
+        <w:jc w:val="center"/>
+        <w:rPr/>
+      </w:pPr>
+      <w:r>
+        <w:rPr>
+          <w:b w:val="1"/>
+          <w:bCs w:val="1"/>
+          <w:rtl w:val="0"/>
+        </w:rPr>
+        <w:t xml:space="preserve">SWPrin</w:t>
+      </w:r>
+      <w:r>
+        <w:rPr>
+          <w:rtl w:val="0"/>
+        </w:rPr>
+        <w:t xml:space="preserve"> (esse switch concentra a rede, dessa forma, ele será o nosso root no RSTP e confiável nas mensagens DHCP que vem do roteador ou servidor)</w:t>
+      </w:r>
+    </w:p>
+    <w:p>
+      <w:pPr>
+        <w:ind w:left="0" w:firstLine="0"/>
+        <w:jc w:val="both"/>
+        <w:rPr/>
+      </w:pPr>
+      <w:r>
+        <w:rPr>
+          <w:rtl w:val="0"/>
+        </w:rPr>
+      </w:r>
+    </w:p>
+    <w:p>
+      <w:pPr>
+        <w:ind w:left="0" w:firstLine="0"/>
+        <w:jc w:val="both"/>
+        <w:rPr/>
+      </w:pPr>
+      <w:r>
+        <w:rPr>
+          <w:rtl w:val="0"/>
+        </w:rPr>
+        <w:t xml:space="preserve">Definir as portas trunk </w:t>
+      </w:r>
+    </w:p>
+    <w:p>
+      <w:pPr>
+        <w:jc w:val="both"/>
+        <w:rPr/>
+      </w:pPr>
+      <w:r>
+        <w:rPr>
+          <w:rtl w:val="0"/>
+        </w:rPr>
+        <w:t xml:space="preserve">SWPrin(config)#int range f0/1 - 3, g0/1</w:t>
+      </w:r>
+    </w:p>
+    <w:p>
+      <w:pPr>
+        <w:jc w:val="both"/>
+        <w:rPr/>
+      </w:pPr>
+      <w:r>
+        <w:rPr>
+          <w:rtl w:val="0"/>
+        </w:rPr>
+        <w:t xml:space="preserve">SWPrin(config-if-range)#switchport mode trunk</w:t>
+      </w:r>
+    </w:p>
+    <w:p>
+      <w:pPr>
+        <w:jc w:val="both"/>
+        <w:rPr/>
+      </w:pPr>
+      <w:r>
+        <w:rPr>
+          <w:rtl w:val="0"/>
+        </w:rPr>
+        <w:t xml:space="preserve">SWPrin(config)#switchport trunk native vlan 58</w:t>
+      </w:r>
+    </w:p>
+    <w:p>
+      <w:pPr>
+        <w:jc w:val="both"/>
+        <w:rPr/>
+      </w:pPr>
+      <w:r>
+        <w:rPr>
+          <w:rtl w:val="0"/>
+        </w:rPr>
+        <w:t xml:space="preserve">SWPrin(config)#switchport nonegotiate  </w:t>
+      </w:r>
+    </w:p>
+    <w:p>
+      <w:pPr>
+        <w:ind w:left="0" w:firstLine="0"/>
+        <w:jc w:val="both"/>
+        <w:rPr/>
+      </w:pPr>
+      <w:r>
+        <w:rPr>
+          <w:rtl w:val="0"/>
+        </w:rPr>
+      </w:r>
+    </w:p>
+    <w:p>
+      <w:pPr>
+        <w:ind w:left="0" w:firstLine="0"/>
+        <w:jc w:val="both"/>
+        <w:rPr>
+          <w:i w:val="1"/>
+          <w:iCs w:val="1"/>
+        </w:rPr>
+      </w:pPr>
+      <w:r>
+        <w:rPr>
+          <w:i w:val="1"/>
+          <w:iCs w:val="1"/>
+          <w:rtl w:val="0"/>
+        </w:rPr>
+        <w:t xml:space="preserve">Forçar o switch como root bridge do RSTP </w:t>
+      </w:r>
+    </w:p>
+    <w:p>
+      <w:pPr>
+        <w:jc w:val="both"/>
+        <w:rPr/>
+      </w:pPr>
+      <w:r>
+        <w:rPr>
+          <w:rtl w:val="0"/>
+        </w:rPr>
+        <w:t xml:space="preserve">SWPrin(config)#spanning-tree vlan 1,10,20,30,40,100 root primary</w:t>
+      </w:r>
+    </w:p>
+    <w:p>
+      <w:pPr>
+        <w:jc w:val="both"/>
+        <w:rPr/>
+      </w:pPr>
+      <w:r>
+        <w:rPr>
+          <w:rtl w:val="0"/>
+        </w:rPr>
+      </w:r>
+    </w:p>
+    <w:p>
+      <w:pPr>
+        <w:jc w:val="both"/>
+        <w:rPr>
+          <w:i w:val="1"/>
+          <w:iCs w:val="1"/>
+        </w:rPr>
+      </w:pPr>
+      <w:r>
+        <w:rPr>
+          <w:i w:val="1"/>
+          <w:iCs w:val="1"/>
+          <w:rtl w:val="0"/>
+        </w:rPr>
+        <w:t xml:space="preserve">Ativar o DHCP Snooping Globalmente e nas VLANs</w:t>
+      </w:r>
+    </w:p>
+    <w:p>
+      <w:pPr>
+        <w:jc w:val="both"/>
+        <w:rPr/>
+      </w:pPr>
+      <w:r>
+        <w:rPr>
+          <w:rtl w:val="0"/>
+        </w:rPr>
+        <w:t xml:space="preserve">SWPrin(config)#ip dhcp snooping </w:t>
+      </w:r>
+    </w:p>
+    <w:p>
+      <w:pPr>
+        <w:jc w:val="both"/>
+        <w:rPr/>
+      </w:pPr>
+      <w:r>
+        <w:rPr>
+          <w:rtl w:val="0"/>
+        </w:rPr>
+        <w:t xml:space="preserve">SWPrin(config)#ip dhcp snooping vlan 1,10,20,30,40,100</w:t>
+      </w:r>
+    </w:p>
+    <w:p>
+      <w:pPr>
+        <w:jc w:val="both"/>
+        <w:rPr/>
+      </w:pPr>
+      <w:r>
+        <w:rPr>
+          <w:rtl w:val="0"/>
+        </w:rPr>
+        <w:t xml:space="preserve">SWPrin(config)#no ip dhcp snooping information option</w:t>
+      </w:r>
+    </w:p>
+    <w:p>
+      <w:pPr>
+        <w:jc w:val="both"/>
+        <w:rPr/>
+      </w:pPr>
+      <w:r>
+        <w:rPr>
+          <w:rtl w:val="0"/>
+        </w:rPr>
+      </w:r>
+    </w:p>
+    <w:p>
+      <w:pPr>
+        <w:jc w:val="both"/>
+        <w:rPr>
+          <w:i w:val="1"/>
+          <w:iCs w:val="1"/>
+        </w:rPr>
+      </w:pPr>
+      <w:r>
+        <w:rPr>
+          <w:i w:val="1"/>
+          <w:iCs w:val="1"/>
+          <w:rtl w:val="0"/>
+        </w:rPr>
+        <w:t xml:space="preserve">Definir a porta que vai para o Router0 como CONFIÁVEL para DHCP e ARP</w:t>
+      </w:r>
+    </w:p>
+    <w:p>
+      <w:pPr>
+        <w:jc w:val="both"/>
+        <w:rPr/>
+      </w:pPr>
+      <w:r>
+        <w:rPr>
+          <w:rtl w:val="0"/>
+        </w:rPr>
+        <w:t xml:space="preserve">SWPrin(config)#interface g0/1</w:t>
+      </w:r>
+    </w:p>
+    <w:p>
+      <w:pPr>
+        <w:jc w:val="both"/>
+        <w:rPr/>
+      </w:pPr>
+      <w:r>
+        <w:rPr>
+          <w:rtl w:val="0"/>
+        </w:rPr>
+        <w:t xml:space="preserve">SWPrin(config)#ip dhcp snooping trust</w:t>
+      </w:r>
+    </w:p>
+    <w:p>
+      <w:pPr>
+        <w:jc w:val="both"/>
+        <w:rPr/>
+      </w:pPr>
+      <w:r>
+        <w:rPr>
+          <w:rtl w:val="0"/>
+        </w:rPr>
+        <w:t xml:space="preserve">SWPrin(config)#ip arp inspection trust</w:t>
+      </w:r>
+    </w:p>
+    <w:p>
+      <w:pPr>
+        <w:jc w:val="both"/>
+        <w:rPr/>
+      </w:pPr>
+      <w:r>
+        <w:rPr>
+          <w:rtl w:val="0"/>
+        </w:rPr>
+      </w:r>
+    </w:p>
+    <w:p>
+      <w:pPr>
+        <w:jc w:val="both"/>
+        <w:rPr>
+          <w:i w:val="1"/>
+          <w:iCs w:val="1"/>
+        </w:rPr>
+      </w:pPr>
+      <w:r>
+        <w:rPr>
+          <w:i w:val="1"/>
+          <w:iCs w:val="1"/>
+          <w:rtl w:val="0"/>
+        </w:rPr>
+        <w:t xml:space="preserve">Definir os links que vão para os outros switches (Trunks) também como CONFIÁVEIS</w:t>
+      </w:r>
+    </w:p>
+    <w:p>
+      <w:pPr>
+        <w:jc w:val="both"/>
+        <w:rPr/>
+      </w:pPr>
+      <w:r>
+        <w:rPr>
+          <w:rtl w:val="0"/>
+        </w:rPr>
+        <w:t xml:space="preserve">SWPrin(config)#int range f0/1 - 3</w:t>
+      </w:r>
+    </w:p>
+    <w:p>
+      <w:pPr>
+        <w:jc w:val="both"/>
+        <w:rPr/>
+      </w:pPr>
+      <w:r>
+        <w:rPr>
+          <w:rtl w:val="0"/>
+        </w:rPr>
+        <w:t xml:space="preserve">SWPrin(config-if-range)#ip dhcp snooping trust</w:t>
+      </w:r>
+    </w:p>
+    <w:p>
+      <w:pPr>
+        <w:jc w:val="both"/>
+        <w:rPr/>
+      </w:pPr>
+      <w:r>
+        <w:rPr>
+          <w:rtl w:val="0"/>
+        </w:rPr>
+        <w:t xml:space="preserve">SWPrin(config-if-range)#ip arp inspection trust</w:t>
+      </w:r>
+    </w:p>
+    <w:p>
+      <w:pPr>
+        <w:jc w:val="both"/>
+        <w:rPr/>
+      </w:pPr>
+      <w:r>
+        <w:rPr>
+          <w:rtl w:val="0"/>
+        </w:rPr>
+      </w:r>
+    </w:p>
+    <w:p>
+      <w:pPr>
+        <w:jc w:val="both"/>
+        <w:rPr/>
+      </w:pPr>
+      <w:r>
+        <w:rPr>
+          <w:rtl w:val="0"/>
+        </w:rPr>
+      </w:r>
+    </w:p>
+    <w:p>
+      <w:pPr>
+        <w:jc w:val="both"/>
+        <w:rPr/>
+      </w:pPr>
+      <w:r>
+        <w:rPr>
+          <w:rtl w:val="0"/>
+        </w:rPr>
+      </w:r>
+    </w:p>
+    <w:p>
+      <w:pPr>
+        <w:ind w:left="0" w:firstLine="0"/>
+        <w:jc w:val="both"/>
+        <w:rPr/>
+      </w:pPr>
+      <w:r>
+        <w:rPr>
+          <w:rtl w:val="0"/>
+        </w:rPr>
       </w:r>
     </w:p>
     <w:sectPr>

--- a/DOCUMENTO_PROJETO/TS - Projeto REDES II.docx
+++ b/DOCUMENTO_PROJETO/TS - Projeto REDES II.docx
@@ -296,7 +296,7 @@
               <w:rPr>
                 <w:rtl w:val="0"/>
               </w:rPr>
-              <w:t xml:space="preserve">100.0.0.0/28</w:t>
+              <w:t xml:space="preserve">100.0.0.112/28</w:t>
             </w:r>
           </w:p>
         </w:tc>
@@ -1207,46 +1207,6 @@
     <w:p>
       <w:pPr>
         <w:jc w:val="both"/>
-        <w:rPr>
-          <w:b w:val="1"/>
-          <w:bCs w:val="1"/>
-        </w:rPr>
-      </w:pPr>
-      <w:r>
-        <w:rPr>
-          <w:b w:val="1"/>
-          <w:bCs w:val="1"/>
-          <w:rtl w:val="0"/>
-        </w:rPr>
-        <w:t xml:space="preserve">Seção de Tabelas de Endereçamentos</w:t>
-      </w:r>
-    </w:p>
-    <w:p>
-      <w:pPr>
-        <w:jc w:val="both"/>
-        <w:rPr/>
-      </w:pPr>
-      <w:r>
-        <w:rPr>
-          <w:rtl w:val="0"/>
-        </w:rPr>
-      </w:r>
-    </w:p>
-    <w:p>
-      <w:pPr>
-        <w:jc w:val="both"/>
-        <w:rPr/>
-      </w:pPr>
-      <w:r>
-        <w:rPr>
-          <w:rtl w:val="0"/>
-        </w:rPr>
-        <w:t xml:space="preserve">Rede do Departamento de TI </w:t>
-      </w:r>
-    </w:p>
-    <w:p>
-      <w:pPr>
-        <w:jc w:val="both"/>
         <w:rPr/>
       </w:pPr>
       <w:r>
@@ -1258,6 +1218,618 @@
     <w:tbl>
       <w:tblPr>
         <w:tblStyle w:val="Table3"/>
+        <w:tblW w:w="9640.0" w:type="dxa"/>
+        <w:jc w:val="left"/>
+        <w:tblBorders>
+          <w:top w:color="000000" w:space="0" w:sz="8" w:val="single"/>
+          <w:left w:color="000000" w:space="0" w:sz="8" w:val="single"/>
+          <w:bottom w:color="000000" w:space="0" w:sz="8" w:val="single"/>
+          <w:right w:color="000000" w:space="0" w:sz="8" w:val="single"/>
+          <w:insideH w:color="000000" w:space="0" w:sz="8" w:val="single"/>
+          <w:insideV w:color="000000" w:space="0" w:sz="8" w:val="single"/>
+        </w:tblBorders>
+        <w:tblLayout w:type="fixed"/>
+        <w:tblLook w:val="0600"/>
+      </w:tblPr>
+      <w:tblGrid>
+        <w:gridCol w:w="3213.3333333333335"/>
+        <w:gridCol w:w="3213.3333333333335"/>
+        <w:gridCol w:w="3213.3333333333335"/>
+        <w:tblGridChange w:id="0">
+          <w:tblGrid>
+            <w:gridCol w:w="3213.3333333333335"/>
+            <w:gridCol w:w="3213.3333333333335"/>
+            <w:gridCol w:w="3213.3333333333335"/>
+          </w:tblGrid>
+        </w:tblGridChange>
+      </w:tblGrid>
+      <w:tr>
+        <w:trPr>
+          <w:cantSplit w:val="0"/>
+          <w:tblHeader w:val="0"/>
+        </w:trPr>
+        <w:tc>
+          <w:tcPr>
+            <w:shd w:fill="a4c2f4" w:val="clear"/>
+            <w:tcMar>
+              <w:top w:w="100.0" w:type="dxa"/>
+              <w:left w:w="100.0" w:type="dxa"/>
+              <w:bottom w:w="100.0" w:type="dxa"/>
+              <w:right w:w="100.0" w:type="dxa"/>
+            </w:tcMar>
+            <w:vAlign w:val="top"/>
+          </w:tcPr>
+          <w:p>
+            <w:pPr>
+              <w:widowControl w:val="0"/>
+              <w:spacing w:line="240" w:lineRule="auto"/>
+              <w:jc w:val="both"/>
+              <w:rPr/>
+            </w:pPr>
+            <w:r>
+              <w:rPr>
+                <w:rtl w:val="0"/>
+              </w:rPr>
+              <w:t xml:space="preserve">Departamento</w:t>
+            </w:r>
+          </w:p>
+        </w:tc>
+        <w:tc>
+          <w:tcPr>
+            <w:shd w:fill="a4c2f4" w:val="clear"/>
+            <w:tcMar>
+              <w:top w:w="100.0" w:type="dxa"/>
+              <w:left w:w="100.0" w:type="dxa"/>
+              <w:bottom w:w="100.0" w:type="dxa"/>
+              <w:right w:w="100.0" w:type="dxa"/>
+            </w:tcMar>
+            <w:vAlign w:val="top"/>
+          </w:tcPr>
+          <w:p>
+            <w:pPr>
+              <w:widowControl w:val="0"/>
+              <w:spacing w:line="240" w:lineRule="auto"/>
+              <w:jc w:val="both"/>
+              <w:rPr/>
+            </w:pPr>
+            <w:r>
+              <w:rPr>
+                <w:rtl w:val="0"/>
+              </w:rPr>
+              <w:t xml:space="preserve">Interface no Router0</w:t>
+            </w:r>
+          </w:p>
+        </w:tc>
+        <w:tc>
+          <w:tcPr>
+            <w:shd w:fill="a4c2f4" w:val="clear"/>
+            <w:tcMar>
+              <w:top w:w="100.0" w:type="dxa"/>
+              <w:left w:w="100.0" w:type="dxa"/>
+              <w:bottom w:w="100.0" w:type="dxa"/>
+              <w:right w:w="100.0" w:type="dxa"/>
+            </w:tcMar>
+            <w:vAlign w:val="top"/>
+          </w:tcPr>
+          <w:p>
+            <w:pPr>
+              <w:widowControl w:val="0"/>
+              <w:spacing w:line="240" w:lineRule="auto"/>
+              <w:jc w:val="both"/>
+              <w:rPr/>
+            </w:pPr>
+            <w:r>
+              <w:rPr>
+                <w:rtl w:val="0"/>
+              </w:rPr>
+              <w:t xml:space="preserve">Endereço</w:t>
+            </w:r>
+          </w:p>
+        </w:tc>
+      </w:tr>
+      <w:tr>
+        <w:trPr>
+          <w:cantSplit w:val="0"/>
+          <w:tblHeader w:val="0"/>
+        </w:trPr>
+        <w:tc>
+          <w:tcPr>
+            <w:shd w:fill="auto" w:val="clear"/>
+            <w:tcMar>
+              <w:top w:w="100.0" w:type="dxa"/>
+              <w:left w:w="100.0" w:type="dxa"/>
+              <w:bottom w:w="100.0" w:type="dxa"/>
+              <w:right w:w="100.0" w:type="dxa"/>
+            </w:tcMar>
+            <w:vAlign w:val="top"/>
+          </w:tcPr>
+          <w:p>
+            <w:pPr>
+              <w:widowControl w:val="0"/>
+              <w:spacing w:line="240" w:lineRule="auto"/>
+              <w:jc w:val="both"/>
+              <w:rPr/>
+            </w:pPr>
+            <w:r>
+              <w:rPr>
+                <w:rtl w:val="0"/>
+              </w:rPr>
+              <w:t xml:space="preserve">TI</w:t>
+            </w:r>
+          </w:p>
+        </w:tc>
+        <w:tc>
+          <w:tcPr>
+            <w:shd w:fill="auto" w:val="clear"/>
+            <w:tcMar>
+              <w:top w:w="100.0" w:type="dxa"/>
+              <w:left w:w="100.0" w:type="dxa"/>
+              <w:bottom w:w="100.0" w:type="dxa"/>
+              <w:right w:w="100.0" w:type="dxa"/>
+            </w:tcMar>
+            <w:vAlign w:val="top"/>
+          </w:tcPr>
+          <w:p>
+            <w:pPr>
+              <w:widowControl w:val="0"/>
+              <w:spacing w:line="240" w:lineRule="auto"/>
+              <w:jc w:val="both"/>
+              <w:rPr/>
+            </w:pPr>
+            <w:r>
+              <w:rPr>
+                <w:rtl w:val="0"/>
+              </w:rPr>
+              <w:t xml:space="preserve">g0/1.100</w:t>
+            </w:r>
+          </w:p>
+        </w:tc>
+        <w:tc>
+          <w:tcPr>
+            <w:shd w:fill="auto" w:val="clear"/>
+            <w:tcMar>
+              <w:top w:w="100.0" w:type="dxa"/>
+              <w:left w:w="100.0" w:type="dxa"/>
+              <w:bottom w:w="100.0" w:type="dxa"/>
+              <w:right w:w="100.0" w:type="dxa"/>
+            </w:tcMar>
+            <w:vAlign w:val="top"/>
+          </w:tcPr>
+          <w:p>
+            <w:pPr>
+              <w:widowControl w:val="0"/>
+              <w:spacing w:line="240" w:lineRule="auto"/>
+              <w:jc w:val="both"/>
+              <w:rPr/>
+            </w:pPr>
+            <w:r>
+              <w:rPr>
+                <w:rtl w:val="0"/>
+              </w:rPr>
+              <w:t xml:space="preserve">100.0.0.113</w:t>
+            </w:r>
+          </w:p>
+        </w:tc>
+      </w:tr>
+      <w:tr>
+        <w:trPr>
+          <w:cantSplit w:val="0"/>
+          <w:tblHeader w:val="0"/>
+        </w:trPr>
+        <w:tc>
+          <w:tcPr>
+            <w:shd w:fill="auto" w:val="clear"/>
+            <w:tcMar>
+              <w:top w:w="100.0" w:type="dxa"/>
+              <w:left w:w="100.0" w:type="dxa"/>
+              <w:bottom w:w="100.0" w:type="dxa"/>
+              <w:right w:w="100.0" w:type="dxa"/>
+            </w:tcMar>
+            <w:vAlign w:val="top"/>
+          </w:tcPr>
+          <w:p>
+            <w:pPr>
+              <w:widowControl w:val="0"/>
+              <w:spacing w:line="240" w:lineRule="auto"/>
+              <w:jc w:val="both"/>
+              <w:rPr/>
+            </w:pPr>
+            <w:r>
+              <w:rPr>
+                <w:rtl w:val="0"/>
+              </w:rPr>
+              <w:t xml:space="preserve">Laboratório</w:t>
+            </w:r>
+          </w:p>
+        </w:tc>
+        <w:tc>
+          <w:tcPr>
+            <w:shd w:fill="auto" w:val="clear"/>
+            <w:tcMar>
+              <w:top w:w="100.0" w:type="dxa"/>
+              <w:left w:w="100.0" w:type="dxa"/>
+              <w:bottom w:w="100.0" w:type="dxa"/>
+              <w:right w:w="100.0" w:type="dxa"/>
+            </w:tcMar>
+            <w:vAlign w:val="top"/>
+          </w:tcPr>
+          <w:p>
+            <w:pPr>
+              <w:widowControl w:val="0"/>
+              <w:spacing w:line="240" w:lineRule="auto"/>
+              <w:jc w:val="both"/>
+              <w:rPr/>
+            </w:pPr>
+            <w:r>
+              <w:rPr>
+                <w:rtl w:val="0"/>
+              </w:rPr>
+              <w:t xml:space="preserve">g0/1.10</w:t>
+            </w:r>
+          </w:p>
+        </w:tc>
+        <w:tc>
+          <w:tcPr>
+            <w:shd w:fill="auto" w:val="clear"/>
+            <w:tcMar>
+              <w:top w:w="100.0" w:type="dxa"/>
+              <w:left w:w="100.0" w:type="dxa"/>
+              <w:bottom w:w="100.0" w:type="dxa"/>
+              <w:right w:w="100.0" w:type="dxa"/>
+            </w:tcMar>
+            <w:vAlign w:val="top"/>
+          </w:tcPr>
+          <w:p>
+            <w:pPr>
+              <w:widowControl w:val="0"/>
+              <w:spacing w:line="240" w:lineRule="auto"/>
+              <w:jc w:val="both"/>
+              <w:rPr/>
+            </w:pPr>
+            <w:r>
+              <w:rPr>
+                <w:rtl w:val="0"/>
+              </w:rPr>
+              <w:t xml:space="preserve">100.0.0.17</w:t>
+            </w:r>
+          </w:p>
+        </w:tc>
+      </w:tr>
+      <w:tr>
+        <w:trPr>
+          <w:cantSplit w:val="0"/>
+          <w:tblHeader w:val="0"/>
+        </w:trPr>
+        <w:tc>
+          <w:tcPr>
+            <w:shd w:fill="auto" w:val="clear"/>
+            <w:tcMar>
+              <w:top w:w="100.0" w:type="dxa"/>
+              <w:left w:w="100.0" w:type="dxa"/>
+              <w:bottom w:w="100.0" w:type="dxa"/>
+              <w:right w:w="100.0" w:type="dxa"/>
+            </w:tcMar>
+            <w:vAlign w:val="top"/>
+          </w:tcPr>
+          <w:p>
+            <w:pPr>
+              <w:widowControl w:val="0"/>
+              <w:spacing w:line="240" w:lineRule="auto"/>
+              <w:jc w:val="both"/>
+              <w:rPr/>
+            </w:pPr>
+            <w:r>
+              <w:rPr>
+                <w:rtl w:val="0"/>
+              </w:rPr>
+              <w:t xml:space="preserve">Administração</w:t>
+            </w:r>
+          </w:p>
+        </w:tc>
+        <w:tc>
+          <w:tcPr>
+            <w:shd w:fill="auto" w:val="clear"/>
+            <w:tcMar>
+              <w:top w:w="100.0" w:type="dxa"/>
+              <w:left w:w="100.0" w:type="dxa"/>
+              <w:bottom w:w="100.0" w:type="dxa"/>
+              <w:right w:w="100.0" w:type="dxa"/>
+            </w:tcMar>
+            <w:vAlign w:val="top"/>
+          </w:tcPr>
+          <w:p>
+            <w:pPr>
+              <w:widowControl w:val="0"/>
+              <w:spacing w:line="240" w:lineRule="auto"/>
+              <w:jc w:val="both"/>
+              <w:rPr/>
+            </w:pPr>
+            <w:r>
+              <w:rPr>
+                <w:rtl w:val="0"/>
+              </w:rPr>
+              <w:t xml:space="preserve">g0/1.20</w:t>
+            </w:r>
+          </w:p>
+        </w:tc>
+        <w:tc>
+          <w:tcPr>
+            <w:shd w:fill="auto" w:val="clear"/>
+            <w:tcMar>
+              <w:top w:w="100.0" w:type="dxa"/>
+              <w:left w:w="100.0" w:type="dxa"/>
+              <w:bottom w:w="100.0" w:type="dxa"/>
+              <w:right w:w="100.0" w:type="dxa"/>
+            </w:tcMar>
+            <w:vAlign w:val="top"/>
+          </w:tcPr>
+          <w:p>
+            <w:pPr>
+              <w:widowControl w:val="0"/>
+              <w:spacing w:line="240" w:lineRule="auto"/>
+              <w:jc w:val="both"/>
+              <w:rPr/>
+            </w:pPr>
+            <w:r>
+              <w:rPr>
+                <w:rtl w:val="0"/>
+              </w:rPr>
+              <w:t xml:space="preserve">100.0.0.49</w:t>
+            </w:r>
+          </w:p>
+        </w:tc>
+      </w:tr>
+      <w:tr>
+        <w:trPr>
+          <w:cantSplit w:val="0"/>
+          <w:tblHeader w:val="0"/>
+        </w:trPr>
+        <w:tc>
+          <w:tcPr>
+            <w:shd w:fill="auto" w:val="clear"/>
+            <w:tcMar>
+              <w:top w:w="100.0" w:type="dxa"/>
+              <w:left w:w="100.0" w:type="dxa"/>
+              <w:bottom w:w="100.0" w:type="dxa"/>
+              <w:right w:w="100.0" w:type="dxa"/>
+            </w:tcMar>
+            <w:vAlign w:val="top"/>
+          </w:tcPr>
+          <w:p>
+            <w:pPr>
+              <w:widowControl w:val="0"/>
+              <w:spacing w:line="240" w:lineRule="auto"/>
+              <w:jc w:val="both"/>
+              <w:rPr/>
+            </w:pPr>
+            <w:r>
+              <w:rPr>
+                <w:rtl w:val="0"/>
+              </w:rPr>
+              <w:t xml:space="preserve">WiFi Laboratório</w:t>
+            </w:r>
+          </w:p>
+        </w:tc>
+        <w:tc>
+          <w:tcPr>
+            <w:shd w:fill="auto" w:val="clear"/>
+            <w:tcMar>
+              <w:top w:w="100.0" w:type="dxa"/>
+              <w:left w:w="100.0" w:type="dxa"/>
+              <w:bottom w:w="100.0" w:type="dxa"/>
+              <w:right w:w="100.0" w:type="dxa"/>
+            </w:tcMar>
+            <w:vAlign w:val="top"/>
+          </w:tcPr>
+          <w:p>
+            <w:pPr>
+              <w:widowControl w:val="0"/>
+              <w:spacing w:line="240" w:lineRule="auto"/>
+              <w:jc w:val="both"/>
+              <w:rPr/>
+            </w:pPr>
+            <w:r>
+              <w:rPr>
+                <w:rtl w:val="0"/>
+              </w:rPr>
+              <w:t xml:space="preserve">g0/1.30</w:t>
+            </w:r>
+          </w:p>
+        </w:tc>
+        <w:tc>
+          <w:tcPr>
+            <w:shd w:fill="auto" w:val="clear"/>
+            <w:tcMar>
+              <w:top w:w="100.0" w:type="dxa"/>
+              <w:left w:w="100.0" w:type="dxa"/>
+              <w:bottom w:w="100.0" w:type="dxa"/>
+              <w:right w:w="100.0" w:type="dxa"/>
+            </w:tcMar>
+            <w:vAlign w:val="top"/>
+          </w:tcPr>
+          <w:p>
+            <w:pPr>
+              <w:widowControl w:val="0"/>
+              <w:spacing w:line="240" w:lineRule="auto"/>
+              <w:jc w:val="both"/>
+              <w:rPr/>
+            </w:pPr>
+            <w:r>
+              <w:rPr>
+                <w:rtl w:val="0"/>
+              </w:rPr>
+              <w:t xml:space="preserve">100.0.0.97</w:t>
+            </w:r>
+          </w:p>
+        </w:tc>
+      </w:tr>
+      <w:tr>
+        <w:trPr>
+          <w:cantSplit w:val="0"/>
+          <w:tblHeader w:val="0"/>
+        </w:trPr>
+        <w:tc>
+          <w:tcPr>
+            <w:shd w:fill="auto" w:val="clear"/>
+            <w:tcMar>
+              <w:top w:w="100.0" w:type="dxa"/>
+              <w:left w:w="100.0" w:type="dxa"/>
+              <w:bottom w:w="100.0" w:type="dxa"/>
+              <w:right w:w="100.0" w:type="dxa"/>
+            </w:tcMar>
+            <w:vAlign w:val="top"/>
+          </w:tcPr>
+          <w:p>
+            <w:pPr>
+              <w:widowControl w:val="0"/>
+              <w:spacing w:line="240" w:lineRule="auto"/>
+              <w:jc w:val="both"/>
+              <w:rPr/>
+            </w:pPr>
+            <w:r>
+              <w:rPr>
+                <w:rtl w:val="0"/>
+              </w:rPr>
+              <w:t xml:space="preserve">WiFi Administrativo</w:t>
+            </w:r>
+          </w:p>
+        </w:tc>
+        <w:tc>
+          <w:tcPr>
+            <w:shd w:fill="auto" w:val="clear"/>
+            <w:tcMar>
+              <w:top w:w="100.0" w:type="dxa"/>
+              <w:left w:w="100.0" w:type="dxa"/>
+              <w:bottom w:w="100.0" w:type="dxa"/>
+              <w:right w:w="100.0" w:type="dxa"/>
+            </w:tcMar>
+            <w:vAlign w:val="top"/>
+          </w:tcPr>
+          <w:p>
+            <w:pPr>
+              <w:widowControl w:val="0"/>
+              <w:spacing w:line="240" w:lineRule="auto"/>
+              <w:jc w:val="both"/>
+              <w:rPr/>
+            </w:pPr>
+            <w:r>
+              <w:rPr>
+                <w:rtl w:val="0"/>
+              </w:rPr>
+              <w:t xml:space="preserve">g0/1.40</w:t>
+            </w:r>
+          </w:p>
+        </w:tc>
+        <w:tc>
+          <w:tcPr>
+            <w:shd w:fill="auto" w:val="clear"/>
+            <w:tcMar>
+              <w:top w:w="100.0" w:type="dxa"/>
+              <w:left w:w="100.0" w:type="dxa"/>
+              <w:bottom w:w="100.0" w:type="dxa"/>
+              <w:right w:w="100.0" w:type="dxa"/>
+            </w:tcMar>
+            <w:vAlign w:val="top"/>
+          </w:tcPr>
+          <w:p>
+            <w:pPr>
+              <w:widowControl w:val="0"/>
+              <w:spacing w:line="240" w:lineRule="auto"/>
+              <w:jc w:val="both"/>
+              <w:rPr/>
+            </w:pPr>
+            <w:r>
+              <w:rPr>
+                <w:rtl w:val="0"/>
+              </w:rPr>
+              <w:t xml:space="preserve">100.0.0.81</w:t>
+            </w:r>
+          </w:p>
+        </w:tc>
+      </w:tr>
+    </w:tbl>
+    <w:p>
+      <w:pPr>
+        <w:jc w:val="both"/>
+        <w:rPr>
+          <w:b w:val="1"/>
+          <w:bCs w:val="1"/>
+        </w:rPr>
+      </w:pPr>
+      <w:r>
+        <w:rPr>
+          <w:rtl w:val="0"/>
+        </w:rPr>
+      </w:r>
+    </w:p>
+    <w:p>
+      <w:pPr>
+        <w:jc w:val="both"/>
+        <w:rPr>
+          <w:b w:val="1"/>
+          <w:bCs w:val="1"/>
+        </w:rPr>
+      </w:pPr>
+      <w:r>
+        <w:rPr>
+          <w:rtl w:val="0"/>
+        </w:rPr>
+      </w:r>
+    </w:p>
+    <w:p>
+      <w:pPr>
+        <w:jc w:val="both"/>
+        <w:rPr>
+          <w:b w:val="1"/>
+          <w:bCs w:val="1"/>
+        </w:rPr>
+      </w:pPr>
+      <w:r>
+        <w:rPr>
+          <w:b w:val="1"/>
+          <w:bCs w:val="1"/>
+          <w:rtl w:val="0"/>
+        </w:rPr>
+        <w:t xml:space="preserve">Seção de Tabelas de Endereçamentos</w:t>
+      </w:r>
+    </w:p>
+    <w:p>
+      <w:pPr>
+        <w:jc w:val="both"/>
+        <w:rPr/>
+      </w:pPr>
+      <w:r>
+        <w:rPr>
+          <w:rtl w:val="0"/>
+        </w:rPr>
+      </w:r>
+    </w:p>
+    <w:p>
+      <w:pPr>
+        <w:jc w:val="both"/>
+        <w:rPr/>
+      </w:pPr>
+      <w:r>
+        <w:rPr>
+          <w:rtl w:val="0"/>
+        </w:rPr>
+        <w:t xml:space="preserve">Rede do Departamento de TI </w:t>
+      </w:r>
+    </w:p>
+    <w:p>
+      <w:pPr>
+        <w:jc w:val="both"/>
+        <w:rPr/>
+      </w:pPr>
+      <w:r>
+        <w:rPr>
+          <w:rtl w:val="0"/>
+        </w:rPr>
+      </w:r>
+    </w:p>
+    <w:tbl>
+      <w:tblPr>
+        <w:tblStyle w:val="Table4"/>
         <w:tblW w:w="9630.0" w:type="dxa"/>
         <w:jc w:val="left"/>
         <w:tblBorders>
@@ -1638,7 +2210,7 @@
               <w:rPr>
                 <w:rtl w:val="0"/>
               </w:rPr>
-              <w:t xml:space="preserve">100.0.0.2</w:t>
+              <w:t xml:space="preserve">100.0.0.114</w:t>
             </w:r>
           </w:p>
         </w:tc>
@@ -1714,7 +2286,7 @@
               <w:rPr>
                 <w:rtl w:val="0"/>
               </w:rPr>
-              <w:t xml:space="preserve">100.0.0.1</w:t>
+              <w:t xml:space="preserve">100.0.0.113</w:t>
             </w:r>
           </w:p>
         </w:tc>
@@ -1848,7 +2420,7 @@
               <w:rPr>
                 <w:rtl w:val="0"/>
               </w:rPr>
-              <w:t xml:space="preserve">100.0.0.3</w:t>
+              <w:t xml:space="preserve">100.0.0.115</w:t>
             </w:r>
           </w:p>
         </w:tc>
@@ -1900,7 +2472,7 @@
               <w:rPr>
                 <w:rtl w:val="0"/>
               </w:rPr>
-              <w:t xml:space="preserve">100.0.0.1</w:t>
+              <w:t xml:space="preserve">100.0.0.113</w:t>
             </w:r>
           </w:p>
         </w:tc>
@@ -2034,7 +2606,7 @@
               <w:rPr>
                 <w:rtl w:val="0"/>
               </w:rPr>
-              <w:t xml:space="preserve">100.0.0.4</w:t>
+              <w:t xml:space="preserve">100.0.0.116</w:t>
             </w:r>
           </w:p>
         </w:tc>
@@ -2086,7 +2658,7 @@
               <w:rPr>
                 <w:rtl w:val="0"/>
               </w:rPr>
-              <w:t xml:space="preserve">100.0.0.1</w:t>
+              <w:t xml:space="preserve">100.0.0.113</w:t>
             </w:r>
           </w:p>
         </w:tc>
@@ -2220,7 +2792,7 @@
               <w:rPr>
                 <w:rtl w:val="0"/>
               </w:rPr>
-              <w:t xml:space="preserve">100.0.0.5</w:t>
+              <w:t xml:space="preserve">100.0.0.117</w:t>
             </w:r>
           </w:p>
         </w:tc>
@@ -2272,7 +2844,7 @@
               <w:rPr>
                 <w:rtl w:val="0"/>
               </w:rPr>
-              <w:t xml:space="preserve">100.0.0.1</w:t>
+              <w:t xml:space="preserve">100.0.0.113</w:t>
             </w:r>
           </w:p>
         </w:tc>
@@ -2418,59 +2990,59 @@
               <w:rPr>
                 <w:rtl w:val="0"/>
               </w:rPr>
-              <w:t xml:space="preserve">100.0.0.6</w:t>
-            </w:r>
-          </w:p>
-        </w:tc>
-        <w:tc>
-          <w:tcPr>
-            <w:shd w:fill="auto" w:val="clear"/>
-            <w:tcMar>
-              <w:top w:w="100.0" w:type="dxa"/>
-              <w:left w:w="100.0" w:type="dxa"/>
-              <w:bottom w:w="100.0" w:type="dxa"/>
-              <w:right w:w="100.0" w:type="dxa"/>
-            </w:tcMar>
-            <w:vAlign w:val="top"/>
-          </w:tcPr>
-          <w:p>
-            <w:pPr>
-              <w:widowControl w:val="0"/>
-              <w:spacing w:line="240" w:lineRule="auto"/>
-              <w:jc w:val="both"/>
-              <w:rPr/>
-            </w:pPr>
-            <w:r>
-              <w:rPr>
-                <w:rtl w:val="0"/>
-              </w:rPr>
-              <w:t xml:space="preserve">255.255.255.240</w:t>
-            </w:r>
-          </w:p>
-        </w:tc>
-        <w:tc>
-          <w:tcPr>
-            <w:shd w:fill="auto" w:val="clear"/>
-            <w:tcMar>
-              <w:top w:w="100.0" w:type="dxa"/>
-              <w:left w:w="100.0" w:type="dxa"/>
-              <w:bottom w:w="100.0" w:type="dxa"/>
-              <w:right w:w="100.0" w:type="dxa"/>
-            </w:tcMar>
-            <w:vAlign w:val="top"/>
-          </w:tcPr>
-          <w:p>
-            <w:pPr>
-              <w:widowControl w:val="0"/>
-              <w:spacing w:line="240" w:lineRule="auto"/>
-              <w:jc w:val="both"/>
-              <w:rPr/>
-            </w:pPr>
-            <w:r>
-              <w:rPr>
-                <w:rtl w:val="0"/>
-              </w:rPr>
-              <w:t xml:space="preserve">100.0.0.1</w:t>
+              <w:t xml:space="preserve">192.168.0.</w:t>
+            </w:r>
+          </w:p>
+        </w:tc>
+        <w:tc>
+          <w:tcPr>
+            <w:shd w:fill="auto" w:val="clear"/>
+            <w:tcMar>
+              <w:top w:w="100.0" w:type="dxa"/>
+              <w:left w:w="100.0" w:type="dxa"/>
+              <w:bottom w:w="100.0" w:type="dxa"/>
+              <w:right w:w="100.0" w:type="dxa"/>
+            </w:tcMar>
+            <w:vAlign w:val="top"/>
+          </w:tcPr>
+          <w:p>
+            <w:pPr>
+              <w:widowControl w:val="0"/>
+              <w:spacing w:line="240" w:lineRule="auto"/>
+              <w:jc w:val="both"/>
+              <w:rPr/>
+            </w:pPr>
+            <w:r>
+              <w:rPr>
+                <w:rtl w:val="0"/>
+              </w:rPr>
+              <w:t xml:space="preserve">255.255.255.0</w:t>
+            </w:r>
+          </w:p>
+        </w:tc>
+        <w:tc>
+          <w:tcPr>
+            <w:shd w:fill="auto" w:val="clear"/>
+            <w:tcMar>
+              <w:top w:w="100.0" w:type="dxa"/>
+              <w:left w:w="100.0" w:type="dxa"/>
+              <w:bottom w:w="100.0" w:type="dxa"/>
+              <w:right w:w="100.0" w:type="dxa"/>
+            </w:tcMar>
+            <w:vAlign w:val="top"/>
+          </w:tcPr>
+          <w:p>
+            <w:pPr>
+              <w:widowControl w:val="0"/>
+              <w:spacing w:line="240" w:lineRule="auto"/>
+              <w:jc w:val="both"/>
+              <w:rPr/>
+            </w:pPr>
+            <w:r>
+              <w:rPr>
+                <w:rtl w:val="0"/>
+              </w:rPr>
+              <w:t xml:space="preserve">192.168.0.</w:t>
             </w:r>
           </w:p>
         </w:tc>
@@ -2508,7 +3080,6 @@
               <w:rPr>
                 <w:rtl w:val="0"/>
               </w:rPr>
-              <w:t xml:space="preserve">100</w:t>
             </w:r>
           </w:p>
         </w:tc>
@@ -2616,7 +3187,7 @@
               <w:rPr>
                 <w:rtl w:val="0"/>
               </w:rPr>
-              <w:t xml:space="preserve">100.0.0.7</w:t>
+              <w:t xml:space="preserve">100.0.0.119</w:t>
             </w:r>
           </w:p>
         </w:tc>
@@ -2668,7 +3239,7 @@
               <w:rPr>
                 <w:rtl w:val="0"/>
               </w:rPr>
-              <w:t xml:space="preserve">100.0.0.1</w:t>
+              <w:t xml:space="preserve">100.0.0.113</w:t>
             </w:r>
           </w:p>
         </w:tc>
@@ -2744,2180 +3315,6 @@
           <w:rtl w:val="0"/>
         </w:rPr>
         <w:t xml:space="preserve">Rede do Laboratório </w:t>
-      </w:r>
-    </w:p>
-    <w:p>
-      <w:pPr>
-        <w:jc w:val="both"/>
-        <w:rPr/>
-      </w:pPr>
-      <w:r>
-        <w:rPr>
-          <w:rtl w:val="0"/>
-        </w:rPr>
-      </w:r>
-    </w:p>
-    <w:tbl>
-      <w:tblPr>
-        <w:tblStyle w:val="Table4"/>
-        <w:tblW w:w="9630.0" w:type="dxa"/>
-        <w:jc w:val="left"/>
-        <w:tblBorders>
-          <w:top w:color="000000" w:space="0" w:sz="8" w:val="single"/>
-          <w:left w:color="000000" w:space="0" w:sz="8" w:val="single"/>
-          <w:bottom w:color="000000" w:space="0" w:sz="8" w:val="single"/>
-          <w:right w:color="000000" w:space="0" w:sz="8" w:val="single"/>
-          <w:insideH w:color="000000" w:space="0" w:sz="8" w:val="single"/>
-          <w:insideV w:color="000000" w:space="0" w:sz="8" w:val="single"/>
-        </w:tblBorders>
-        <w:tblLayout w:type="fixed"/>
-        <w:tblLook w:val="0600"/>
-      </w:tblPr>
-      <w:tblGrid>
-        <w:gridCol w:w="1740"/>
-        <w:gridCol w:w="1470"/>
-        <w:gridCol w:w="1605"/>
-        <w:gridCol w:w="2070"/>
-        <w:gridCol w:w="1725"/>
-        <w:gridCol w:w="1020"/>
-        <w:tblGridChange w:id="0">
-          <w:tblGrid>
-            <w:gridCol w:w="1740"/>
-            <w:gridCol w:w="1470"/>
-            <w:gridCol w:w="1605"/>
-            <w:gridCol w:w="2070"/>
-            <w:gridCol w:w="1725"/>
-            <w:gridCol w:w="1020"/>
-          </w:tblGrid>
-        </w:tblGridChange>
-      </w:tblGrid>
-      <w:tr>
-        <w:trPr>
-          <w:cantSplit w:val="0"/>
-          <w:tblHeader w:val="0"/>
-        </w:trPr>
-        <w:tc>
-          <w:tcPr>
-            <w:shd w:fill="a4c2f4" w:val="clear"/>
-            <w:tcMar>
-              <w:top w:w="100.0" w:type="dxa"/>
-              <w:left w:w="100.0" w:type="dxa"/>
-              <w:bottom w:w="100.0" w:type="dxa"/>
-              <w:right w:w="100.0" w:type="dxa"/>
-            </w:tcMar>
-            <w:vAlign w:val="top"/>
-          </w:tcPr>
-          <w:p>
-            <w:pPr>
-              <w:widowControl w:val="0"/>
-              <w:spacing w:line="240" w:lineRule="auto"/>
-              <w:jc w:val="both"/>
-              <w:rPr/>
-            </w:pPr>
-            <w:r>
-              <w:rPr>
-                <w:rtl w:val="0"/>
-              </w:rPr>
-              <w:t xml:space="preserve">Dispositivo</w:t>
-            </w:r>
-          </w:p>
-        </w:tc>
-        <w:tc>
-          <w:tcPr>
-            <w:shd w:fill="a4c2f4" w:val="clear"/>
-            <w:tcMar>
-              <w:top w:w="100.0" w:type="dxa"/>
-              <w:left w:w="100.0" w:type="dxa"/>
-              <w:bottom w:w="100.0" w:type="dxa"/>
-              <w:right w:w="100.0" w:type="dxa"/>
-            </w:tcMar>
-            <w:vAlign w:val="top"/>
-          </w:tcPr>
-          <w:p>
-            <w:pPr>
-              <w:widowControl w:val="0"/>
-              <w:spacing w:line="240" w:lineRule="auto"/>
-              <w:jc w:val="both"/>
-              <w:rPr/>
-            </w:pPr>
-            <w:r>
-              <w:rPr>
-                <w:rtl w:val="0"/>
-              </w:rPr>
-              <w:t xml:space="preserve">Interface</w:t>
-            </w:r>
-          </w:p>
-        </w:tc>
-        <w:tc>
-          <w:tcPr>
-            <w:shd w:fill="a4c2f4" w:val="clear"/>
-            <w:tcMar>
-              <w:top w:w="100.0" w:type="dxa"/>
-              <w:left w:w="100.0" w:type="dxa"/>
-              <w:bottom w:w="100.0" w:type="dxa"/>
-              <w:right w:w="100.0" w:type="dxa"/>
-            </w:tcMar>
-            <w:vAlign w:val="top"/>
-          </w:tcPr>
-          <w:p>
-            <w:pPr>
-              <w:widowControl w:val="0"/>
-              <w:spacing w:line="240" w:lineRule="auto"/>
-              <w:jc w:val="both"/>
-              <w:rPr/>
-            </w:pPr>
-            <w:r>
-              <w:rPr>
-                <w:rtl w:val="0"/>
-              </w:rPr>
-              <w:t xml:space="preserve">Endereço</w:t>
-            </w:r>
-          </w:p>
-        </w:tc>
-        <w:tc>
-          <w:tcPr>
-            <w:shd w:fill="a4c2f4" w:val="clear"/>
-            <w:tcMar>
-              <w:top w:w="100.0" w:type="dxa"/>
-              <w:left w:w="100.0" w:type="dxa"/>
-              <w:bottom w:w="100.0" w:type="dxa"/>
-              <w:right w:w="100.0" w:type="dxa"/>
-            </w:tcMar>
-            <w:vAlign w:val="top"/>
-          </w:tcPr>
-          <w:p>
-            <w:pPr>
-              <w:widowControl w:val="0"/>
-              <w:spacing w:line="240" w:lineRule="auto"/>
-              <w:jc w:val="both"/>
-              <w:rPr/>
-            </w:pPr>
-            <w:r>
-              <w:rPr>
-                <w:rtl w:val="0"/>
-              </w:rPr>
-              <w:t xml:space="preserve">Máscara de Sub-Rede</w:t>
-            </w:r>
-          </w:p>
-        </w:tc>
-        <w:tc>
-          <w:tcPr>
-            <w:shd w:fill="a4c2f4" w:val="clear"/>
-            <w:tcMar>
-              <w:top w:w="100.0" w:type="dxa"/>
-              <w:left w:w="100.0" w:type="dxa"/>
-              <w:bottom w:w="100.0" w:type="dxa"/>
-              <w:right w:w="100.0" w:type="dxa"/>
-            </w:tcMar>
-            <w:vAlign w:val="top"/>
-          </w:tcPr>
-          <w:p>
-            <w:pPr>
-              <w:widowControl w:val="0"/>
-              <w:spacing w:line="240" w:lineRule="auto"/>
-              <w:jc w:val="both"/>
-              <w:rPr/>
-            </w:pPr>
-            <w:r>
-              <w:rPr>
-                <w:rtl w:val="0"/>
-              </w:rPr>
-              <w:t xml:space="preserve">Gateway Padrão </w:t>
-            </w:r>
-          </w:p>
-        </w:tc>
-        <w:tc>
-          <w:tcPr>
-            <w:shd w:fill="a4c2f4" w:val="clear"/>
-            <w:tcMar>
-              <w:top w:w="100.0" w:type="dxa"/>
-              <w:left w:w="100.0" w:type="dxa"/>
-              <w:bottom w:w="100.0" w:type="dxa"/>
-              <w:right w:w="100.0" w:type="dxa"/>
-            </w:tcMar>
-            <w:vAlign w:val="top"/>
-          </w:tcPr>
-          <w:p>
-            <w:pPr>
-              <w:widowControl w:val="0"/>
-              <w:spacing w:line="240" w:lineRule="auto"/>
-              <w:jc w:val="both"/>
-              <w:rPr/>
-            </w:pPr>
-            <w:r>
-              <w:rPr>
-                <w:rtl w:val="0"/>
-              </w:rPr>
-              <w:t xml:space="preserve">VLAN</w:t>
-            </w:r>
-          </w:p>
-        </w:tc>
-      </w:tr>
-      <w:tr>
-        <w:trPr>
-          <w:cantSplit w:val="0"/>
-          <w:tblHeader w:val="0"/>
-        </w:trPr>
-        <w:tc>
-          <w:tcPr>
-            <w:shd w:fill="auto" w:val="clear"/>
-            <w:tcMar>
-              <w:top w:w="100.0" w:type="dxa"/>
-              <w:left w:w="100.0" w:type="dxa"/>
-              <w:bottom w:w="100.0" w:type="dxa"/>
-              <w:right w:w="100.0" w:type="dxa"/>
-            </w:tcMar>
-            <w:vAlign w:val="top"/>
-          </w:tcPr>
-          <w:p>
-            <w:pPr>
-              <w:keepNext w:val="0"/>
-              <w:keepLines w:val="0"/>
-              <w:pageBreakBefore w:val="0"/>
-              <w:widowControl w:val="0"/>
-              <w:pBdr>
-                <w:top w:space="0" w:sz="0" w:val="nil"/>
-                <w:left w:space="0" w:sz="0" w:val="nil"/>
-                <w:bottom w:space="0" w:sz="0" w:val="nil"/>
-                <w:right w:space="0" w:sz="0" w:val="nil"/>
-                <w:between w:space="0" w:sz="0" w:val="nil"/>
-              </w:pBdr>
-              <w:shd w:fill="auto" w:val="clear"/>
-              <w:spacing w:after="0" w:before="0" w:line="240" w:lineRule="auto"/>
-              <w:ind w:left="0" w:right="0" w:firstLine="0"/>
-              <w:jc w:val="both"/>
-              <w:rPr/>
-            </w:pPr>
-            <w:r>
-              <w:rPr>
-                <w:rtl w:val="0"/>
-              </w:rPr>
-              <w:t xml:space="preserve">PC-0</w:t>
-            </w:r>
-          </w:p>
-        </w:tc>
-        <w:tc>
-          <w:tcPr>
-            <w:shd w:fill="auto" w:val="clear"/>
-            <w:tcMar>
-              <w:top w:w="100.0" w:type="dxa"/>
-              <w:left w:w="100.0" w:type="dxa"/>
-              <w:bottom w:w="100.0" w:type="dxa"/>
-              <w:right w:w="100.0" w:type="dxa"/>
-            </w:tcMar>
-            <w:vAlign w:val="top"/>
-          </w:tcPr>
-          <w:p>
-            <w:pPr>
-              <w:widowControl w:val="0"/>
-              <w:spacing w:line="240" w:lineRule="auto"/>
-              <w:jc w:val="both"/>
-              <w:rPr/>
-            </w:pPr>
-            <w:r>
-              <w:rPr>
-                <w:rtl w:val="0"/>
-              </w:rPr>
-              <w:t xml:space="preserve">Placa de rede</w:t>
-            </w:r>
-          </w:p>
-        </w:tc>
-        <w:tc>
-          <w:tcPr>
-            <w:shd w:fill="auto" w:val="clear"/>
-            <w:tcMar>
-              <w:top w:w="100.0" w:type="dxa"/>
-              <w:left w:w="100.0" w:type="dxa"/>
-              <w:bottom w:w="100.0" w:type="dxa"/>
-              <w:right w:w="100.0" w:type="dxa"/>
-            </w:tcMar>
-            <w:vAlign w:val="top"/>
-          </w:tcPr>
-          <w:p>
-            <w:pPr>
-              <w:keepNext w:val="0"/>
-              <w:keepLines w:val="0"/>
-              <w:pageBreakBefore w:val="0"/>
-              <w:widowControl w:val="0"/>
-              <w:pBdr>
-                <w:top w:space="0" w:sz="0" w:val="nil"/>
-                <w:left w:space="0" w:sz="0" w:val="nil"/>
-                <w:bottom w:space="0" w:sz="0" w:val="nil"/>
-                <w:right w:space="0" w:sz="0" w:val="nil"/>
-                <w:between w:space="0" w:sz="0" w:val="nil"/>
-              </w:pBdr>
-              <w:shd w:fill="auto" w:val="clear"/>
-              <w:spacing w:after="0" w:before="0" w:line="240" w:lineRule="auto"/>
-              <w:ind w:left="0" w:right="0" w:firstLine="0"/>
-              <w:jc w:val="both"/>
-              <w:rPr/>
-            </w:pPr>
-            <w:r>
-              <w:rPr>
-                <w:rtl w:val="0"/>
-              </w:rPr>
-              <w:t xml:space="preserve">100.0.0.18</w:t>
-            </w:r>
-          </w:p>
-        </w:tc>
-        <w:tc>
-          <w:tcPr>
-            <w:shd w:fill="auto" w:val="clear"/>
-            <w:tcMar>
-              <w:top w:w="100.0" w:type="dxa"/>
-              <w:left w:w="100.0" w:type="dxa"/>
-              <w:bottom w:w="100.0" w:type="dxa"/>
-              <w:right w:w="100.0" w:type="dxa"/>
-            </w:tcMar>
-            <w:vAlign w:val="top"/>
-          </w:tcPr>
-          <w:p>
-            <w:pPr>
-              <w:keepNext w:val="0"/>
-              <w:keepLines w:val="0"/>
-              <w:pageBreakBefore w:val="0"/>
-              <w:widowControl w:val="0"/>
-              <w:pBdr>
-                <w:top w:space="0" w:sz="0" w:val="nil"/>
-                <w:left w:space="0" w:sz="0" w:val="nil"/>
-                <w:bottom w:space="0" w:sz="0" w:val="nil"/>
-                <w:right w:space="0" w:sz="0" w:val="nil"/>
-                <w:between w:space="0" w:sz="0" w:val="nil"/>
-              </w:pBdr>
-              <w:shd w:fill="auto" w:val="clear"/>
-              <w:spacing w:after="0" w:before="0" w:line="240" w:lineRule="auto"/>
-              <w:ind w:left="0" w:right="0" w:firstLine="0"/>
-              <w:jc w:val="both"/>
-              <w:rPr/>
-            </w:pPr>
-            <w:r>
-              <w:rPr>
-                <w:rtl w:val="0"/>
-              </w:rPr>
-              <w:t xml:space="preserve">255.255.255.224</w:t>
-            </w:r>
-          </w:p>
-        </w:tc>
-        <w:tc>
-          <w:tcPr>
-            <w:shd w:fill="auto" w:val="clear"/>
-            <w:tcMar>
-              <w:top w:w="100.0" w:type="dxa"/>
-              <w:left w:w="100.0" w:type="dxa"/>
-              <w:bottom w:w="100.0" w:type="dxa"/>
-              <w:right w:w="100.0" w:type="dxa"/>
-            </w:tcMar>
-            <w:vAlign w:val="top"/>
-          </w:tcPr>
-          <w:p>
-            <w:pPr>
-              <w:widowControl w:val="0"/>
-              <w:spacing w:line="240" w:lineRule="auto"/>
-              <w:jc w:val="both"/>
-              <w:rPr/>
-            </w:pPr>
-            <w:r>
-              <w:rPr>
-                <w:rtl w:val="0"/>
-              </w:rPr>
-              <w:t xml:space="preserve">100.0.0.17</w:t>
-            </w:r>
-          </w:p>
-        </w:tc>
-        <w:tc>
-          <w:tcPr>
-            <w:shd w:fill="auto" w:val="clear"/>
-            <w:tcMar>
-              <w:top w:w="100.0" w:type="dxa"/>
-              <w:left w:w="100.0" w:type="dxa"/>
-              <w:bottom w:w="100.0" w:type="dxa"/>
-              <w:right w:w="100.0" w:type="dxa"/>
-            </w:tcMar>
-            <w:vAlign w:val="top"/>
-          </w:tcPr>
-          <w:p>
-            <w:pPr>
-              <w:keepNext w:val="0"/>
-              <w:keepLines w:val="0"/>
-              <w:pageBreakBefore w:val="0"/>
-              <w:widowControl w:val="0"/>
-              <w:pBdr>
-                <w:top w:space="0" w:sz="0" w:val="nil"/>
-                <w:left w:space="0" w:sz="0" w:val="nil"/>
-                <w:bottom w:space="0" w:sz="0" w:val="nil"/>
-                <w:right w:space="0" w:sz="0" w:val="nil"/>
-                <w:between w:space="0" w:sz="0" w:val="nil"/>
-              </w:pBdr>
-              <w:shd w:fill="auto" w:val="clear"/>
-              <w:spacing w:after="0" w:before="0" w:line="240" w:lineRule="auto"/>
-              <w:ind w:left="0" w:right="0" w:firstLine="0"/>
-              <w:jc w:val="both"/>
-              <w:rPr/>
-            </w:pPr>
-            <w:r>
-              <w:rPr>
-                <w:rtl w:val="0"/>
-              </w:rPr>
-              <w:t xml:space="preserve">10</w:t>
-            </w:r>
-          </w:p>
-        </w:tc>
-      </w:tr>
-      <w:tr>
-        <w:trPr>
-          <w:cantSplit w:val="0"/>
-          <w:tblHeader w:val="0"/>
-        </w:trPr>
-        <w:tc>
-          <w:tcPr>
-            <w:shd w:fill="auto" w:val="clear"/>
-            <w:tcMar>
-              <w:top w:w="100.0" w:type="dxa"/>
-              <w:left w:w="100.0" w:type="dxa"/>
-              <w:bottom w:w="100.0" w:type="dxa"/>
-              <w:right w:w="100.0" w:type="dxa"/>
-            </w:tcMar>
-            <w:vAlign w:val="top"/>
-          </w:tcPr>
-          <w:p>
-            <w:pPr>
-              <w:widowControl w:val="0"/>
-              <w:spacing w:line="240" w:lineRule="auto"/>
-              <w:jc w:val="both"/>
-              <w:rPr/>
-            </w:pPr>
-            <w:r>
-              <w:rPr>
-                <w:rtl w:val="0"/>
-              </w:rPr>
-              <w:t xml:space="preserve">PC-1</w:t>
-            </w:r>
-          </w:p>
-        </w:tc>
-        <w:tc>
-          <w:tcPr>
-            <w:shd w:fill="auto" w:val="clear"/>
-            <w:tcMar>
-              <w:top w:w="100.0" w:type="dxa"/>
-              <w:left w:w="100.0" w:type="dxa"/>
-              <w:bottom w:w="100.0" w:type="dxa"/>
-              <w:right w:w="100.0" w:type="dxa"/>
-            </w:tcMar>
-            <w:vAlign w:val="top"/>
-          </w:tcPr>
-          <w:p>
-            <w:pPr>
-              <w:widowControl w:val="0"/>
-              <w:spacing w:line="240" w:lineRule="auto"/>
-              <w:jc w:val="both"/>
-              <w:rPr/>
-            </w:pPr>
-            <w:r>
-              <w:rPr>
-                <w:rtl w:val="0"/>
-              </w:rPr>
-              <w:t xml:space="preserve">Placa de rede</w:t>
-            </w:r>
-          </w:p>
-        </w:tc>
-        <w:tc>
-          <w:tcPr>
-            <w:shd w:fill="auto" w:val="clear"/>
-            <w:tcMar>
-              <w:top w:w="100.0" w:type="dxa"/>
-              <w:left w:w="100.0" w:type="dxa"/>
-              <w:bottom w:w="100.0" w:type="dxa"/>
-              <w:right w:w="100.0" w:type="dxa"/>
-            </w:tcMar>
-            <w:vAlign w:val="top"/>
-          </w:tcPr>
-          <w:p>
-            <w:pPr>
-              <w:widowControl w:val="0"/>
-              <w:spacing w:line="240" w:lineRule="auto"/>
-              <w:jc w:val="both"/>
-              <w:rPr/>
-            </w:pPr>
-            <w:r>
-              <w:rPr>
-                <w:rtl w:val="0"/>
-              </w:rPr>
-              <w:t xml:space="preserve">100.0.0.19</w:t>
-            </w:r>
-          </w:p>
-        </w:tc>
-        <w:tc>
-          <w:tcPr>
-            <w:shd w:fill="auto" w:val="clear"/>
-            <w:tcMar>
-              <w:top w:w="100.0" w:type="dxa"/>
-              <w:left w:w="100.0" w:type="dxa"/>
-              <w:bottom w:w="100.0" w:type="dxa"/>
-              <w:right w:w="100.0" w:type="dxa"/>
-            </w:tcMar>
-            <w:vAlign w:val="top"/>
-          </w:tcPr>
-          <w:p>
-            <w:pPr>
-              <w:widowControl w:val="0"/>
-              <w:spacing w:line="240" w:lineRule="auto"/>
-              <w:jc w:val="both"/>
-              <w:rPr/>
-            </w:pPr>
-            <w:r>
-              <w:rPr>
-                <w:rtl w:val="0"/>
-              </w:rPr>
-              <w:t xml:space="preserve">255.255.255.224</w:t>
-            </w:r>
-          </w:p>
-        </w:tc>
-        <w:tc>
-          <w:tcPr>
-            <w:shd w:fill="auto" w:val="clear"/>
-            <w:tcMar>
-              <w:top w:w="100.0" w:type="dxa"/>
-              <w:left w:w="100.0" w:type="dxa"/>
-              <w:bottom w:w="100.0" w:type="dxa"/>
-              <w:right w:w="100.0" w:type="dxa"/>
-            </w:tcMar>
-            <w:vAlign w:val="top"/>
-          </w:tcPr>
-          <w:p>
-            <w:pPr>
-              <w:widowControl w:val="0"/>
-              <w:spacing w:line="240" w:lineRule="auto"/>
-              <w:jc w:val="both"/>
-              <w:rPr/>
-            </w:pPr>
-            <w:r>
-              <w:rPr>
-                <w:rtl w:val="0"/>
-              </w:rPr>
-              <w:t xml:space="preserve">100.0.0.17</w:t>
-            </w:r>
-          </w:p>
-        </w:tc>
-        <w:tc>
-          <w:tcPr>
-            <w:shd w:fill="auto" w:val="clear"/>
-            <w:tcMar>
-              <w:top w:w="100.0" w:type="dxa"/>
-              <w:left w:w="100.0" w:type="dxa"/>
-              <w:bottom w:w="100.0" w:type="dxa"/>
-              <w:right w:w="100.0" w:type="dxa"/>
-            </w:tcMar>
-            <w:vAlign w:val="top"/>
-          </w:tcPr>
-          <w:p>
-            <w:pPr>
-              <w:widowControl w:val="0"/>
-              <w:spacing w:line="240" w:lineRule="auto"/>
-              <w:jc w:val="both"/>
-              <w:rPr/>
-            </w:pPr>
-            <w:r>
-              <w:rPr>
-                <w:rtl w:val="0"/>
-              </w:rPr>
-              <w:t xml:space="preserve">10</w:t>
-            </w:r>
-          </w:p>
-        </w:tc>
-      </w:tr>
-      <w:tr>
-        <w:trPr>
-          <w:cantSplit w:val="0"/>
-          <w:tblHeader w:val="0"/>
-        </w:trPr>
-        <w:tc>
-          <w:tcPr>
-            <w:shd w:fill="auto" w:val="clear"/>
-            <w:tcMar>
-              <w:top w:w="100.0" w:type="dxa"/>
-              <w:left w:w="100.0" w:type="dxa"/>
-              <w:bottom w:w="100.0" w:type="dxa"/>
-              <w:right w:w="100.0" w:type="dxa"/>
-            </w:tcMar>
-            <w:vAlign w:val="top"/>
-          </w:tcPr>
-          <w:p>
-            <w:pPr>
-              <w:widowControl w:val="0"/>
-              <w:spacing w:line="240" w:lineRule="auto"/>
-              <w:jc w:val="both"/>
-              <w:rPr/>
-            </w:pPr>
-            <w:r>
-              <w:rPr>
-                <w:rtl w:val="0"/>
-              </w:rPr>
-              <w:t xml:space="preserve">PC-2</w:t>
-            </w:r>
-          </w:p>
-        </w:tc>
-        <w:tc>
-          <w:tcPr>
-            <w:shd w:fill="auto" w:val="clear"/>
-            <w:tcMar>
-              <w:top w:w="100.0" w:type="dxa"/>
-              <w:left w:w="100.0" w:type="dxa"/>
-              <w:bottom w:w="100.0" w:type="dxa"/>
-              <w:right w:w="100.0" w:type="dxa"/>
-            </w:tcMar>
-            <w:vAlign w:val="top"/>
-          </w:tcPr>
-          <w:p>
-            <w:pPr>
-              <w:widowControl w:val="0"/>
-              <w:spacing w:line="240" w:lineRule="auto"/>
-              <w:jc w:val="both"/>
-              <w:rPr/>
-            </w:pPr>
-            <w:r>
-              <w:rPr>
-                <w:rtl w:val="0"/>
-              </w:rPr>
-              <w:t xml:space="preserve">Placa de rede</w:t>
-            </w:r>
-          </w:p>
-        </w:tc>
-        <w:tc>
-          <w:tcPr>
-            <w:shd w:fill="auto" w:val="clear"/>
-            <w:tcMar>
-              <w:top w:w="100.0" w:type="dxa"/>
-              <w:left w:w="100.0" w:type="dxa"/>
-              <w:bottom w:w="100.0" w:type="dxa"/>
-              <w:right w:w="100.0" w:type="dxa"/>
-            </w:tcMar>
-            <w:vAlign w:val="top"/>
-          </w:tcPr>
-          <w:p>
-            <w:pPr>
-              <w:widowControl w:val="0"/>
-              <w:spacing w:line="240" w:lineRule="auto"/>
-              <w:jc w:val="both"/>
-              <w:rPr/>
-            </w:pPr>
-            <w:r>
-              <w:rPr>
-                <w:rtl w:val="0"/>
-              </w:rPr>
-              <w:t xml:space="preserve">100.0.0.20</w:t>
-            </w:r>
-          </w:p>
-        </w:tc>
-        <w:tc>
-          <w:tcPr>
-            <w:shd w:fill="auto" w:val="clear"/>
-            <w:tcMar>
-              <w:top w:w="100.0" w:type="dxa"/>
-              <w:left w:w="100.0" w:type="dxa"/>
-              <w:bottom w:w="100.0" w:type="dxa"/>
-              <w:right w:w="100.0" w:type="dxa"/>
-            </w:tcMar>
-            <w:vAlign w:val="top"/>
-          </w:tcPr>
-          <w:p>
-            <w:pPr>
-              <w:widowControl w:val="0"/>
-              <w:spacing w:line="240" w:lineRule="auto"/>
-              <w:jc w:val="both"/>
-              <w:rPr/>
-            </w:pPr>
-            <w:r>
-              <w:rPr>
-                <w:rtl w:val="0"/>
-              </w:rPr>
-              <w:t xml:space="preserve">255.255.255.224</w:t>
-            </w:r>
-          </w:p>
-        </w:tc>
-        <w:tc>
-          <w:tcPr>
-            <w:shd w:fill="auto" w:val="clear"/>
-            <w:tcMar>
-              <w:top w:w="100.0" w:type="dxa"/>
-              <w:left w:w="100.0" w:type="dxa"/>
-              <w:bottom w:w="100.0" w:type="dxa"/>
-              <w:right w:w="100.0" w:type="dxa"/>
-            </w:tcMar>
-            <w:vAlign w:val="top"/>
-          </w:tcPr>
-          <w:p>
-            <w:pPr>
-              <w:widowControl w:val="0"/>
-              <w:spacing w:line="240" w:lineRule="auto"/>
-              <w:jc w:val="both"/>
-              <w:rPr/>
-            </w:pPr>
-            <w:r>
-              <w:rPr>
-                <w:rtl w:val="0"/>
-              </w:rPr>
-              <w:t xml:space="preserve">100.0.0.17</w:t>
-            </w:r>
-          </w:p>
-        </w:tc>
-        <w:tc>
-          <w:tcPr>
-            <w:shd w:fill="auto" w:val="clear"/>
-            <w:tcMar>
-              <w:top w:w="100.0" w:type="dxa"/>
-              <w:left w:w="100.0" w:type="dxa"/>
-              <w:bottom w:w="100.0" w:type="dxa"/>
-              <w:right w:w="100.0" w:type="dxa"/>
-            </w:tcMar>
-            <w:vAlign w:val="top"/>
-          </w:tcPr>
-          <w:p>
-            <w:pPr>
-              <w:widowControl w:val="0"/>
-              <w:spacing w:line="240" w:lineRule="auto"/>
-              <w:jc w:val="both"/>
-              <w:rPr/>
-            </w:pPr>
-            <w:r>
-              <w:rPr>
-                <w:rtl w:val="0"/>
-              </w:rPr>
-              <w:t xml:space="preserve">10</w:t>
-            </w:r>
-          </w:p>
-        </w:tc>
-      </w:tr>
-      <w:tr>
-        <w:trPr>
-          <w:cantSplit w:val="0"/>
-          <w:tblHeader w:val="0"/>
-        </w:trPr>
-        <w:tc>
-          <w:tcPr>
-            <w:shd w:fill="auto" w:val="clear"/>
-            <w:tcMar>
-              <w:top w:w="100.0" w:type="dxa"/>
-              <w:left w:w="100.0" w:type="dxa"/>
-              <w:bottom w:w="100.0" w:type="dxa"/>
-              <w:right w:w="100.0" w:type="dxa"/>
-            </w:tcMar>
-            <w:vAlign w:val="top"/>
-          </w:tcPr>
-          <w:p>
-            <w:pPr>
-              <w:widowControl w:val="0"/>
-              <w:spacing w:line="240" w:lineRule="auto"/>
-              <w:jc w:val="both"/>
-              <w:rPr/>
-            </w:pPr>
-            <w:r>
-              <w:rPr>
-                <w:rtl w:val="0"/>
-              </w:rPr>
-              <w:t xml:space="preserve">PC-3</w:t>
-            </w:r>
-          </w:p>
-        </w:tc>
-        <w:tc>
-          <w:tcPr>
-            <w:shd w:fill="auto" w:val="clear"/>
-            <w:tcMar>
-              <w:top w:w="100.0" w:type="dxa"/>
-              <w:left w:w="100.0" w:type="dxa"/>
-              <w:bottom w:w="100.0" w:type="dxa"/>
-              <w:right w:w="100.0" w:type="dxa"/>
-            </w:tcMar>
-            <w:vAlign w:val="top"/>
-          </w:tcPr>
-          <w:p>
-            <w:pPr>
-              <w:widowControl w:val="0"/>
-              <w:spacing w:line="240" w:lineRule="auto"/>
-              <w:jc w:val="both"/>
-              <w:rPr/>
-            </w:pPr>
-            <w:r>
-              <w:rPr>
-                <w:rtl w:val="0"/>
-              </w:rPr>
-              <w:t xml:space="preserve">Placa de rede</w:t>
-            </w:r>
-          </w:p>
-        </w:tc>
-        <w:tc>
-          <w:tcPr>
-            <w:shd w:fill="auto" w:val="clear"/>
-            <w:tcMar>
-              <w:top w:w="100.0" w:type="dxa"/>
-              <w:left w:w="100.0" w:type="dxa"/>
-              <w:bottom w:w="100.0" w:type="dxa"/>
-              <w:right w:w="100.0" w:type="dxa"/>
-            </w:tcMar>
-            <w:vAlign w:val="top"/>
-          </w:tcPr>
-          <w:p>
-            <w:pPr>
-              <w:widowControl w:val="0"/>
-              <w:spacing w:line="240" w:lineRule="auto"/>
-              <w:jc w:val="both"/>
-              <w:rPr/>
-            </w:pPr>
-            <w:r>
-              <w:rPr>
-                <w:rtl w:val="0"/>
-              </w:rPr>
-              <w:t xml:space="preserve">100.0.0.21</w:t>
-            </w:r>
-          </w:p>
-        </w:tc>
-        <w:tc>
-          <w:tcPr>
-            <w:shd w:fill="auto" w:val="clear"/>
-            <w:tcMar>
-              <w:top w:w="100.0" w:type="dxa"/>
-              <w:left w:w="100.0" w:type="dxa"/>
-              <w:bottom w:w="100.0" w:type="dxa"/>
-              <w:right w:w="100.0" w:type="dxa"/>
-            </w:tcMar>
-            <w:vAlign w:val="top"/>
-          </w:tcPr>
-          <w:p>
-            <w:pPr>
-              <w:widowControl w:val="0"/>
-              <w:spacing w:line="240" w:lineRule="auto"/>
-              <w:jc w:val="both"/>
-              <w:rPr/>
-            </w:pPr>
-            <w:r>
-              <w:rPr>
-                <w:rtl w:val="0"/>
-              </w:rPr>
-              <w:t xml:space="preserve">255.255.255.224</w:t>
-            </w:r>
-          </w:p>
-        </w:tc>
-        <w:tc>
-          <w:tcPr>
-            <w:shd w:fill="auto" w:val="clear"/>
-            <w:tcMar>
-              <w:top w:w="100.0" w:type="dxa"/>
-              <w:left w:w="100.0" w:type="dxa"/>
-              <w:bottom w:w="100.0" w:type="dxa"/>
-              <w:right w:w="100.0" w:type="dxa"/>
-            </w:tcMar>
-            <w:vAlign w:val="top"/>
-          </w:tcPr>
-          <w:p>
-            <w:pPr>
-              <w:widowControl w:val="0"/>
-              <w:spacing w:line="240" w:lineRule="auto"/>
-              <w:jc w:val="both"/>
-              <w:rPr/>
-            </w:pPr>
-            <w:r>
-              <w:rPr>
-                <w:rtl w:val="0"/>
-              </w:rPr>
-              <w:t xml:space="preserve">100.0.0.17</w:t>
-            </w:r>
-          </w:p>
-        </w:tc>
-        <w:tc>
-          <w:tcPr>
-            <w:shd w:fill="auto" w:val="clear"/>
-            <w:tcMar>
-              <w:top w:w="100.0" w:type="dxa"/>
-              <w:left w:w="100.0" w:type="dxa"/>
-              <w:bottom w:w="100.0" w:type="dxa"/>
-              <w:right w:w="100.0" w:type="dxa"/>
-            </w:tcMar>
-            <w:vAlign w:val="top"/>
-          </w:tcPr>
-          <w:p>
-            <w:pPr>
-              <w:widowControl w:val="0"/>
-              <w:spacing w:line="240" w:lineRule="auto"/>
-              <w:jc w:val="both"/>
-              <w:rPr/>
-            </w:pPr>
-            <w:r>
-              <w:rPr>
-                <w:rtl w:val="0"/>
-              </w:rPr>
-              <w:t xml:space="preserve">10</w:t>
-            </w:r>
-          </w:p>
-        </w:tc>
-      </w:tr>
-      <w:tr>
-        <w:trPr>
-          <w:cantSplit w:val="0"/>
-          <w:tblHeader w:val="0"/>
-        </w:trPr>
-        <w:tc>
-          <w:tcPr>
-            <w:shd w:fill="auto" w:val="clear"/>
-            <w:tcMar>
-              <w:top w:w="100.0" w:type="dxa"/>
-              <w:left w:w="100.0" w:type="dxa"/>
-              <w:bottom w:w="100.0" w:type="dxa"/>
-              <w:right w:w="100.0" w:type="dxa"/>
-            </w:tcMar>
-            <w:vAlign w:val="top"/>
-          </w:tcPr>
-          <w:p>
-            <w:pPr>
-              <w:widowControl w:val="0"/>
-              <w:spacing w:line="240" w:lineRule="auto"/>
-              <w:jc w:val="both"/>
-              <w:rPr/>
-            </w:pPr>
-            <w:r>
-              <w:rPr>
-                <w:rtl w:val="0"/>
-              </w:rPr>
-              <w:t xml:space="preserve">PC-5</w:t>
-            </w:r>
-          </w:p>
-        </w:tc>
-        <w:tc>
-          <w:tcPr>
-            <w:shd w:fill="auto" w:val="clear"/>
-            <w:tcMar>
-              <w:top w:w="100.0" w:type="dxa"/>
-              <w:left w:w="100.0" w:type="dxa"/>
-              <w:bottom w:w="100.0" w:type="dxa"/>
-              <w:right w:w="100.0" w:type="dxa"/>
-            </w:tcMar>
-            <w:vAlign w:val="top"/>
-          </w:tcPr>
-          <w:p>
-            <w:pPr>
-              <w:widowControl w:val="0"/>
-              <w:spacing w:line="240" w:lineRule="auto"/>
-              <w:jc w:val="both"/>
-              <w:rPr/>
-            </w:pPr>
-            <w:r>
-              <w:rPr>
-                <w:rtl w:val="0"/>
-              </w:rPr>
-              <w:t xml:space="preserve">Placa de rede</w:t>
-            </w:r>
-          </w:p>
-        </w:tc>
-        <w:tc>
-          <w:tcPr>
-            <w:shd w:fill="auto" w:val="clear"/>
-            <w:tcMar>
-              <w:top w:w="100.0" w:type="dxa"/>
-              <w:left w:w="100.0" w:type="dxa"/>
-              <w:bottom w:w="100.0" w:type="dxa"/>
-              <w:right w:w="100.0" w:type="dxa"/>
-            </w:tcMar>
-            <w:vAlign w:val="top"/>
-          </w:tcPr>
-          <w:p>
-            <w:pPr>
-              <w:widowControl w:val="0"/>
-              <w:spacing w:line="240" w:lineRule="auto"/>
-              <w:jc w:val="both"/>
-              <w:rPr/>
-            </w:pPr>
-            <w:r>
-              <w:rPr>
-                <w:rtl w:val="0"/>
-              </w:rPr>
-              <w:t xml:space="preserve">100.0.0.22</w:t>
-            </w:r>
-          </w:p>
-        </w:tc>
-        <w:tc>
-          <w:tcPr>
-            <w:shd w:fill="auto" w:val="clear"/>
-            <w:tcMar>
-              <w:top w:w="100.0" w:type="dxa"/>
-              <w:left w:w="100.0" w:type="dxa"/>
-              <w:bottom w:w="100.0" w:type="dxa"/>
-              <w:right w:w="100.0" w:type="dxa"/>
-            </w:tcMar>
-            <w:vAlign w:val="top"/>
-          </w:tcPr>
-          <w:p>
-            <w:pPr>
-              <w:widowControl w:val="0"/>
-              <w:spacing w:line="240" w:lineRule="auto"/>
-              <w:jc w:val="both"/>
-              <w:rPr/>
-            </w:pPr>
-            <w:r>
-              <w:rPr>
-                <w:rtl w:val="0"/>
-              </w:rPr>
-              <w:t xml:space="preserve">255.255.255.224</w:t>
-            </w:r>
-          </w:p>
-        </w:tc>
-        <w:tc>
-          <w:tcPr>
-            <w:shd w:fill="auto" w:val="clear"/>
-            <w:tcMar>
-              <w:top w:w="100.0" w:type="dxa"/>
-              <w:left w:w="100.0" w:type="dxa"/>
-              <w:bottom w:w="100.0" w:type="dxa"/>
-              <w:right w:w="100.0" w:type="dxa"/>
-            </w:tcMar>
-            <w:vAlign w:val="top"/>
-          </w:tcPr>
-          <w:p>
-            <w:pPr>
-              <w:widowControl w:val="0"/>
-              <w:spacing w:line="240" w:lineRule="auto"/>
-              <w:jc w:val="both"/>
-              <w:rPr/>
-            </w:pPr>
-            <w:r>
-              <w:rPr>
-                <w:rtl w:val="0"/>
-              </w:rPr>
-              <w:t xml:space="preserve">100.0.0.17</w:t>
-            </w:r>
-          </w:p>
-        </w:tc>
-        <w:tc>
-          <w:tcPr>
-            <w:shd w:fill="auto" w:val="clear"/>
-            <w:tcMar>
-              <w:top w:w="100.0" w:type="dxa"/>
-              <w:left w:w="100.0" w:type="dxa"/>
-              <w:bottom w:w="100.0" w:type="dxa"/>
-              <w:right w:w="100.0" w:type="dxa"/>
-            </w:tcMar>
-            <w:vAlign w:val="top"/>
-          </w:tcPr>
-          <w:p>
-            <w:pPr>
-              <w:widowControl w:val="0"/>
-              <w:spacing w:line="240" w:lineRule="auto"/>
-              <w:jc w:val="both"/>
-              <w:rPr/>
-            </w:pPr>
-            <w:r>
-              <w:rPr>
-                <w:rtl w:val="0"/>
-              </w:rPr>
-              <w:t xml:space="preserve">10</w:t>
-            </w:r>
-          </w:p>
-        </w:tc>
-      </w:tr>
-      <w:tr>
-        <w:trPr>
-          <w:cantSplit w:val="0"/>
-          <w:tblHeader w:val="0"/>
-        </w:trPr>
-        <w:tc>
-          <w:tcPr>
-            <w:shd w:fill="auto" w:val="clear"/>
-            <w:tcMar>
-              <w:top w:w="100.0" w:type="dxa"/>
-              <w:left w:w="100.0" w:type="dxa"/>
-              <w:bottom w:w="100.0" w:type="dxa"/>
-              <w:right w:w="100.0" w:type="dxa"/>
-            </w:tcMar>
-            <w:vAlign w:val="top"/>
-          </w:tcPr>
-          <w:p>
-            <w:pPr>
-              <w:widowControl w:val="0"/>
-              <w:spacing w:line="240" w:lineRule="auto"/>
-              <w:jc w:val="both"/>
-              <w:rPr/>
-            </w:pPr>
-            <w:r>
-              <w:rPr>
-                <w:rtl w:val="0"/>
-              </w:rPr>
-              <w:t xml:space="preserve">PC-6</w:t>
-            </w:r>
-          </w:p>
-        </w:tc>
-        <w:tc>
-          <w:tcPr>
-            <w:shd w:fill="auto" w:val="clear"/>
-            <w:tcMar>
-              <w:top w:w="100.0" w:type="dxa"/>
-              <w:left w:w="100.0" w:type="dxa"/>
-              <w:bottom w:w="100.0" w:type="dxa"/>
-              <w:right w:w="100.0" w:type="dxa"/>
-            </w:tcMar>
-            <w:vAlign w:val="top"/>
-          </w:tcPr>
-          <w:p>
-            <w:pPr>
-              <w:widowControl w:val="0"/>
-              <w:spacing w:line="240" w:lineRule="auto"/>
-              <w:jc w:val="both"/>
-              <w:rPr/>
-            </w:pPr>
-            <w:r>
-              <w:rPr>
-                <w:rtl w:val="0"/>
-              </w:rPr>
-              <w:t xml:space="preserve">Placa de rede</w:t>
-            </w:r>
-          </w:p>
-        </w:tc>
-        <w:tc>
-          <w:tcPr>
-            <w:shd w:fill="auto" w:val="clear"/>
-            <w:tcMar>
-              <w:top w:w="100.0" w:type="dxa"/>
-              <w:left w:w="100.0" w:type="dxa"/>
-              <w:bottom w:w="100.0" w:type="dxa"/>
-              <w:right w:w="100.0" w:type="dxa"/>
-            </w:tcMar>
-            <w:vAlign w:val="top"/>
-          </w:tcPr>
-          <w:p>
-            <w:pPr>
-              <w:widowControl w:val="0"/>
-              <w:spacing w:line="240" w:lineRule="auto"/>
-              <w:jc w:val="both"/>
-              <w:rPr/>
-            </w:pPr>
-            <w:r>
-              <w:rPr>
-                <w:rtl w:val="0"/>
-              </w:rPr>
-              <w:t xml:space="preserve">100.0.0.23</w:t>
-            </w:r>
-          </w:p>
-        </w:tc>
-        <w:tc>
-          <w:tcPr>
-            <w:shd w:fill="auto" w:val="clear"/>
-            <w:tcMar>
-              <w:top w:w="100.0" w:type="dxa"/>
-              <w:left w:w="100.0" w:type="dxa"/>
-              <w:bottom w:w="100.0" w:type="dxa"/>
-              <w:right w:w="100.0" w:type="dxa"/>
-            </w:tcMar>
-            <w:vAlign w:val="top"/>
-          </w:tcPr>
-          <w:p>
-            <w:pPr>
-              <w:widowControl w:val="0"/>
-              <w:spacing w:line="240" w:lineRule="auto"/>
-              <w:jc w:val="both"/>
-              <w:rPr/>
-            </w:pPr>
-            <w:r>
-              <w:rPr>
-                <w:rtl w:val="0"/>
-              </w:rPr>
-              <w:t xml:space="preserve">255.255.255.224</w:t>
-            </w:r>
-          </w:p>
-        </w:tc>
-        <w:tc>
-          <w:tcPr>
-            <w:shd w:fill="auto" w:val="clear"/>
-            <w:tcMar>
-              <w:top w:w="100.0" w:type="dxa"/>
-              <w:left w:w="100.0" w:type="dxa"/>
-              <w:bottom w:w="100.0" w:type="dxa"/>
-              <w:right w:w="100.0" w:type="dxa"/>
-            </w:tcMar>
-            <w:vAlign w:val="top"/>
-          </w:tcPr>
-          <w:p>
-            <w:pPr>
-              <w:widowControl w:val="0"/>
-              <w:spacing w:line="240" w:lineRule="auto"/>
-              <w:jc w:val="both"/>
-              <w:rPr/>
-            </w:pPr>
-            <w:r>
-              <w:rPr>
-                <w:rtl w:val="0"/>
-              </w:rPr>
-              <w:t xml:space="preserve">100.0.0.17</w:t>
-            </w:r>
-          </w:p>
-        </w:tc>
-        <w:tc>
-          <w:tcPr>
-            <w:shd w:fill="auto" w:val="clear"/>
-            <w:tcMar>
-              <w:top w:w="100.0" w:type="dxa"/>
-              <w:left w:w="100.0" w:type="dxa"/>
-              <w:bottom w:w="100.0" w:type="dxa"/>
-              <w:right w:w="100.0" w:type="dxa"/>
-            </w:tcMar>
-            <w:vAlign w:val="top"/>
-          </w:tcPr>
-          <w:p>
-            <w:pPr>
-              <w:widowControl w:val="0"/>
-              <w:spacing w:line="240" w:lineRule="auto"/>
-              <w:jc w:val="both"/>
-              <w:rPr/>
-            </w:pPr>
-            <w:r>
-              <w:rPr>
-                <w:rtl w:val="0"/>
-              </w:rPr>
-              <w:t xml:space="preserve">10</w:t>
-            </w:r>
-          </w:p>
-        </w:tc>
-      </w:tr>
-      <w:tr>
-        <w:trPr>
-          <w:cantSplit w:val="0"/>
-          <w:tblHeader w:val="0"/>
-        </w:trPr>
-        <w:tc>
-          <w:tcPr>
-            <w:shd w:fill="auto" w:val="clear"/>
-            <w:tcMar>
-              <w:top w:w="100.0" w:type="dxa"/>
-              <w:left w:w="100.0" w:type="dxa"/>
-              <w:bottom w:w="100.0" w:type="dxa"/>
-              <w:right w:w="100.0" w:type="dxa"/>
-            </w:tcMar>
-            <w:vAlign w:val="top"/>
-          </w:tcPr>
-          <w:p>
-            <w:pPr>
-              <w:widowControl w:val="0"/>
-              <w:spacing w:line="240" w:lineRule="auto"/>
-              <w:jc w:val="both"/>
-              <w:rPr/>
-            </w:pPr>
-            <w:r>
-              <w:rPr>
-                <w:rtl w:val="0"/>
-              </w:rPr>
-              <w:t xml:space="preserve">PC-7</w:t>
-            </w:r>
-          </w:p>
-        </w:tc>
-        <w:tc>
-          <w:tcPr>
-            <w:shd w:fill="auto" w:val="clear"/>
-            <w:tcMar>
-              <w:top w:w="100.0" w:type="dxa"/>
-              <w:left w:w="100.0" w:type="dxa"/>
-              <w:bottom w:w="100.0" w:type="dxa"/>
-              <w:right w:w="100.0" w:type="dxa"/>
-            </w:tcMar>
-            <w:vAlign w:val="top"/>
-          </w:tcPr>
-          <w:p>
-            <w:pPr>
-              <w:widowControl w:val="0"/>
-              <w:spacing w:line="240" w:lineRule="auto"/>
-              <w:jc w:val="both"/>
-              <w:rPr/>
-            </w:pPr>
-            <w:r>
-              <w:rPr>
-                <w:rtl w:val="0"/>
-              </w:rPr>
-              <w:t xml:space="preserve">Placa de rede</w:t>
-            </w:r>
-          </w:p>
-        </w:tc>
-        <w:tc>
-          <w:tcPr>
-            <w:shd w:fill="auto" w:val="clear"/>
-            <w:tcMar>
-              <w:top w:w="100.0" w:type="dxa"/>
-              <w:left w:w="100.0" w:type="dxa"/>
-              <w:bottom w:w="100.0" w:type="dxa"/>
-              <w:right w:w="100.0" w:type="dxa"/>
-            </w:tcMar>
-            <w:vAlign w:val="top"/>
-          </w:tcPr>
-          <w:p>
-            <w:pPr>
-              <w:widowControl w:val="0"/>
-              <w:spacing w:line="240" w:lineRule="auto"/>
-              <w:jc w:val="both"/>
-              <w:rPr/>
-            </w:pPr>
-            <w:r>
-              <w:rPr>
-                <w:rtl w:val="0"/>
-              </w:rPr>
-              <w:t xml:space="preserve">100.0.0.24</w:t>
-            </w:r>
-          </w:p>
-        </w:tc>
-        <w:tc>
-          <w:tcPr>
-            <w:shd w:fill="auto" w:val="clear"/>
-            <w:tcMar>
-              <w:top w:w="100.0" w:type="dxa"/>
-              <w:left w:w="100.0" w:type="dxa"/>
-              <w:bottom w:w="100.0" w:type="dxa"/>
-              <w:right w:w="100.0" w:type="dxa"/>
-            </w:tcMar>
-            <w:vAlign w:val="top"/>
-          </w:tcPr>
-          <w:p>
-            <w:pPr>
-              <w:widowControl w:val="0"/>
-              <w:spacing w:line="240" w:lineRule="auto"/>
-              <w:jc w:val="both"/>
-              <w:rPr/>
-            </w:pPr>
-            <w:r>
-              <w:rPr>
-                <w:rtl w:val="0"/>
-              </w:rPr>
-              <w:t xml:space="preserve">255.255.255.224</w:t>
-            </w:r>
-          </w:p>
-        </w:tc>
-        <w:tc>
-          <w:tcPr>
-            <w:shd w:fill="auto" w:val="clear"/>
-            <w:tcMar>
-              <w:top w:w="100.0" w:type="dxa"/>
-              <w:left w:w="100.0" w:type="dxa"/>
-              <w:bottom w:w="100.0" w:type="dxa"/>
-              <w:right w:w="100.0" w:type="dxa"/>
-            </w:tcMar>
-            <w:vAlign w:val="top"/>
-          </w:tcPr>
-          <w:p>
-            <w:pPr>
-              <w:widowControl w:val="0"/>
-              <w:spacing w:line="240" w:lineRule="auto"/>
-              <w:jc w:val="both"/>
-              <w:rPr/>
-            </w:pPr>
-            <w:r>
-              <w:rPr>
-                <w:rtl w:val="0"/>
-              </w:rPr>
-              <w:t xml:space="preserve">100.0.0.17</w:t>
-            </w:r>
-          </w:p>
-        </w:tc>
-        <w:tc>
-          <w:tcPr>
-            <w:shd w:fill="auto" w:val="clear"/>
-            <w:tcMar>
-              <w:top w:w="100.0" w:type="dxa"/>
-              <w:left w:w="100.0" w:type="dxa"/>
-              <w:bottom w:w="100.0" w:type="dxa"/>
-              <w:right w:w="100.0" w:type="dxa"/>
-            </w:tcMar>
-            <w:vAlign w:val="top"/>
-          </w:tcPr>
-          <w:p>
-            <w:pPr>
-              <w:widowControl w:val="0"/>
-              <w:spacing w:line="240" w:lineRule="auto"/>
-              <w:jc w:val="both"/>
-              <w:rPr/>
-            </w:pPr>
-            <w:r>
-              <w:rPr>
-                <w:rtl w:val="0"/>
-              </w:rPr>
-              <w:t xml:space="preserve">10</w:t>
-            </w:r>
-          </w:p>
-        </w:tc>
-      </w:tr>
-      <w:tr>
-        <w:trPr>
-          <w:cantSplit w:val="0"/>
-          <w:tblHeader w:val="0"/>
-        </w:trPr>
-        <w:tc>
-          <w:tcPr>
-            <w:shd w:fill="auto" w:val="clear"/>
-            <w:tcMar>
-              <w:top w:w="100.0" w:type="dxa"/>
-              <w:left w:w="100.0" w:type="dxa"/>
-              <w:bottom w:w="100.0" w:type="dxa"/>
-              <w:right w:w="100.0" w:type="dxa"/>
-            </w:tcMar>
-            <w:vAlign w:val="top"/>
-          </w:tcPr>
-          <w:p>
-            <w:pPr>
-              <w:widowControl w:val="0"/>
-              <w:spacing w:line="240" w:lineRule="auto"/>
-              <w:jc w:val="both"/>
-              <w:rPr/>
-            </w:pPr>
-            <w:r>
-              <w:rPr>
-                <w:rtl w:val="0"/>
-              </w:rPr>
-              <w:t xml:space="preserve">PC-10</w:t>
-            </w:r>
-          </w:p>
-        </w:tc>
-        <w:tc>
-          <w:tcPr>
-            <w:shd w:fill="auto" w:val="clear"/>
-            <w:tcMar>
-              <w:top w:w="100.0" w:type="dxa"/>
-              <w:left w:w="100.0" w:type="dxa"/>
-              <w:bottom w:w="100.0" w:type="dxa"/>
-              <w:right w:w="100.0" w:type="dxa"/>
-            </w:tcMar>
-            <w:vAlign w:val="top"/>
-          </w:tcPr>
-          <w:p>
-            <w:pPr>
-              <w:widowControl w:val="0"/>
-              <w:spacing w:line="240" w:lineRule="auto"/>
-              <w:jc w:val="both"/>
-              <w:rPr/>
-            </w:pPr>
-            <w:r>
-              <w:rPr>
-                <w:rtl w:val="0"/>
-              </w:rPr>
-              <w:t xml:space="preserve">Placa de rede</w:t>
-            </w:r>
-          </w:p>
-        </w:tc>
-        <w:tc>
-          <w:tcPr>
-            <w:shd w:fill="auto" w:val="clear"/>
-            <w:tcMar>
-              <w:top w:w="100.0" w:type="dxa"/>
-              <w:left w:w="100.0" w:type="dxa"/>
-              <w:bottom w:w="100.0" w:type="dxa"/>
-              <w:right w:w="100.0" w:type="dxa"/>
-            </w:tcMar>
-            <w:vAlign w:val="top"/>
-          </w:tcPr>
-          <w:p>
-            <w:pPr>
-              <w:widowControl w:val="0"/>
-              <w:spacing w:line="240" w:lineRule="auto"/>
-              <w:jc w:val="both"/>
-              <w:rPr/>
-            </w:pPr>
-            <w:r>
-              <w:rPr>
-                <w:rtl w:val="0"/>
-              </w:rPr>
-              <w:t xml:space="preserve">100.0.0.25</w:t>
-            </w:r>
-          </w:p>
-        </w:tc>
-        <w:tc>
-          <w:tcPr>
-            <w:shd w:fill="auto" w:val="clear"/>
-            <w:tcMar>
-              <w:top w:w="100.0" w:type="dxa"/>
-              <w:left w:w="100.0" w:type="dxa"/>
-              <w:bottom w:w="100.0" w:type="dxa"/>
-              <w:right w:w="100.0" w:type="dxa"/>
-            </w:tcMar>
-            <w:vAlign w:val="top"/>
-          </w:tcPr>
-          <w:p>
-            <w:pPr>
-              <w:widowControl w:val="0"/>
-              <w:spacing w:line="240" w:lineRule="auto"/>
-              <w:jc w:val="both"/>
-              <w:rPr/>
-            </w:pPr>
-            <w:r>
-              <w:rPr>
-                <w:rtl w:val="0"/>
-              </w:rPr>
-              <w:t xml:space="preserve">255.255.255.224</w:t>
-            </w:r>
-          </w:p>
-        </w:tc>
-        <w:tc>
-          <w:tcPr>
-            <w:shd w:fill="auto" w:val="clear"/>
-            <w:tcMar>
-              <w:top w:w="100.0" w:type="dxa"/>
-              <w:left w:w="100.0" w:type="dxa"/>
-              <w:bottom w:w="100.0" w:type="dxa"/>
-              <w:right w:w="100.0" w:type="dxa"/>
-            </w:tcMar>
-            <w:vAlign w:val="top"/>
-          </w:tcPr>
-          <w:p>
-            <w:pPr>
-              <w:widowControl w:val="0"/>
-              <w:spacing w:line="240" w:lineRule="auto"/>
-              <w:jc w:val="both"/>
-              <w:rPr/>
-            </w:pPr>
-            <w:r>
-              <w:rPr>
-                <w:rtl w:val="0"/>
-              </w:rPr>
-              <w:t xml:space="preserve">100.0.0.17</w:t>
-            </w:r>
-          </w:p>
-        </w:tc>
-        <w:tc>
-          <w:tcPr>
-            <w:shd w:fill="auto" w:val="clear"/>
-            <w:tcMar>
-              <w:top w:w="100.0" w:type="dxa"/>
-              <w:left w:w="100.0" w:type="dxa"/>
-              <w:bottom w:w="100.0" w:type="dxa"/>
-              <w:right w:w="100.0" w:type="dxa"/>
-            </w:tcMar>
-            <w:vAlign w:val="top"/>
-          </w:tcPr>
-          <w:p>
-            <w:pPr>
-              <w:widowControl w:val="0"/>
-              <w:spacing w:line="240" w:lineRule="auto"/>
-              <w:jc w:val="both"/>
-              <w:rPr/>
-            </w:pPr>
-            <w:r>
-              <w:rPr>
-                <w:rtl w:val="0"/>
-              </w:rPr>
-              <w:t xml:space="preserve">10</w:t>
-            </w:r>
-          </w:p>
-        </w:tc>
-      </w:tr>
-      <w:tr>
-        <w:trPr>
-          <w:cantSplit w:val="0"/>
-          <w:tblHeader w:val="0"/>
-        </w:trPr>
-        <w:tc>
-          <w:tcPr>
-            <w:shd w:fill="auto" w:val="clear"/>
-            <w:tcMar>
-              <w:top w:w="100.0" w:type="dxa"/>
-              <w:left w:w="100.0" w:type="dxa"/>
-              <w:bottom w:w="100.0" w:type="dxa"/>
-              <w:right w:w="100.0" w:type="dxa"/>
-            </w:tcMar>
-            <w:vAlign w:val="top"/>
-          </w:tcPr>
-          <w:p>
-            <w:pPr>
-              <w:widowControl w:val="0"/>
-              <w:spacing w:line="240" w:lineRule="auto"/>
-              <w:jc w:val="both"/>
-              <w:rPr/>
-            </w:pPr>
-            <w:r>
-              <w:rPr>
-                <w:rtl w:val="0"/>
-              </w:rPr>
-              <w:t xml:space="preserve">PC-22</w:t>
-            </w:r>
-          </w:p>
-        </w:tc>
-        <w:tc>
-          <w:tcPr>
-            <w:shd w:fill="auto" w:val="clear"/>
-            <w:tcMar>
-              <w:top w:w="100.0" w:type="dxa"/>
-              <w:left w:w="100.0" w:type="dxa"/>
-              <w:bottom w:w="100.0" w:type="dxa"/>
-              <w:right w:w="100.0" w:type="dxa"/>
-            </w:tcMar>
-            <w:vAlign w:val="top"/>
-          </w:tcPr>
-          <w:p>
-            <w:pPr>
-              <w:widowControl w:val="0"/>
-              <w:spacing w:line="240" w:lineRule="auto"/>
-              <w:jc w:val="both"/>
-              <w:rPr/>
-            </w:pPr>
-            <w:r>
-              <w:rPr>
-                <w:rtl w:val="0"/>
-              </w:rPr>
-              <w:t xml:space="preserve">Placa de rede</w:t>
-            </w:r>
-          </w:p>
-        </w:tc>
-        <w:tc>
-          <w:tcPr>
-            <w:shd w:fill="auto" w:val="clear"/>
-            <w:tcMar>
-              <w:top w:w="100.0" w:type="dxa"/>
-              <w:left w:w="100.0" w:type="dxa"/>
-              <w:bottom w:w="100.0" w:type="dxa"/>
-              <w:right w:w="100.0" w:type="dxa"/>
-            </w:tcMar>
-            <w:vAlign w:val="top"/>
-          </w:tcPr>
-          <w:p>
-            <w:pPr>
-              <w:widowControl w:val="0"/>
-              <w:spacing w:line="240" w:lineRule="auto"/>
-              <w:jc w:val="both"/>
-              <w:rPr/>
-            </w:pPr>
-            <w:r>
-              <w:rPr>
-                <w:rtl w:val="0"/>
-              </w:rPr>
-              <w:t xml:space="preserve">100.0.0.26</w:t>
-            </w:r>
-          </w:p>
-        </w:tc>
-        <w:tc>
-          <w:tcPr>
-            <w:shd w:fill="auto" w:val="clear"/>
-            <w:tcMar>
-              <w:top w:w="100.0" w:type="dxa"/>
-              <w:left w:w="100.0" w:type="dxa"/>
-              <w:bottom w:w="100.0" w:type="dxa"/>
-              <w:right w:w="100.0" w:type="dxa"/>
-            </w:tcMar>
-            <w:vAlign w:val="top"/>
-          </w:tcPr>
-          <w:p>
-            <w:pPr>
-              <w:widowControl w:val="0"/>
-              <w:spacing w:line="240" w:lineRule="auto"/>
-              <w:jc w:val="both"/>
-              <w:rPr/>
-            </w:pPr>
-            <w:r>
-              <w:rPr>
-                <w:rtl w:val="0"/>
-              </w:rPr>
-              <w:t xml:space="preserve">255.255.255.224</w:t>
-            </w:r>
-          </w:p>
-        </w:tc>
-        <w:tc>
-          <w:tcPr>
-            <w:shd w:fill="auto" w:val="clear"/>
-            <w:tcMar>
-              <w:top w:w="100.0" w:type="dxa"/>
-              <w:left w:w="100.0" w:type="dxa"/>
-              <w:bottom w:w="100.0" w:type="dxa"/>
-              <w:right w:w="100.0" w:type="dxa"/>
-            </w:tcMar>
-            <w:vAlign w:val="top"/>
-          </w:tcPr>
-          <w:p>
-            <w:pPr>
-              <w:widowControl w:val="0"/>
-              <w:spacing w:line="240" w:lineRule="auto"/>
-              <w:jc w:val="both"/>
-              <w:rPr/>
-            </w:pPr>
-            <w:r>
-              <w:rPr>
-                <w:rtl w:val="0"/>
-              </w:rPr>
-              <w:t xml:space="preserve">100.0.0.17</w:t>
-            </w:r>
-          </w:p>
-        </w:tc>
-        <w:tc>
-          <w:tcPr>
-            <w:shd w:fill="auto" w:val="clear"/>
-            <w:tcMar>
-              <w:top w:w="100.0" w:type="dxa"/>
-              <w:left w:w="100.0" w:type="dxa"/>
-              <w:bottom w:w="100.0" w:type="dxa"/>
-              <w:right w:w="100.0" w:type="dxa"/>
-            </w:tcMar>
-            <w:vAlign w:val="top"/>
-          </w:tcPr>
-          <w:p>
-            <w:pPr>
-              <w:widowControl w:val="0"/>
-              <w:spacing w:line="240" w:lineRule="auto"/>
-              <w:jc w:val="both"/>
-              <w:rPr/>
-            </w:pPr>
-            <w:r>
-              <w:rPr>
-                <w:rtl w:val="0"/>
-              </w:rPr>
-              <w:t xml:space="preserve">10</w:t>
-            </w:r>
-          </w:p>
-        </w:tc>
-      </w:tr>
-      <w:tr>
-        <w:trPr>
-          <w:cantSplit w:val="0"/>
-          <w:tblHeader w:val="0"/>
-        </w:trPr>
-        <w:tc>
-          <w:tcPr>
-            <w:shd w:fill="auto" w:val="clear"/>
-            <w:tcMar>
-              <w:top w:w="100.0" w:type="dxa"/>
-              <w:left w:w="100.0" w:type="dxa"/>
-              <w:bottom w:w="100.0" w:type="dxa"/>
-              <w:right w:w="100.0" w:type="dxa"/>
-            </w:tcMar>
-            <w:vAlign w:val="top"/>
-          </w:tcPr>
-          <w:p>
-            <w:pPr>
-              <w:widowControl w:val="0"/>
-              <w:spacing w:line="240" w:lineRule="auto"/>
-              <w:jc w:val="both"/>
-              <w:rPr/>
-            </w:pPr>
-            <w:r>
-              <w:rPr>
-                <w:rtl w:val="0"/>
-              </w:rPr>
-              <w:t xml:space="preserve">Laptop-PT NoteLaboratório</w:t>
-            </w:r>
-          </w:p>
-        </w:tc>
-        <w:tc>
-          <w:tcPr>
-            <w:shd w:fill="auto" w:val="clear"/>
-            <w:tcMar>
-              <w:top w:w="100.0" w:type="dxa"/>
-              <w:left w:w="100.0" w:type="dxa"/>
-              <w:bottom w:w="100.0" w:type="dxa"/>
-              <w:right w:w="100.0" w:type="dxa"/>
-            </w:tcMar>
-            <w:vAlign w:val="top"/>
-          </w:tcPr>
-          <w:p>
-            <w:pPr>
-              <w:keepNext w:val="0"/>
-              <w:keepLines w:val="0"/>
-              <w:pageBreakBefore w:val="0"/>
-              <w:widowControl w:val="0"/>
-              <w:pBdr>
-                <w:top w:space="0" w:sz="0" w:val="nil"/>
-                <w:left w:space="0" w:sz="0" w:val="nil"/>
-                <w:bottom w:space="0" w:sz="0" w:val="nil"/>
-                <w:right w:space="0" w:sz="0" w:val="nil"/>
-                <w:between w:space="0" w:sz="0" w:val="nil"/>
-              </w:pBdr>
-              <w:shd w:fill="auto" w:val="clear"/>
-              <w:spacing w:after="0" w:before="0" w:line="240" w:lineRule="auto"/>
-              <w:ind w:left="0" w:right="0" w:firstLine="0"/>
-              <w:jc w:val="both"/>
-              <w:rPr/>
-            </w:pPr>
-            <w:r>
-              <w:rPr>
-                <w:rtl w:val="0"/>
-              </w:rPr>
-              <w:t xml:space="preserve">Wireless</w:t>
-            </w:r>
-          </w:p>
-        </w:tc>
-        <w:tc>
-          <w:tcPr>
-            <w:shd w:fill="auto" w:val="clear"/>
-            <w:tcMar>
-              <w:top w:w="100.0" w:type="dxa"/>
-              <w:left w:w="100.0" w:type="dxa"/>
-              <w:bottom w:w="100.0" w:type="dxa"/>
-              <w:right w:w="100.0" w:type="dxa"/>
-            </w:tcMar>
-            <w:vAlign w:val="top"/>
-          </w:tcPr>
-          <w:p>
-            <w:pPr>
-              <w:widowControl w:val="0"/>
-              <w:spacing w:line="240" w:lineRule="auto"/>
-              <w:jc w:val="both"/>
-              <w:rPr/>
-            </w:pPr>
-            <w:r>
-              <w:rPr>
-                <w:rtl w:val="0"/>
-              </w:rPr>
-              <w:t xml:space="preserve">100.0.0.27</w:t>
-            </w:r>
-          </w:p>
-        </w:tc>
-        <w:tc>
-          <w:tcPr>
-            <w:shd w:fill="auto" w:val="clear"/>
-            <w:tcMar>
-              <w:top w:w="100.0" w:type="dxa"/>
-              <w:left w:w="100.0" w:type="dxa"/>
-              <w:bottom w:w="100.0" w:type="dxa"/>
-              <w:right w:w="100.0" w:type="dxa"/>
-            </w:tcMar>
-            <w:vAlign w:val="top"/>
-          </w:tcPr>
-          <w:p>
-            <w:pPr>
-              <w:widowControl w:val="0"/>
-              <w:spacing w:line="240" w:lineRule="auto"/>
-              <w:jc w:val="both"/>
-              <w:rPr/>
-            </w:pPr>
-            <w:r>
-              <w:rPr>
-                <w:rtl w:val="0"/>
-              </w:rPr>
-              <w:t xml:space="preserve">255.255.255.224</w:t>
-            </w:r>
-          </w:p>
-        </w:tc>
-        <w:tc>
-          <w:tcPr>
-            <w:shd w:fill="auto" w:val="clear"/>
-            <w:tcMar>
-              <w:top w:w="100.0" w:type="dxa"/>
-              <w:left w:w="100.0" w:type="dxa"/>
-              <w:bottom w:w="100.0" w:type="dxa"/>
-              <w:right w:w="100.0" w:type="dxa"/>
-            </w:tcMar>
-            <w:vAlign w:val="top"/>
-          </w:tcPr>
-          <w:p>
-            <w:pPr>
-              <w:widowControl w:val="0"/>
-              <w:spacing w:line="240" w:lineRule="auto"/>
-              <w:jc w:val="both"/>
-              <w:rPr/>
-            </w:pPr>
-            <w:r>
-              <w:rPr>
-                <w:rtl w:val="0"/>
-              </w:rPr>
-              <w:t xml:space="preserve">100.0.0.17</w:t>
-            </w:r>
-          </w:p>
-        </w:tc>
-        <w:tc>
-          <w:tcPr>
-            <w:shd w:fill="auto" w:val="clear"/>
-            <w:tcMar>
-              <w:top w:w="100.0" w:type="dxa"/>
-              <w:left w:w="100.0" w:type="dxa"/>
-              <w:bottom w:w="100.0" w:type="dxa"/>
-              <w:right w:w="100.0" w:type="dxa"/>
-            </w:tcMar>
-            <w:vAlign w:val="top"/>
-          </w:tcPr>
-          <w:p>
-            <w:pPr>
-              <w:widowControl w:val="0"/>
-              <w:spacing w:line="240" w:lineRule="auto"/>
-              <w:jc w:val="both"/>
-              <w:rPr/>
-            </w:pPr>
-            <w:r>
-              <w:rPr>
-                <w:rtl w:val="0"/>
-              </w:rPr>
-              <w:t xml:space="preserve">10</w:t>
-            </w:r>
-          </w:p>
-        </w:tc>
-      </w:tr>
-      <w:tr>
-        <w:trPr>
-          <w:cantSplit w:val="0"/>
-          <w:tblHeader w:val="0"/>
-        </w:trPr>
-        <w:tc>
-          <w:tcPr>
-            <w:shd w:fill="auto" w:val="clear"/>
-            <w:tcMar>
-              <w:top w:w="100.0" w:type="dxa"/>
-              <w:left w:w="100.0" w:type="dxa"/>
-              <w:bottom w:w="100.0" w:type="dxa"/>
-              <w:right w:w="100.0" w:type="dxa"/>
-            </w:tcMar>
-            <w:vAlign w:val="top"/>
-          </w:tcPr>
-          <w:p>
-            <w:pPr>
-              <w:widowControl w:val="0"/>
-              <w:spacing w:line="240" w:lineRule="auto"/>
-              <w:jc w:val="both"/>
-              <w:rPr/>
-            </w:pPr>
-            <w:r>
-              <w:rPr>
-                <w:rtl w:val="0"/>
-              </w:rPr>
-              <w:t xml:space="preserve">HomeRouter-PT-AC WiFiLaboratório</w:t>
-            </w:r>
-          </w:p>
-        </w:tc>
-        <w:tc>
-          <w:tcPr>
-            <w:shd w:fill="auto" w:val="clear"/>
-            <w:tcMar>
-              <w:top w:w="100.0" w:type="dxa"/>
-              <w:left w:w="100.0" w:type="dxa"/>
-              <w:bottom w:w="100.0" w:type="dxa"/>
-              <w:right w:w="100.0" w:type="dxa"/>
-            </w:tcMar>
-            <w:vAlign w:val="top"/>
-          </w:tcPr>
-          <w:p>
-            <w:pPr>
-              <w:keepNext w:val="0"/>
-              <w:keepLines w:val="0"/>
-              <w:pageBreakBefore w:val="0"/>
-              <w:widowControl w:val="0"/>
-              <w:pBdr>
-                <w:top w:space="0" w:sz="0" w:val="nil"/>
-                <w:left w:space="0" w:sz="0" w:val="nil"/>
-                <w:bottom w:space="0" w:sz="0" w:val="nil"/>
-                <w:right w:space="0" w:sz="0" w:val="nil"/>
-                <w:between w:space="0" w:sz="0" w:val="nil"/>
-              </w:pBdr>
-              <w:shd w:fill="auto" w:val="clear"/>
-              <w:spacing w:after="0" w:before="0" w:line="240" w:lineRule="auto"/>
-              <w:ind w:left="0" w:right="0" w:firstLine="0"/>
-              <w:jc w:val="both"/>
-              <w:rPr/>
-            </w:pPr>
-            <w:r>
-              <w:rPr>
-                <w:rtl w:val="0"/>
-              </w:rPr>
-              <w:t xml:space="preserve">0/0</w:t>
-            </w:r>
-          </w:p>
-        </w:tc>
-        <w:tc>
-          <w:tcPr>
-            <w:shd w:fill="auto" w:val="clear"/>
-            <w:tcMar>
-              <w:top w:w="100.0" w:type="dxa"/>
-              <w:left w:w="100.0" w:type="dxa"/>
-              <w:bottom w:w="100.0" w:type="dxa"/>
-              <w:right w:w="100.0" w:type="dxa"/>
-            </w:tcMar>
-            <w:vAlign w:val="top"/>
-          </w:tcPr>
-          <w:p>
-            <w:pPr>
-              <w:widowControl w:val="0"/>
-              <w:spacing w:line="240" w:lineRule="auto"/>
-              <w:jc w:val="both"/>
-              <w:rPr/>
-            </w:pPr>
-            <w:r>
-              <w:rPr>
-                <w:rtl w:val="0"/>
-              </w:rPr>
-              <w:t xml:space="preserve">100.0.0.98</w:t>
-            </w:r>
-          </w:p>
-        </w:tc>
-        <w:tc>
-          <w:tcPr>
-            <w:shd w:fill="auto" w:val="clear"/>
-            <w:tcMar>
-              <w:top w:w="100.0" w:type="dxa"/>
-              <w:left w:w="100.0" w:type="dxa"/>
-              <w:bottom w:w="100.0" w:type="dxa"/>
-              <w:right w:w="100.0" w:type="dxa"/>
-            </w:tcMar>
-            <w:vAlign w:val="top"/>
-          </w:tcPr>
-          <w:p>
-            <w:pPr>
-              <w:widowControl w:val="0"/>
-              <w:spacing w:line="240" w:lineRule="auto"/>
-              <w:jc w:val="both"/>
-              <w:rPr/>
-            </w:pPr>
-            <w:r>
-              <w:rPr>
-                <w:rtl w:val="0"/>
-              </w:rPr>
-              <w:t xml:space="preserve">255.255.255.240</w:t>
-            </w:r>
-          </w:p>
-        </w:tc>
-        <w:tc>
-          <w:tcPr>
-            <w:shd w:fill="auto" w:val="clear"/>
-            <w:tcMar>
-              <w:top w:w="100.0" w:type="dxa"/>
-              <w:left w:w="100.0" w:type="dxa"/>
-              <w:bottom w:w="100.0" w:type="dxa"/>
-              <w:right w:w="100.0" w:type="dxa"/>
-            </w:tcMar>
-            <w:vAlign w:val="top"/>
-          </w:tcPr>
-          <w:p>
-            <w:pPr>
-              <w:widowControl w:val="0"/>
-              <w:spacing w:line="240" w:lineRule="auto"/>
-              <w:jc w:val="both"/>
-              <w:rPr/>
-            </w:pPr>
-            <w:r>
-              <w:rPr>
-                <w:rtl w:val="0"/>
-              </w:rPr>
-              <w:t xml:space="preserve">100.0.0.97</w:t>
-            </w:r>
-          </w:p>
-        </w:tc>
-        <w:tc>
-          <w:tcPr>
-            <w:shd w:fill="auto" w:val="clear"/>
-            <w:tcMar>
-              <w:top w:w="100.0" w:type="dxa"/>
-              <w:left w:w="100.0" w:type="dxa"/>
-              <w:bottom w:w="100.0" w:type="dxa"/>
-              <w:right w:w="100.0" w:type="dxa"/>
-            </w:tcMar>
-            <w:vAlign w:val="top"/>
-          </w:tcPr>
-          <w:p>
-            <w:pPr>
-              <w:keepNext w:val="0"/>
-              <w:keepLines w:val="0"/>
-              <w:pageBreakBefore w:val="0"/>
-              <w:widowControl w:val="0"/>
-              <w:pBdr>
-                <w:top w:space="0" w:sz="0" w:val="nil"/>
-                <w:left w:space="0" w:sz="0" w:val="nil"/>
-                <w:bottom w:space="0" w:sz="0" w:val="nil"/>
-                <w:right w:space="0" w:sz="0" w:val="nil"/>
-                <w:between w:space="0" w:sz="0" w:val="nil"/>
-              </w:pBdr>
-              <w:shd w:fill="auto" w:val="clear"/>
-              <w:spacing w:after="0" w:before="0" w:line="240" w:lineRule="auto"/>
-              <w:ind w:left="0" w:right="0" w:firstLine="0"/>
-              <w:jc w:val="both"/>
-              <w:rPr/>
-            </w:pPr>
-            <w:r>
-              <w:rPr>
-                <w:rtl w:val="0"/>
-              </w:rPr>
-              <w:t xml:space="preserve">40</w:t>
-            </w:r>
-          </w:p>
-        </w:tc>
-      </w:tr>
-    </w:tbl>
-    <w:p>
-      <w:pPr>
-        <w:jc w:val="both"/>
-        <w:rPr/>
-      </w:pPr>
-      <w:r>
-        <w:rPr>
-          <w:rtl w:val="0"/>
-        </w:rPr>
-      </w:r>
-    </w:p>
-    <w:p>
-      <w:pPr>
-        <w:jc w:val="both"/>
-        <w:rPr/>
-      </w:pPr>
-      <w:r>
-        <w:rPr>
-          <w:rtl w:val="0"/>
-        </w:rPr>
-      </w:r>
-    </w:p>
-    <w:p>
-      <w:pPr>
-        <w:jc w:val="both"/>
-        <w:rPr/>
-      </w:pPr>
-      <w:r>
-        <w:rPr>
-          <w:rtl w:val="0"/>
-        </w:rPr>
-      </w:r>
-    </w:p>
-    <w:p>
-      <w:pPr>
-        <w:jc w:val="both"/>
-        <w:rPr/>
-      </w:pPr>
-      <w:r>
-        <w:rPr>
-          <w:rtl w:val="0"/>
-        </w:rPr>
-      </w:r>
-    </w:p>
-    <w:p>
-      <w:pPr>
-        <w:jc w:val="both"/>
-        <w:rPr/>
-      </w:pPr>
-      <w:r>
-        <w:rPr>
-          <w:rtl w:val="0"/>
-        </w:rPr>
-      </w:r>
-    </w:p>
-    <w:p>
-      <w:pPr>
-        <w:jc w:val="both"/>
-        <w:rPr/>
-      </w:pPr>
-      <w:r>
-        <w:rPr>
-          <w:rtl w:val="0"/>
-        </w:rPr>
-      </w:r>
-    </w:p>
-    <w:p>
-      <w:pPr>
-        <w:jc w:val="both"/>
-        <w:rPr/>
-      </w:pPr>
-      <w:r>
-        <w:rPr>
-          <w:rtl w:val="0"/>
-        </w:rPr>
-      </w:r>
-    </w:p>
-    <w:p>
-      <w:pPr>
-        <w:jc w:val="both"/>
-        <w:rPr/>
-      </w:pPr>
-      <w:r>
-        <w:rPr>
-          <w:rtl w:val="0"/>
-        </w:rPr>
-        <w:t xml:space="preserve">Rede do Departamento de Administração </w:t>
-      </w:r>
-    </w:p>
-    <w:p>
-      <w:pPr>
-        <w:jc w:val="both"/>
-        <w:rPr/>
-      </w:pPr>
-      <w:r>
-        <w:rPr>
-          <w:rtl w:val="0"/>
-        </w:rPr>
       </w:r>
     </w:p>
     <w:p>
@@ -5145,16 +3542,28 @@
           </w:tcPr>
           <w:p>
             <w:pPr>
-              <w:widowControl w:val="0"/>
-              <w:spacing w:line="240" w:lineRule="auto"/>
-              <w:jc w:val="both"/>
-              <w:rPr/>
-            </w:pPr>
-            <w:r>
-              <w:rPr>
-                <w:rtl w:val="0"/>
-              </w:rPr>
-              <w:t xml:space="preserve">PC-4</w:t>
+              <w:keepNext w:val="0"/>
+              <w:keepLines w:val="0"/>
+              <w:pageBreakBefore w:val="0"/>
+              <w:widowControl w:val="0"/>
+              <w:pBdr>
+                <w:top w:space="0" w:sz="0" w:val="nil"/>
+                <w:left w:space="0" w:sz="0" w:val="nil"/>
+                <w:bottom w:space="0" w:sz="0" w:val="nil"/>
+                <w:right w:space="0" w:sz="0" w:val="nil"/>
+                <w:between w:space="0" w:sz="0" w:val="nil"/>
+              </w:pBdr>
+              <w:shd w:fill="auto" w:val="clear"/>
+              <w:spacing w:after="0" w:before="0" w:line="240" w:lineRule="auto"/>
+              <w:ind w:left="0" w:right="0" w:firstLine="0"/>
+              <w:jc w:val="both"/>
+              <w:rPr/>
+            </w:pPr>
+            <w:r>
+              <w:rPr>
+                <w:rtl w:val="0"/>
+              </w:rPr>
+              <w:t xml:space="preserve">PC-0</w:t>
             </w:r>
           </w:p>
         </w:tc>
@@ -5197,94 +3606,130 @@
           </w:tcPr>
           <w:p>
             <w:pPr>
-              <w:widowControl w:val="0"/>
-              <w:spacing w:line="240" w:lineRule="auto"/>
-              <w:jc w:val="both"/>
-              <w:rPr/>
-            </w:pPr>
-            <w:r>
-              <w:rPr>
-                <w:rtl w:val="0"/>
-              </w:rPr>
-              <w:t xml:space="preserve">100.0.0.50</w:t>
-            </w:r>
-          </w:p>
-        </w:tc>
-        <w:tc>
-          <w:tcPr>
-            <w:shd w:fill="auto" w:val="clear"/>
-            <w:tcMar>
-              <w:top w:w="100.0" w:type="dxa"/>
-              <w:left w:w="100.0" w:type="dxa"/>
-              <w:bottom w:w="100.0" w:type="dxa"/>
-              <w:right w:w="100.0" w:type="dxa"/>
-            </w:tcMar>
-            <w:vAlign w:val="top"/>
-          </w:tcPr>
-          <w:p>
-            <w:pPr>
-              <w:widowControl w:val="0"/>
-              <w:spacing w:line="240" w:lineRule="auto"/>
-              <w:jc w:val="both"/>
-              <w:rPr/>
-            </w:pPr>
-            <w:r>
-              <w:rPr>
-                <w:rtl w:val="0"/>
-              </w:rPr>
-              <w:t xml:space="preserve">255.255.255.240</w:t>
-            </w:r>
-          </w:p>
-        </w:tc>
-        <w:tc>
-          <w:tcPr>
-            <w:shd w:fill="auto" w:val="clear"/>
-            <w:tcMar>
-              <w:top w:w="100.0" w:type="dxa"/>
-              <w:left w:w="100.0" w:type="dxa"/>
-              <w:bottom w:w="100.0" w:type="dxa"/>
-              <w:right w:w="100.0" w:type="dxa"/>
-            </w:tcMar>
-            <w:vAlign w:val="top"/>
-          </w:tcPr>
-          <w:p>
-            <w:pPr>
-              <w:widowControl w:val="0"/>
-              <w:spacing w:line="240" w:lineRule="auto"/>
-              <w:jc w:val="both"/>
-              <w:rPr/>
-            </w:pPr>
-            <w:r>
-              <w:rPr>
-                <w:rtl w:val="0"/>
-              </w:rPr>
-              <w:t xml:space="preserve">100.0.0.49</w:t>
-            </w:r>
-          </w:p>
-        </w:tc>
-        <w:tc>
-          <w:tcPr>
-            <w:shd w:fill="auto" w:val="clear"/>
-            <w:tcMar>
-              <w:top w:w="100.0" w:type="dxa"/>
-              <w:left w:w="100.0" w:type="dxa"/>
-              <w:bottom w:w="100.0" w:type="dxa"/>
-              <w:right w:w="100.0" w:type="dxa"/>
-            </w:tcMar>
-            <w:vAlign w:val="top"/>
-          </w:tcPr>
-          <w:p>
-            <w:pPr>
-              <w:widowControl w:val="0"/>
-              <w:spacing w:line="240" w:lineRule="auto"/>
-              <w:jc w:val="both"/>
-              <w:rPr/>
-            </w:pPr>
-            <w:r>
-              <w:rPr>
-                <w:rtl w:val="0"/>
-              </w:rPr>
-              <w:t xml:space="preserve">20</w:t>
+              <w:keepNext w:val="0"/>
+              <w:keepLines w:val="0"/>
+              <w:pageBreakBefore w:val="0"/>
+              <w:widowControl w:val="0"/>
+              <w:pBdr>
+                <w:top w:space="0" w:sz="0" w:val="nil"/>
+                <w:left w:space="0" w:sz="0" w:val="nil"/>
+                <w:bottom w:space="0" w:sz="0" w:val="nil"/>
+                <w:right w:space="0" w:sz="0" w:val="nil"/>
+                <w:between w:space="0" w:sz="0" w:val="nil"/>
+              </w:pBdr>
+              <w:shd w:fill="auto" w:val="clear"/>
+              <w:spacing w:after="0" w:before="0" w:line="240" w:lineRule="auto"/>
+              <w:ind w:left="0" w:right="0" w:firstLine="0"/>
+              <w:jc w:val="both"/>
+              <w:rPr/>
+            </w:pPr>
+            <w:r>
+              <w:rPr>
+                <w:rtl w:val="0"/>
+              </w:rPr>
+              <w:t xml:space="preserve">100.0.0.18</w:t>
+            </w:r>
+          </w:p>
+        </w:tc>
+        <w:tc>
+          <w:tcPr>
+            <w:shd w:fill="auto" w:val="clear"/>
+            <w:tcMar>
+              <w:top w:w="100.0" w:type="dxa"/>
+              <w:left w:w="100.0" w:type="dxa"/>
+              <w:bottom w:w="100.0" w:type="dxa"/>
+              <w:right w:w="100.0" w:type="dxa"/>
+            </w:tcMar>
+            <w:vAlign w:val="top"/>
+          </w:tcPr>
+          <w:p>
+            <w:pPr>
+              <w:keepNext w:val="0"/>
+              <w:keepLines w:val="0"/>
+              <w:pageBreakBefore w:val="0"/>
+              <w:widowControl w:val="0"/>
+              <w:pBdr>
+                <w:top w:space="0" w:sz="0" w:val="nil"/>
+                <w:left w:space="0" w:sz="0" w:val="nil"/>
+                <w:bottom w:space="0" w:sz="0" w:val="nil"/>
+                <w:right w:space="0" w:sz="0" w:val="nil"/>
+                <w:between w:space="0" w:sz="0" w:val="nil"/>
+              </w:pBdr>
+              <w:shd w:fill="auto" w:val="clear"/>
+              <w:spacing w:after="0" w:before="0" w:line="240" w:lineRule="auto"/>
+              <w:ind w:left="0" w:right="0" w:firstLine="0"/>
+              <w:jc w:val="both"/>
+              <w:rPr/>
+            </w:pPr>
+            <w:r>
+              <w:rPr>
+                <w:rtl w:val="0"/>
+              </w:rPr>
+              <w:t xml:space="preserve">255.255.255.224</w:t>
+            </w:r>
+          </w:p>
+        </w:tc>
+        <w:tc>
+          <w:tcPr>
+            <w:shd w:fill="auto" w:val="clear"/>
+            <w:tcMar>
+              <w:top w:w="100.0" w:type="dxa"/>
+              <w:left w:w="100.0" w:type="dxa"/>
+              <w:bottom w:w="100.0" w:type="dxa"/>
+              <w:right w:w="100.0" w:type="dxa"/>
+            </w:tcMar>
+            <w:vAlign w:val="top"/>
+          </w:tcPr>
+          <w:p>
+            <w:pPr>
+              <w:widowControl w:val="0"/>
+              <w:spacing w:line="240" w:lineRule="auto"/>
+              <w:jc w:val="both"/>
+              <w:rPr/>
+            </w:pPr>
+            <w:r>
+              <w:rPr>
+                <w:rtl w:val="0"/>
+              </w:rPr>
+              <w:t xml:space="preserve">100.0.0.17</w:t>
+            </w:r>
+          </w:p>
+        </w:tc>
+        <w:tc>
+          <w:tcPr>
+            <w:shd w:fill="auto" w:val="clear"/>
+            <w:tcMar>
+              <w:top w:w="100.0" w:type="dxa"/>
+              <w:left w:w="100.0" w:type="dxa"/>
+              <w:bottom w:w="100.0" w:type="dxa"/>
+              <w:right w:w="100.0" w:type="dxa"/>
+            </w:tcMar>
+            <w:vAlign w:val="top"/>
+          </w:tcPr>
+          <w:p>
+            <w:pPr>
+              <w:keepNext w:val="0"/>
+              <w:keepLines w:val="0"/>
+              <w:pageBreakBefore w:val="0"/>
+              <w:widowControl w:val="0"/>
+              <w:pBdr>
+                <w:top w:space="0" w:sz="0" w:val="nil"/>
+                <w:left w:space="0" w:sz="0" w:val="nil"/>
+                <w:bottom w:space="0" w:sz="0" w:val="nil"/>
+                <w:right w:space="0" w:sz="0" w:val="nil"/>
+                <w:between w:space="0" w:sz="0" w:val="nil"/>
+              </w:pBdr>
+              <w:shd w:fill="auto" w:val="clear"/>
+              <w:spacing w:after="0" w:before="0" w:line="240" w:lineRule="auto"/>
+              <w:ind w:left="0" w:right="0" w:firstLine="0"/>
+              <w:jc w:val="both"/>
+              <w:rPr/>
+            </w:pPr>
+            <w:r>
+              <w:rPr>
+                <w:rtl w:val="0"/>
+              </w:rPr>
+              <w:t xml:space="preserve">10</w:t>
             </w:r>
           </w:p>
         </w:tc>
@@ -5316,7 +3761,7 @@
               <w:rPr>
                 <w:rtl w:val="0"/>
               </w:rPr>
-              <w:t xml:space="preserve">PC-8</w:t>
+              <w:t xml:space="preserve">PC-1</w:t>
             </w:r>
           </w:p>
         </w:tc>
@@ -5368,85 +3813,85 @@
               <w:rPr>
                 <w:rtl w:val="0"/>
               </w:rPr>
-              <w:t xml:space="preserve">100.0.0.51</w:t>
-            </w:r>
-          </w:p>
-        </w:tc>
-        <w:tc>
-          <w:tcPr>
-            <w:shd w:fill="auto" w:val="clear"/>
-            <w:tcMar>
-              <w:top w:w="100.0" w:type="dxa"/>
-              <w:left w:w="100.0" w:type="dxa"/>
-              <w:bottom w:w="100.0" w:type="dxa"/>
-              <w:right w:w="100.0" w:type="dxa"/>
-            </w:tcMar>
-            <w:vAlign w:val="top"/>
-          </w:tcPr>
-          <w:p>
-            <w:pPr>
-              <w:widowControl w:val="0"/>
-              <w:spacing w:line="240" w:lineRule="auto"/>
-              <w:jc w:val="both"/>
-              <w:rPr/>
-            </w:pPr>
-            <w:r>
-              <w:rPr>
-                <w:rtl w:val="0"/>
-              </w:rPr>
-              <w:t xml:space="preserve">255.255.255.240</w:t>
-            </w:r>
-          </w:p>
-        </w:tc>
-        <w:tc>
-          <w:tcPr>
-            <w:shd w:fill="auto" w:val="clear"/>
-            <w:tcMar>
-              <w:top w:w="100.0" w:type="dxa"/>
-              <w:left w:w="100.0" w:type="dxa"/>
-              <w:bottom w:w="100.0" w:type="dxa"/>
-              <w:right w:w="100.0" w:type="dxa"/>
-            </w:tcMar>
-            <w:vAlign w:val="top"/>
-          </w:tcPr>
-          <w:p>
-            <w:pPr>
-              <w:widowControl w:val="0"/>
-              <w:spacing w:line="240" w:lineRule="auto"/>
-              <w:jc w:val="both"/>
-              <w:rPr/>
-            </w:pPr>
-            <w:r>
-              <w:rPr>
-                <w:rtl w:val="0"/>
-              </w:rPr>
-              <w:t xml:space="preserve">100.0.0.49</w:t>
-            </w:r>
-          </w:p>
-        </w:tc>
-        <w:tc>
-          <w:tcPr>
-            <w:shd w:fill="auto" w:val="clear"/>
-            <w:tcMar>
-              <w:top w:w="100.0" w:type="dxa"/>
-              <w:left w:w="100.0" w:type="dxa"/>
-              <w:bottom w:w="100.0" w:type="dxa"/>
-              <w:right w:w="100.0" w:type="dxa"/>
-            </w:tcMar>
-            <w:vAlign w:val="top"/>
-          </w:tcPr>
-          <w:p>
-            <w:pPr>
-              <w:widowControl w:val="0"/>
-              <w:spacing w:line="240" w:lineRule="auto"/>
-              <w:jc w:val="both"/>
-              <w:rPr/>
-            </w:pPr>
-            <w:r>
-              <w:rPr>
-                <w:rtl w:val="0"/>
-              </w:rPr>
-              <w:t xml:space="preserve">20</w:t>
+              <w:t xml:space="preserve">100.0.0.19</w:t>
+            </w:r>
+          </w:p>
+        </w:tc>
+        <w:tc>
+          <w:tcPr>
+            <w:shd w:fill="auto" w:val="clear"/>
+            <w:tcMar>
+              <w:top w:w="100.0" w:type="dxa"/>
+              <w:left w:w="100.0" w:type="dxa"/>
+              <w:bottom w:w="100.0" w:type="dxa"/>
+              <w:right w:w="100.0" w:type="dxa"/>
+            </w:tcMar>
+            <w:vAlign w:val="top"/>
+          </w:tcPr>
+          <w:p>
+            <w:pPr>
+              <w:widowControl w:val="0"/>
+              <w:spacing w:line="240" w:lineRule="auto"/>
+              <w:jc w:val="both"/>
+              <w:rPr/>
+            </w:pPr>
+            <w:r>
+              <w:rPr>
+                <w:rtl w:val="0"/>
+              </w:rPr>
+              <w:t xml:space="preserve">255.255.255.224</w:t>
+            </w:r>
+          </w:p>
+        </w:tc>
+        <w:tc>
+          <w:tcPr>
+            <w:shd w:fill="auto" w:val="clear"/>
+            <w:tcMar>
+              <w:top w:w="100.0" w:type="dxa"/>
+              <w:left w:w="100.0" w:type="dxa"/>
+              <w:bottom w:w="100.0" w:type="dxa"/>
+              <w:right w:w="100.0" w:type="dxa"/>
+            </w:tcMar>
+            <w:vAlign w:val="top"/>
+          </w:tcPr>
+          <w:p>
+            <w:pPr>
+              <w:widowControl w:val="0"/>
+              <w:spacing w:line="240" w:lineRule="auto"/>
+              <w:jc w:val="both"/>
+              <w:rPr/>
+            </w:pPr>
+            <w:r>
+              <w:rPr>
+                <w:rtl w:val="0"/>
+              </w:rPr>
+              <w:t xml:space="preserve">100.0.0.17</w:t>
+            </w:r>
+          </w:p>
+        </w:tc>
+        <w:tc>
+          <w:tcPr>
+            <w:shd w:fill="auto" w:val="clear"/>
+            <w:tcMar>
+              <w:top w:w="100.0" w:type="dxa"/>
+              <w:left w:w="100.0" w:type="dxa"/>
+              <w:bottom w:w="100.0" w:type="dxa"/>
+              <w:right w:w="100.0" w:type="dxa"/>
+            </w:tcMar>
+            <w:vAlign w:val="top"/>
+          </w:tcPr>
+          <w:p>
+            <w:pPr>
+              <w:widowControl w:val="0"/>
+              <w:spacing w:line="240" w:lineRule="auto"/>
+              <w:jc w:val="both"/>
+              <w:rPr/>
+            </w:pPr>
+            <w:r>
+              <w:rPr>
+                <w:rtl w:val="0"/>
+              </w:rPr>
+              <w:t xml:space="preserve">10</w:t>
             </w:r>
           </w:p>
         </w:tc>
@@ -5478,7 +3923,7 @@
               <w:rPr>
                 <w:rtl w:val="0"/>
               </w:rPr>
-              <w:t xml:space="preserve">PC-9</w:t>
+              <w:t xml:space="preserve">PC-2</w:t>
             </w:r>
           </w:p>
         </w:tc>
@@ -5530,85 +3975,85 @@
               <w:rPr>
                 <w:rtl w:val="0"/>
               </w:rPr>
-              <w:t xml:space="preserve">100.0.0.52</w:t>
-            </w:r>
-          </w:p>
-        </w:tc>
-        <w:tc>
-          <w:tcPr>
-            <w:shd w:fill="auto" w:val="clear"/>
-            <w:tcMar>
-              <w:top w:w="100.0" w:type="dxa"/>
-              <w:left w:w="100.0" w:type="dxa"/>
-              <w:bottom w:w="100.0" w:type="dxa"/>
-              <w:right w:w="100.0" w:type="dxa"/>
-            </w:tcMar>
-            <w:vAlign w:val="top"/>
-          </w:tcPr>
-          <w:p>
-            <w:pPr>
-              <w:widowControl w:val="0"/>
-              <w:spacing w:line="240" w:lineRule="auto"/>
-              <w:jc w:val="both"/>
-              <w:rPr/>
-            </w:pPr>
-            <w:r>
-              <w:rPr>
-                <w:rtl w:val="0"/>
-              </w:rPr>
-              <w:t xml:space="preserve">255.255.255.240</w:t>
-            </w:r>
-          </w:p>
-        </w:tc>
-        <w:tc>
-          <w:tcPr>
-            <w:shd w:fill="auto" w:val="clear"/>
-            <w:tcMar>
-              <w:top w:w="100.0" w:type="dxa"/>
-              <w:left w:w="100.0" w:type="dxa"/>
-              <w:bottom w:w="100.0" w:type="dxa"/>
-              <w:right w:w="100.0" w:type="dxa"/>
-            </w:tcMar>
-            <w:vAlign w:val="top"/>
-          </w:tcPr>
-          <w:p>
-            <w:pPr>
-              <w:widowControl w:val="0"/>
-              <w:spacing w:line="240" w:lineRule="auto"/>
-              <w:jc w:val="both"/>
-              <w:rPr/>
-            </w:pPr>
-            <w:r>
-              <w:rPr>
-                <w:rtl w:val="0"/>
-              </w:rPr>
-              <w:t xml:space="preserve">100.0.0.49</w:t>
-            </w:r>
-          </w:p>
-        </w:tc>
-        <w:tc>
-          <w:tcPr>
-            <w:shd w:fill="auto" w:val="clear"/>
-            <w:tcMar>
-              <w:top w:w="100.0" w:type="dxa"/>
-              <w:left w:w="100.0" w:type="dxa"/>
-              <w:bottom w:w="100.0" w:type="dxa"/>
-              <w:right w:w="100.0" w:type="dxa"/>
-            </w:tcMar>
-            <w:vAlign w:val="top"/>
-          </w:tcPr>
-          <w:p>
-            <w:pPr>
-              <w:widowControl w:val="0"/>
-              <w:spacing w:line="240" w:lineRule="auto"/>
-              <w:jc w:val="both"/>
-              <w:rPr/>
-            </w:pPr>
-            <w:r>
-              <w:rPr>
-                <w:rtl w:val="0"/>
-              </w:rPr>
-              <w:t xml:space="preserve">20</w:t>
+              <w:t xml:space="preserve">100.0.0.20</w:t>
+            </w:r>
+          </w:p>
+        </w:tc>
+        <w:tc>
+          <w:tcPr>
+            <w:shd w:fill="auto" w:val="clear"/>
+            <w:tcMar>
+              <w:top w:w="100.0" w:type="dxa"/>
+              <w:left w:w="100.0" w:type="dxa"/>
+              <w:bottom w:w="100.0" w:type="dxa"/>
+              <w:right w:w="100.0" w:type="dxa"/>
+            </w:tcMar>
+            <w:vAlign w:val="top"/>
+          </w:tcPr>
+          <w:p>
+            <w:pPr>
+              <w:widowControl w:val="0"/>
+              <w:spacing w:line="240" w:lineRule="auto"/>
+              <w:jc w:val="both"/>
+              <w:rPr/>
+            </w:pPr>
+            <w:r>
+              <w:rPr>
+                <w:rtl w:val="0"/>
+              </w:rPr>
+              <w:t xml:space="preserve">255.255.255.224</w:t>
+            </w:r>
+          </w:p>
+        </w:tc>
+        <w:tc>
+          <w:tcPr>
+            <w:shd w:fill="auto" w:val="clear"/>
+            <w:tcMar>
+              <w:top w:w="100.0" w:type="dxa"/>
+              <w:left w:w="100.0" w:type="dxa"/>
+              <w:bottom w:w="100.0" w:type="dxa"/>
+              <w:right w:w="100.0" w:type="dxa"/>
+            </w:tcMar>
+            <w:vAlign w:val="top"/>
+          </w:tcPr>
+          <w:p>
+            <w:pPr>
+              <w:widowControl w:val="0"/>
+              <w:spacing w:line="240" w:lineRule="auto"/>
+              <w:jc w:val="both"/>
+              <w:rPr/>
+            </w:pPr>
+            <w:r>
+              <w:rPr>
+                <w:rtl w:val="0"/>
+              </w:rPr>
+              <w:t xml:space="preserve">100.0.0.17</w:t>
+            </w:r>
+          </w:p>
+        </w:tc>
+        <w:tc>
+          <w:tcPr>
+            <w:shd w:fill="auto" w:val="clear"/>
+            <w:tcMar>
+              <w:top w:w="100.0" w:type="dxa"/>
+              <w:left w:w="100.0" w:type="dxa"/>
+              <w:bottom w:w="100.0" w:type="dxa"/>
+              <w:right w:w="100.0" w:type="dxa"/>
+            </w:tcMar>
+            <w:vAlign w:val="top"/>
+          </w:tcPr>
+          <w:p>
+            <w:pPr>
+              <w:widowControl w:val="0"/>
+              <w:spacing w:line="240" w:lineRule="auto"/>
+              <w:jc w:val="both"/>
+              <w:rPr/>
+            </w:pPr>
+            <w:r>
+              <w:rPr>
+                <w:rtl w:val="0"/>
+              </w:rPr>
+              <w:t xml:space="preserve">10</w:t>
             </w:r>
           </w:p>
         </w:tc>
@@ -5640,7 +4085,7 @@
               <w:rPr>
                 <w:rtl w:val="0"/>
               </w:rPr>
-              <w:t xml:space="preserve">PC-11</w:t>
+              <w:t xml:space="preserve">PC-3</w:t>
             </w:r>
           </w:p>
         </w:tc>
@@ -5692,85 +4137,85 @@
               <w:rPr>
                 <w:rtl w:val="0"/>
               </w:rPr>
-              <w:t xml:space="preserve">100.0.0.53</w:t>
-            </w:r>
-          </w:p>
-        </w:tc>
-        <w:tc>
-          <w:tcPr>
-            <w:shd w:fill="auto" w:val="clear"/>
-            <w:tcMar>
-              <w:top w:w="100.0" w:type="dxa"/>
-              <w:left w:w="100.0" w:type="dxa"/>
-              <w:bottom w:w="100.0" w:type="dxa"/>
-              <w:right w:w="100.0" w:type="dxa"/>
-            </w:tcMar>
-            <w:vAlign w:val="top"/>
-          </w:tcPr>
-          <w:p>
-            <w:pPr>
-              <w:widowControl w:val="0"/>
-              <w:spacing w:line="240" w:lineRule="auto"/>
-              <w:jc w:val="both"/>
-              <w:rPr/>
-            </w:pPr>
-            <w:r>
-              <w:rPr>
-                <w:rtl w:val="0"/>
-              </w:rPr>
-              <w:t xml:space="preserve">255.255.255.240</w:t>
-            </w:r>
-          </w:p>
-        </w:tc>
-        <w:tc>
-          <w:tcPr>
-            <w:shd w:fill="auto" w:val="clear"/>
-            <w:tcMar>
-              <w:top w:w="100.0" w:type="dxa"/>
-              <w:left w:w="100.0" w:type="dxa"/>
-              <w:bottom w:w="100.0" w:type="dxa"/>
-              <w:right w:w="100.0" w:type="dxa"/>
-            </w:tcMar>
-            <w:vAlign w:val="top"/>
-          </w:tcPr>
-          <w:p>
-            <w:pPr>
-              <w:widowControl w:val="0"/>
-              <w:spacing w:line="240" w:lineRule="auto"/>
-              <w:jc w:val="both"/>
-              <w:rPr/>
-            </w:pPr>
-            <w:r>
-              <w:rPr>
-                <w:rtl w:val="0"/>
-              </w:rPr>
-              <w:t xml:space="preserve">100.0.0.49</w:t>
-            </w:r>
-          </w:p>
-        </w:tc>
-        <w:tc>
-          <w:tcPr>
-            <w:shd w:fill="auto" w:val="clear"/>
-            <w:tcMar>
-              <w:top w:w="100.0" w:type="dxa"/>
-              <w:left w:w="100.0" w:type="dxa"/>
-              <w:bottom w:w="100.0" w:type="dxa"/>
-              <w:right w:w="100.0" w:type="dxa"/>
-            </w:tcMar>
-            <w:vAlign w:val="top"/>
-          </w:tcPr>
-          <w:p>
-            <w:pPr>
-              <w:widowControl w:val="0"/>
-              <w:spacing w:line="240" w:lineRule="auto"/>
-              <w:jc w:val="both"/>
-              <w:rPr/>
-            </w:pPr>
-            <w:r>
-              <w:rPr>
-                <w:rtl w:val="0"/>
-              </w:rPr>
-              <w:t xml:space="preserve">20</w:t>
+              <w:t xml:space="preserve">100.0.0.21</w:t>
+            </w:r>
+          </w:p>
+        </w:tc>
+        <w:tc>
+          <w:tcPr>
+            <w:shd w:fill="auto" w:val="clear"/>
+            <w:tcMar>
+              <w:top w:w="100.0" w:type="dxa"/>
+              <w:left w:w="100.0" w:type="dxa"/>
+              <w:bottom w:w="100.0" w:type="dxa"/>
+              <w:right w:w="100.0" w:type="dxa"/>
+            </w:tcMar>
+            <w:vAlign w:val="top"/>
+          </w:tcPr>
+          <w:p>
+            <w:pPr>
+              <w:widowControl w:val="0"/>
+              <w:spacing w:line="240" w:lineRule="auto"/>
+              <w:jc w:val="both"/>
+              <w:rPr/>
+            </w:pPr>
+            <w:r>
+              <w:rPr>
+                <w:rtl w:val="0"/>
+              </w:rPr>
+              <w:t xml:space="preserve">255.255.255.224</w:t>
+            </w:r>
+          </w:p>
+        </w:tc>
+        <w:tc>
+          <w:tcPr>
+            <w:shd w:fill="auto" w:val="clear"/>
+            <w:tcMar>
+              <w:top w:w="100.0" w:type="dxa"/>
+              <w:left w:w="100.0" w:type="dxa"/>
+              <w:bottom w:w="100.0" w:type="dxa"/>
+              <w:right w:w="100.0" w:type="dxa"/>
+            </w:tcMar>
+            <w:vAlign w:val="top"/>
+          </w:tcPr>
+          <w:p>
+            <w:pPr>
+              <w:widowControl w:val="0"/>
+              <w:spacing w:line="240" w:lineRule="auto"/>
+              <w:jc w:val="both"/>
+              <w:rPr/>
+            </w:pPr>
+            <w:r>
+              <w:rPr>
+                <w:rtl w:val="0"/>
+              </w:rPr>
+              <w:t xml:space="preserve">100.0.0.17</w:t>
+            </w:r>
+          </w:p>
+        </w:tc>
+        <w:tc>
+          <w:tcPr>
+            <w:shd w:fill="auto" w:val="clear"/>
+            <w:tcMar>
+              <w:top w:w="100.0" w:type="dxa"/>
+              <w:left w:w="100.0" w:type="dxa"/>
+              <w:bottom w:w="100.0" w:type="dxa"/>
+              <w:right w:w="100.0" w:type="dxa"/>
+            </w:tcMar>
+            <w:vAlign w:val="top"/>
+          </w:tcPr>
+          <w:p>
+            <w:pPr>
+              <w:widowControl w:val="0"/>
+              <w:spacing w:line="240" w:lineRule="auto"/>
+              <w:jc w:val="both"/>
+              <w:rPr/>
+            </w:pPr>
+            <w:r>
+              <w:rPr>
+                <w:rtl w:val="0"/>
+              </w:rPr>
+              <w:t xml:space="preserve">10</w:t>
             </w:r>
           </w:p>
         </w:tc>
@@ -5802,7 +4247,7 @@
               <w:rPr>
                 <w:rtl w:val="0"/>
               </w:rPr>
-              <w:t xml:space="preserve">PC-12</w:t>
+              <w:t xml:space="preserve">PC-5</w:t>
             </w:r>
           </w:p>
         </w:tc>
@@ -5854,85 +4299,85 @@
               <w:rPr>
                 <w:rtl w:val="0"/>
               </w:rPr>
-              <w:t xml:space="preserve">100.0.0.54</w:t>
-            </w:r>
-          </w:p>
-        </w:tc>
-        <w:tc>
-          <w:tcPr>
-            <w:shd w:fill="auto" w:val="clear"/>
-            <w:tcMar>
-              <w:top w:w="100.0" w:type="dxa"/>
-              <w:left w:w="100.0" w:type="dxa"/>
-              <w:bottom w:w="100.0" w:type="dxa"/>
-              <w:right w:w="100.0" w:type="dxa"/>
-            </w:tcMar>
-            <w:vAlign w:val="top"/>
-          </w:tcPr>
-          <w:p>
-            <w:pPr>
-              <w:widowControl w:val="0"/>
-              <w:spacing w:line="240" w:lineRule="auto"/>
-              <w:jc w:val="both"/>
-              <w:rPr/>
-            </w:pPr>
-            <w:r>
-              <w:rPr>
-                <w:rtl w:val="0"/>
-              </w:rPr>
-              <w:t xml:space="preserve">255.255.255.240</w:t>
-            </w:r>
-          </w:p>
-        </w:tc>
-        <w:tc>
-          <w:tcPr>
-            <w:shd w:fill="auto" w:val="clear"/>
-            <w:tcMar>
-              <w:top w:w="100.0" w:type="dxa"/>
-              <w:left w:w="100.0" w:type="dxa"/>
-              <w:bottom w:w="100.0" w:type="dxa"/>
-              <w:right w:w="100.0" w:type="dxa"/>
-            </w:tcMar>
-            <w:vAlign w:val="top"/>
-          </w:tcPr>
-          <w:p>
-            <w:pPr>
-              <w:widowControl w:val="0"/>
-              <w:spacing w:line="240" w:lineRule="auto"/>
-              <w:jc w:val="both"/>
-              <w:rPr/>
-            </w:pPr>
-            <w:r>
-              <w:rPr>
-                <w:rtl w:val="0"/>
-              </w:rPr>
-              <w:t xml:space="preserve">100.0.0.49</w:t>
-            </w:r>
-          </w:p>
-        </w:tc>
-        <w:tc>
-          <w:tcPr>
-            <w:shd w:fill="auto" w:val="clear"/>
-            <w:tcMar>
-              <w:top w:w="100.0" w:type="dxa"/>
-              <w:left w:w="100.0" w:type="dxa"/>
-              <w:bottom w:w="100.0" w:type="dxa"/>
-              <w:right w:w="100.0" w:type="dxa"/>
-            </w:tcMar>
-            <w:vAlign w:val="top"/>
-          </w:tcPr>
-          <w:p>
-            <w:pPr>
-              <w:widowControl w:val="0"/>
-              <w:spacing w:line="240" w:lineRule="auto"/>
-              <w:jc w:val="both"/>
-              <w:rPr/>
-            </w:pPr>
-            <w:r>
-              <w:rPr>
-                <w:rtl w:val="0"/>
-              </w:rPr>
-              <w:t xml:space="preserve">20</w:t>
+              <w:t xml:space="preserve">100.0.0.22</w:t>
+            </w:r>
+          </w:p>
+        </w:tc>
+        <w:tc>
+          <w:tcPr>
+            <w:shd w:fill="auto" w:val="clear"/>
+            <w:tcMar>
+              <w:top w:w="100.0" w:type="dxa"/>
+              <w:left w:w="100.0" w:type="dxa"/>
+              <w:bottom w:w="100.0" w:type="dxa"/>
+              <w:right w:w="100.0" w:type="dxa"/>
+            </w:tcMar>
+            <w:vAlign w:val="top"/>
+          </w:tcPr>
+          <w:p>
+            <w:pPr>
+              <w:widowControl w:val="0"/>
+              <w:spacing w:line="240" w:lineRule="auto"/>
+              <w:jc w:val="both"/>
+              <w:rPr/>
+            </w:pPr>
+            <w:r>
+              <w:rPr>
+                <w:rtl w:val="0"/>
+              </w:rPr>
+              <w:t xml:space="preserve">255.255.255.224</w:t>
+            </w:r>
+          </w:p>
+        </w:tc>
+        <w:tc>
+          <w:tcPr>
+            <w:shd w:fill="auto" w:val="clear"/>
+            <w:tcMar>
+              <w:top w:w="100.0" w:type="dxa"/>
+              <w:left w:w="100.0" w:type="dxa"/>
+              <w:bottom w:w="100.0" w:type="dxa"/>
+              <w:right w:w="100.0" w:type="dxa"/>
+            </w:tcMar>
+            <w:vAlign w:val="top"/>
+          </w:tcPr>
+          <w:p>
+            <w:pPr>
+              <w:widowControl w:val="0"/>
+              <w:spacing w:line="240" w:lineRule="auto"/>
+              <w:jc w:val="both"/>
+              <w:rPr/>
+            </w:pPr>
+            <w:r>
+              <w:rPr>
+                <w:rtl w:val="0"/>
+              </w:rPr>
+              <w:t xml:space="preserve">100.0.0.17</w:t>
+            </w:r>
+          </w:p>
+        </w:tc>
+        <w:tc>
+          <w:tcPr>
+            <w:shd w:fill="auto" w:val="clear"/>
+            <w:tcMar>
+              <w:top w:w="100.0" w:type="dxa"/>
+              <w:left w:w="100.0" w:type="dxa"/>
+              <w:bottom w:w="100.0" w:type="dxa"/>
+              <w:right w:w="100.0" w:type="dxa"/>
+            </w:tcMar>
+            <w:vAlign w:val="top"/>
+          </w:tcPr>
+          <w:p>
+            <w:pPr>
+              <w:widowControl w:val="0"/>
+              <w:spacing w:line="240" w:lineRule="auto"/>
+              <w:jc w:val="both"/>
+              <w:rPr/>
+            </w:pPr>
+            <w:r>
+              <w:rPr>
+                <w:rtl w:val="0"/>
+              </w:rPr>
+              <w:t xml:space="preserve">10</w:t>
             </w:r>
           </w:p>
         </w:tc>
@@ -5964,7 +4409,7 @@
               <w:rPr>
                 <w:rtl w:val="0"/>
               </w:rPr>
-              <w:t xml:space="preserve">PC-13</w:t>
+              <w:t xml:space="preserve">PC-6</w:t>
             </w:r>
           </w:p>
         </w:tc>
@@ -6016,85 +4461,85 @@
               <w:rPr>
                 <w:rtl w:val="0"/>
               </w:rPr>
-              <w:t xml:space="preserve">100.0.0.55</w:t>
-            </w:r>
-          </w:p>
-        </w:tc>
-        <w:tc>
-          <w:tcPr>
-            <w:shd w:fill="auto" w:val="clear"/>
-            <w:tcMar>
-              <w:top w:w="100.0" w:type="dxa"/>
-              <w:left w:w="100.0" w:type="dxa"/>
-              <w:bottom w:w="100.0" w:type="dxa"/>
-              <w:right w:w="100.0" w:type="dxa"/>
-            </w:tcMar>
-            <w:vAlign w:val="top"/>
-          </w:tcPr>
-          <w:p>
-            <w:pPr>
-              <w:widowControl w:val="0"/>
-              <w:spacing w:line="240" w:lineRule="auto"/>
-              <w:jc w:val="both"/>
-              <w:rPr/>
-            </w:pPr>
-            <w:r>
-              <w:rPr>
-                <w:rtl w:val="0"/>
-              </w:rPr>
-              <w:t xml:space="preserve">255.255.255.240</w:t>
-            </w:r>
-          </w:p>
-        </w:tc>
-        <w:tc>
-          <w:tcPr>
-            <w:shd w:fill="auto" w:val="clear"/>
-            <w:tcMar>
-              <w:top w:w="100.0" w:type="dxa"/>
-              <w:left w:w="100.0" w:type="dxa"/>
-              <w:bottom w:w="100.0" w:type="dxa"/>
-              <w:right w:w="100.0" w:type="dxa"/>
-            </w:tcMar>
-            <w:vAlign w:val="top"/>
-          </w:tcPr>
-          <w:p>
-            <w:pPr>
-              <w:widowControl w:val="0"/>
-              <w:spacing w:line="240" w:lineRule="auto"/>
-              <w:jc w:val="both"/>
-              <w:rPr/>
-            </w:pPr>
-            <w:r>
-              <w:rPr>
-                <w:rtl w:val="0"/>
-              </w:rPr>
-              <w:t xml:space="preserve">100.0.0.49</w:t>
-            </w:r>
-          </w:p>
-        </w:tc>
-        <w:tc>
-          <w:tcPr>
-            <w:shd w:fill="auto" w:val="clear"/>
-            <w:tcMar>
-              <w:top w:w="100.0" w:type="dxa"/>
-              <w:left w:w="100.0" w:type="dxa"/>
-              <w:bottom w:w="100.0" w:type="dxa"/>
-              <w:right w:w="100.0" w:type="dxa"/>
-            </w:tcMar>
-            <w:vAlign w:val="top"/>
-          </w:tcPr>
-          <w:p>
-            <w:pPr>
-              <w:widowControl w:val="0"/>
-              <w:spacing w:line="240" w:lineRule="auto"/>
-              <w:jc w:val="both"/>
-              <w:rPr/>
-            </w:pPr>
-            <w:r>
-              <w:rPr>
-                <w:rtl w:val="0"/>
-              </w:rPr>
-              <w:t xml:space="preserve">20</w:t>
+              <w:t xml:space="preserve">100.0.0.23</w:t>
+            </w:r>
+          </w:p>
+        </w:tc>
+        <w:tc>
+          <w:tcPr>
+            <w:shd w:fill="auto" w:val="clear"/>
+            <w:tcMar>
+              <w:top w:w="100.0" w:type="dxa"/>
+              <w:left w:w="100.0" w:type="dxa"/>
+              <w:bottom w:w="100.0" w:type="dxa"/>
+              <w:right w:w="100.0" w:type="dxa"/>
+            </w:tcMar>
+            <w:vAlign w:val="top"/>
+          </w:tcPr>
+          <w:p>
+            <w:pPr>
+              <w:widowControl w:val="0"/>
+              <w:spacing w:line="240" w:lineRule="auto"/>
+              <w:jc w:val="both"/>
+              <w:rPr/>
+            </w:pPr>
+            <w:r>
+              <w:rPr>
+                <w:rtl w:val="0"/>
+              </w:rPr>
+              <w:t xml:space="preserve">255.255.255.224</w:t>
+            </w:r>
+          </w:p>
+        </w:tc>
+        <w:tc>
+          <w:tcPr>
+            <w:shd w:fill="auto" w:val="clear"/>
+            <w:tcMar>
+              <w:top w:w="100.0" w:type="dxa"/>
+              <w:left w:w="100.0" w:type="dxa"/>
+              <w:bottom w:w="100.0" w:type="dxa"/>
+              <w:right w:w="100.0" w:type="dxa"/>
+            </w:tcMar>
+            <w:vAlign w:val="top"/>
+          </w:tcPr>
+          <w:p>
+            <w:pPr>
+              <w:widowControl w:val="0"/>
+              <w:spacing w:line="240" w:lineRule="auto"/>
+              <w:jc w:val="both"/>
+              <w:rPr/>
+            </w:pPr>
+            <w:r>
+              <w:rPr>
+                <w:rtl w:val="0"/>
+              </w:rPr>
+              <w:t xml:space="preserve">100.0.0.17</w:t>
+            </w:r>
+          </w:p>
+        </w:tc>
+        <w:tc>
+          <w:tcPr>
+            <w:shd w:fill="auto" w:val="clear"/>
+            <w:tcMar>
+              <w:top w:w="100.0" w:type="dxa"/>
+              <w:left w:w="100.0" w:type="dxa"/>
+              <w:bottom w:w="100.0" w:type="dxa"/>
+              <w:right w:w="100.0" w:type="dxa"/>
+            </w:tcMar>
+            <w:vAlign w:val="top"/>
+          </w:tcPr>
+          <w:p>
+            <w:pPr>
+              <w:widowControl w:val="0"/>
+              <w:spacing w:line="240" w:lineRule="auto"/>
+              <w:jc w:val="both"/>
+              <w:rPr/>
+            </w:pPr>
+            <w:r>
+              <w:rPr>
+                <w:rtl w:val="0"/>
+              </w:rPr>
+              <w:t xml:space="preserve">10</w:t>
             </w:r>
           </w:p>
         </w:tc>
@@ -6126,7 +4571,7 @@
               <w:rPr>
                 <w:rtl w:val="0"/>
               </w:rPr>
-              <w:t xml:space="preserve">PC-14</w:t>
+              <w:t xml:space="preserve">PC-7</w:t>
             </w:r>
           </w:p>
         </w:tc>
@@ -6178,85 +4623,85 @@
               <w:rPr>
                 <w:rtl w:val="0"/>
               </w:rPr>
-              <w:t xml:space="preserve">100.0.0.56</w:t>
-            </w:r>
-          </w:p>
-        </w:tc>
-        <w:tc>
-          <w:tcPr>
-            <w:shd w:fill="auto" w:val="clear"/>
-            <w:tcMar>
-              <w:top w:w="100.0" w:type="dxa"/>
-              <w:left w:w="100.0" w:type="dxa"/>
-              <w:bottom w:w="100.0" w:type="dxa"/>
-              <w:right w:w="100.0" w:type="dxa"/>
-            </w:tcMar>
-            <w:vAlign w:val="top"/>
-          </w:tcPr>
-          <w:p>
-            <w:pPr>
-              <w:widowControl w:val="0"/>
-              <w:spacing w:line="240" w:lineRule="auto"/>
-              <w:jc w:val="both"/>
-              <w:rPr/>
-            </w:pPr>
-            <w:r>
-              <w:rPr>
-                <w:rtl w:val="0"/>
-              </w:rPr>
-              <w:t xml:space="preserve">255.255.255.240</w:t>
-            </w:r>
-          </w:p>
-        </w:tc>
-        <w:tc>
-          <w:tcPr>
-            <w:shd w:fill="auto" w:val="clear"/>
-            <w:tcMar>
-              <w:top w:w="100.0" w:type="dxa"/>
-              <w:left w:w="100.0" w:type="dxa"/>
-              <w:bottom w:w="100.0" w:type="dxa"/>
-              <w:right w:w="100.0" w:type="dxa"/>
-            </w:tcMar>
-            <w:vAlign w:val="top"/>
-          </w:tcPr>
-          <w:p>
-            <w:pPr>
-              <w:widowControl w:val="0"/>
-              <w:spacing w:line="240" w:lineRule="auto"/>
-              <w:jc w:val="both"/>
-              <w:rPr/>
-            </w:pPr>
-            <w:r>
-              <w:rPr>
-                <w:rtl w:val="0"/>
-              </w:rPr>
-              <w:t xml:space="preserve">100.0.0.49</w:t>
-            </w:r>
-          </w:p>
-        </w:tc>
-        <w:tc>
-          <w:tcPr>
-            <w:shd w:fill="auto" w:val="clear"/>
-            <w:tcMar>
-              <w:top w:w="100.0" w:type="dxa"/>
-              <w:left w:w="100.0" w:type="dxa"/>
-              <w:bottom w:w="100.0" w:type="dxa"/>
-              <w:right w:w="100.0" w:type="dxa"/>
-            </w:tcMar>
-            <w:vAlign w:val="top"/>
-          </w:tcPr>
-          <w:p>
-            <w:pPr>
-              <w:widowControl w:val="0"/>
-              <w:spacing w:line="240" w:lineRule="auto"/>
-              <w:jc w:val="both"/>
-              <w:rPr/>
-            </w:pPr>
-            <w:r>
-              <w:rPr>
-                <w:rtl w:val="0"/>
-              </w:rPr>
-              <w:t xml:space="preserve">20</w:t>
+              <w:t xml:space="preserve">100.0.0.24</w:t>
+            </w:r>
+          </w:p>
+        </w:tc>
+        <w:tc>
+          <w:tcPr>
+            <w:shd w:fill="auto" w:val="clear"/>
+            <w:tcMar>
+              <w:top w:w="100.0" w:type="dxa"/>
+              <w:left w:w="100.0" w:type="dxa"/>
+              <w:bottom w:w="100.0" w:type="dxa"/>
+              <w:right w:w="100.0" w:type="dxa"/>
+            </w:tcMar>
+            <w:vAlign w:val="top"/>
+          </w:tcPr>
+          <w:p>
+            <w:pPr>
+              <w:widowControl w:val="0"/>
+              <w:spacing w:line="240" w:lineRule="auto"/>
+              <w:jc w:val="both"/>
+              <w:rPr/>
+            </w:pPr>
+            <w:r>
+              <w:rPr>
+                <w:rtl w:val="0"/>
+              </w:rPr>
+              <w:t xml:space="preserve">255.255.255.224</w:t>
+            </w:r>
+          </w:p>
+        </w:tc>
+        <w:tc>
+          <w:tcPr>
+            <w:shd w:fill="auto" w:val="clear"/>
+            <w:tcMar>
+              <w:top w:w="100.0" w:type="dxa"/>
+              <w:left w:w="100.0" w:type="dxa"/>
+              <w:bottom w:w="100.0" w:type="dxa"/>
+              <w:right w:w="100.0" w:type="dxa"/>
+            </w:tcMar>
+            <w:vAlign w:val="top"/>
+          </w:tcPr>
+          <w:p>
+            <w:pPr>
+              <w:widowControl w:val="0"/>
+              <w:spacing w:line="240" w:lineRule="auto"/>
+              <w:jc w:val="both"/>
+              <w:rPr/>
+            </w:pPr>
+            <w:r>
+              <w:rPr>
+                <w:rtl w:val="0"/>
+              </w:rPr>
+              <w:t xml:space="preserve">100.0.0.17</w:t>
+            </w:r>
+          </w:p>
+        </w:tc>
+        <w:tc>
+          <w:tcPr>
+            <w:shd w:fill="auto" w:val="clear"/>
+            <w:tcMar>
+              <w:top w:w="100.0" w:type="dxa"/>
+              <w:left w:w="100.0" w:type="dxa"/>
+              <w:bottom w:w="100.0" w:type="dxa"/>
+              <w:right w:w="100.0" w:type="dxa"/>
+            </w:tcMar>
+            <w:vAlign w:val="top"/>
+          </w:tcPr>
+          <w:p>
+            <w:pPr>
+              <w:widowControl w:val="0"/>
+              <w:spacing w:line="240" w:lineRule="auto"/>
+              <w:jc w:val="both"/>
+              <w:rPr/>
+            </w:pPr>
+            <w:r>
+              <w:rPr>
+                <w:rtl w:val="0"/>
+              </w:rPr>
+              <w:t xml:space="preserve">10</w:t>
             </w:r>
           </w:p>
         </w:tc>
@@ -6288,7 +4733,7 @@
               <w:rPr>
                 <w:rtl w:val="0"/>
               </w:rPr>
-              <w:t xml:space="preserve">PC-16</w:t>
+              <w:t xml:space="preserve">PC-10</w:t>
             </w:r>
           </w:p>
         </w:tc>
@@ -6340,85 +4785,85 @@
               <w:rPr>
                 <w:rtl w:val="0"/>
               </w:rPr>
-              <w:t xml:space="preserve">100.0.0.57</w:t>
-            </w:r>
-          </w:p>
-        </w:tc>
-        <w:tc>
-          <w:tcPr>
-            <w:shd w:fill="auto" w:val="clear"/>
-            <w:tcMar>
-              <w:top w:w="100.0" w:type="dxa"/>
-              <w:left w:w="100.0" w:type="dxa"/>
-              <w:bottom w:w="100.0" w:type="dxa"/>
-              <w:right w:w="100.0" w:type="dxa"/>
-            </w:tcMar>
-            <w:vAlign w:val="top"/>
-          </w:tcPr>
-          <w:p>
-            <w:pPr>
-              <w:widowControl w:val="0"/>
-              <w:spacing w:line="240" w:lineRule="auto"/>
-              <w:jc w:val="both"/>
-              <w:rPr/>
-            </w:pPr>
-            <w:r>
-              <w:rPr>
-                <w:rtl w:val="0"/>
-              </w:rPr>
-              <w:t xml:space="preserve">255.255.255.240</w:t>
-            </w:r>
-          </w:p>
-        </w:tc>
-        <w:tc>
-          <w:tcPr>
-            <w:shd w:fill="auto" w:val="clear"/>
-            <w:tcMar>
-              <w:top w:w="100.0" w:type="dxa"/>
-              <w:left w:w="100.0" w:type="dxa"/>
-              <w:bottom w:w="100.0" w:type="dxa"/>
-              <w:right w:w="100.0" w:type="dxa"/>
-            </w:tcMar>
-            <w:vAlign w:val="top"/>
-          </w:tcPr>
-          <w:p>
-            <w:pPr>
-              <w:widowControl w:val="0"/>
-              <w:spacing w:line="240" w:lineRule="auto"/>
-              <w:jc w:val="both"/>
-              <w:rPr/>
-            </w:pPr>
-            <w:r>
-              <w:rPr>
-                <w:rtl w:val="0"/>
-              </w:rPr>
-              <w:t xml:space="preserve">100.0.0.49</w:t>
-            </w:r>
-          </w:p>
-        </w:tc>
-        <w:tc>
-          <w:tcPr>
-            <w:shd w:fill="auto" w:val="clear"/>
-            <w:tcMar>
-              <w:top w:w="100.0" w:type="dxa"/>
-              <w:left w:w="100.0" w:type="dxa"/>
-              <w:bottom w:w="100.0" w:type="dxa"/>
-              <w:right w:w="100.0" w:type="dxa"/>
-            </w:tcMar>
-            <w:vAlign w:val="top"/>
-          </w:tcPr>
-          <w:p>
-            <w:pPr>
-              <w:widowControl w:val="0"/>
-              <w:spacing w:line="240" w:lineRule="auto"/>
-              <w:jc w:val="both"/>
-              <w:rPr/>
-            </w:pPr>
-            <w:r>
-              <w:rPr>
-                <w:rtl w:val="0"/>
-              </w:rPr>
-              <w:t xml:space="preserve">20</w:t>
+              <w:t xml:space="preserve">100.0.0.25</w:t>
+            </w:r>
+          </w:p>
+        </w:tc>
+        <w:tc>
+          <w:tcPr>
+            <w:shd w:fill="auto" w:val="clear"/>
+            <w:tcMar>
+              <w:top w:w="100.0" w:type="dxa"/>
+              <w:left w:w="100.0" w:type="dxa"/>
+              <w:bottom w:w="100.0" w:type="dxa"/>
+              <w:right w:w="100.0" w:type="dxa"/>
+            </w:tcMar>
+            <w:vAlign w:val="top"/>
+          </w:tcPr>
+          <w:p>
+            <w:pPr>
+              <w:widowControl w:val="0"/>
+              <w:spacing w:line="240" w:lineRule="auto"/>
+              <w:jc w:val="both"/>
+              <w:rPr/>
+            </w:pPr>
+            <w:r>
+              <w:rPr>
+                <w:rtl w:val="0"/>
+              </w:rPr>
+              <w:t xml:space="preserve">255.255.255.224</w:t>
+            </w:r>
+          </w:p>
+        </w:tc>
+        <w:tc>
+          <w:tcPr>
+            <w:shd w:fill="auto" w:val="clear"/>
+            <w:tcMar>
+              <w:top w:w="100.0" w:type="dxa"/>
+              <w:left w:w="100.0" w:type="dxa"/>
+              <w:bottom w:w="100.0" w:type="dxa"/>
+              <w:right w:w="100.0" w:type="dxa"/>
+            </w:tcMar>
+            <w:vAlign w:val="top"/>
+          </w:tcPr>
+          <w:p>
+            <w:pPr>
+              <w:widowControl w:val="0"/>
+              <w:spacing w:line="240" w:lineRule="auto"/>
+              <w:jc w:val="both"/>
+              <w:rPr/>
+            </w:pPr>
+            <w:r>
+              <w:rPr>
+                <w:rtl w:val="0"/>
+              </w:rPr>
+              <w:t xml:space="preserve">100.0.0.17</w:t>
+            </w:r>
+          </w:p>
+        </w:tc>
+        <w:tc>
+          <w:tcPr>
+            <w:shd w:fill="auto" w:val="clear"/>
+            <w:tcMar>
+              <w:top w:w="100.0" w:type="dxa"/>
+              <w:left w:w="100.0" w:type="dxa"/>
+              <w:bottom w:w="100.0" w:type="dxa"/>
+              <w:right w:w="100.0" w:type="dxa"/>
+            </w:tcMar>
+            <w:vAlign w:val="top"/>
+          </w:tcPr>
+          <w:p>
+            <w:pPr>
+              <w:widowControl w:val="0"/>
+              <w:spacing w:line="240" w:lineRule="auto"/>
+              <w:jc w:val="both"/>
+              <w:rPr/>
+            </w:pPr>
+            <w:r>
+              <w:rPr>
+                <w:rtl w:val="0"/>
+              </w:rPr>
+              <w:t xml:space="preserve">10</w:t>
             </w:r>
           </w:p>
         </w:tc>
@@ -6450,7 +4895,7 @@
               <w:rPr>
                 <w:rtl w:val="0"/>
               </w:rPr>
-              <w:t xml:space="preserve">PC-17</w:t>
+              <w:t xml:space="preserve">PC-22</w:t>
             </w:r>
           </w:p>
         </w:tc>
@@ -6502,85 +4947,85 @@
               <w:rPr>
                 <w:rtl w:val="0"/>
               </w:rPr>
-              <w:t xml:space="preserve">100.0.0.58</w:t>
-            </w:r>
-          </w:p>
-        </w:tc>
-        <w:tc>
-          <w:tcPr>
-            <w:shd w:fill="auto" w:val="clear"/>
-            <w:tcMar>
-              <w:top w:w="100.0" w:type="dxa"/>
-              <w:left w:w="100.0" w:type="dxa"/>
-              <w:bottom w:w="100.0" w:type="dxa"/>
-              <w:right w:w="100.0" w:type="dxa"/>
-            </w:tcMar>
-            <w:vAlign w:val="top"/>
-          </w:tcPr>
-          <w:p>
-            <w:pPr>
-              <w:widowControl w:val="0"/>
-              <w:spacing w:line="240" w:lineRule="auto"/>
-              <w:jc w:val="both"/>
-              <w:rPr/>
-            </w:pPr>
-            <w:r>
-              <w:rPr>
-                <w:rtl w:val="0"/>
-              </w:rPr>
-              <w:t xml:space="preserve">255.255.255.240</w:t>
-            </w:r>
-          </w:p>
-        </w:tc>
-        <w:tc>
-          <w:tcPr>
-            <w:shd w:fill="auto" w:val="clear"/>
-            <w:tcMar>
-              <w:top w:w="100.0" w:type="dxa"/>
-              <w:left w:w="100.0" w:type="dxa"/>
-              <w:bottom w:w="100.0" w:type="dxa"/>
-              <w:right w:w="100.0" w:type="dxa"/>
-            </w:tcMar>
-            <w:vAlign w:val="top"/>
-          </w:tcPr>
-          <w:p>
-            <w:pPr>
-              <w:widowControl w:val="0"/>
-              <w:spacing w:line="240" w:lineRule="auto"/>
-              <w:jc w:val="both"/>
-              <w:rPr/>
-            </w:pPr>
-            <w:r>
-              <w:rPr>
-                <w:rtl w:val="0"/>
-              </w:rPr>
-              <w:t xml:space="preserve">100.0.0.49</w:t>
-            </w:r>
-          </w:p>
-        </w:tc>
-        <w:tc>
-          <w:tcPr>
-            <w:shd w:fill="auto" w:val="clear"/>
-            <w:tcMar>
-              <w:top w:w="100.0" w:type="dxa"/>
-              <w:left w:w="100.0" w:type="dxa"/>
-              <w:bottom w:w="100.0" w:type="dxa"/>
-              <w:right w:w="100.0" w:type="dxa"/>
-            </w:tcMar>
-            <w:vAlign w:val="top"/>
-          </w:tcPr>
-          <w:p>
-            <w:pPr>
-              <w:widowControl w:val="0"/>
-              <w:spacing w:line="240" w:lineRule="auto"/>
-              <w:jc w:val="both"/>
-              <w:rPr/>
-            </w:pPr>
-            <w:r>
-              <w:rPr>
-                <w:rtl w:val="0"/>
-              </w:rPr>
-              <w:t xml:space="preserve">20</w:t>
+              <w:t xml:space="preserve">100.0.0.26</w:t>
+            </w:r>
+          </w:p>
+        </w:tc>
+        <w:tc>
+          <w:tcPr>
+            <w:shd w:fill="auto" w:val="clear"/>
+            <w:tcMar>
+              <w:top w:w="100.0" w:type="dxa"/>
+              <w:left w:w="100.0" w:type="dxa"/>
+              <w:bottom w:w="100.0" w:type="dxa"/>
+              <w:right w:w="100.0" w:type="dxa"/>
+            </w:tcMar>
+            <w:vAlign w:val="top"/>
+          </w:tcPr>
+          <w:p>
+            <w:pPr>
+              <w:widowControl w:val="0"/>
+              <w:spacing w:line="240" w:lineRule="auto"/>
+              <w:jc w:val="both"/>
+              <w:rPr/>
+            </w:pPr>
+            <w:r>
+              <w:rPr>
+                <w:rtl w:val="0"/>
+              </w:rPr>
+              <w:t xml:space="preserve">255.255.255.224</w:t>
+            </w:r>
+          </w:p>
+        </w:tc>
+        <w:tc>
+          <w:tcPr>
+            <w:shd w:fill="auto" w:val="clear"/>
+            <w:tcMar>
+              <w:top w:w="100.0" w:type="dxa"/>
+              <w:left w:w="100.0" w:type="dxa"/>
+              <w:bottom w:w="100.0" w:type="dxa"/>
+              <w:right w:w="100.0" w:type="dxa"/>
+            </w:tcMar>
+            <w:vAlign w:val="top"/>
+          </w:tcPr>
+          <w:p>
+            <w:pPr>
+              <w:widowControl w:val="0"/>
+              <w:spacing w:line="240" w:lineRule="auto"/>
+              <w:jc w:val="both"/>
+              <w:rPr/>
+            </w:pPr>
+            <w:r>
+              <w:rPr>
+                <w:rtl w:val="0"/>
+              </w:rPr>
+              <w:t xml:space="preserve">100.0.0.17</w:t>
+            </w:r>
+          </w:p>
+        </w:tc>
+        <w:tc>
+          <w:tcPr>
+            <w:shd w:fill="auto" w:val="clear"/>
+            <w:tcMar>
+              <w:top w:w="100.0" w:type="dxa"/>
+              <w:left w:w="100.0" w:type="dxa"/>
+              <w:bottom w:w="100.0" w:type="dxa"/>
+              <w:right w:w="100.0" w:type="dxa"/>
+            </w:tcMar>
+            <w:vAlign w:val="top"/>
+          </w:tcPr>
+          <w:p>
+            <w:pPr>
+              <w:widowControl w:val="0"/>
+              <w:spacing w:line="240" w:lineRule="auto"/>
+              <w:jc w:val="both"/>
+              <w:rPr/>
+            </w:pPr>
+            <w:r>
+              <w:rPr>
+                <w:rtl w:val="0"/>
+              </w:rPr>
+              <w:t xml:space="preserve">10</w:t>
             </w:r>
           </w:p>
         </w:tc>
@@ -6612,6 +5057,2074 @@
               <w:rPr>
                 <w:rtl w:val="0"/>
               </w:rPr>
+              <w:t xml:space="preserve">Laptop-PT NoteLaboratório</w:t>
+            </w:r>
+          </w:p>
+        </w:tc>
+        <w:tc>
+          <w:tcPr>
+            <w:shd w:fill="auto" w:val="clear"/>
+            <w:tcMar>
+              <w:top w:w="100.0" w:type="dxa"/>
+              <w:left w:w="100.0" w:type="dxa"/>
+              <w:bottom w:w="100.0" w:type="dxa"/>
+              <w:right w:w="100.0" w:type="dxa"/>
+            </w:tcMar>
+            <w:vAlign w:val="top"/>
+          </w:tcPr>
+          <w:p>
+            <w:pPr>
+              <w:keepNext w:val="0"/>
+              <w:keepLines w:val="0"/>
+              <w:pageBreakBefore w:val="0"/>
+              <w:widowControl w:val="0"/>
+              <w:pBdr>
+                <w:top w:space="0" w:sz="0" w:val="nil"/>
+                <w:left w:space="0" w:sz="0" w:val="nil"/>
+                <w:bottom w:space="0" w:sz="0" w:val="nil"/>
+                <w:right w:space="0" w:sz="0" w:val="nil"/>
+                <w:between w:space="0" w:sz="0" w:val="nil"/>
+              </w:pBdr>
+              <w:shd w:fill="auto" w:val="clear"/>
+              <w:spacing w:after="0" w:before="0" w:line="240" w:lineRule="auto"/>
+              <w:ind w:left="0" w:right="0" w:firstLine="0"/>
+              <w:jc w:val="both"/>
+              <w:rPr/>
+            </w:pPr>
+            <w:r>
+              <w:rPr>
+                <w:rtl w:val="0"/>
+              </w:rPr>
+              <w:t xml:space="preserve">Wireless</w:t>
+            </w:r>
+          </w:p>
+        </w:tc>
+        <w:tc>
+          <w:tcPr>
+            <w:shd w:fill="auto" w:val="clear"/>
+            <w:tcMar>
+              <w:top w:w="100.0" w:type="dxa"/>
+              <w:left w:w="100.0" w:type="dxa"/>
+              <w:bottom w:w="100.0" w:type="dxa"/>
+              <w:right w:w="100.0" w:type="dxa"/>
+            </w:tcMar>
+            <w:vAlign w:val="top"/>
+          </w:tcPr>
+          <w:p>
+            <w:pPr>
+              <w:widowControl w:val="0"/>
+              <w:spacing w:line="240" w:lineRule="auto"/>
+              <w:jc w:val="both"/>
+              <w:rPr/>
+            </w:pPr>
+            <w:r>
+              <w:rPr>
+                <w:rtl w:val="0"/>
+              </w:rPr>
+              <w:t xml:space="preserve">192.168.0.</w:t>
+            </w:r>
+          </w:p>
+        </w:tc>
+        <w:tc>
+          <w:tcPr>
+            <w:shd w:fill="auto" w:val="clear"/>
+            <w:tcMar>
+              <w:top w:w="100.0" w:type="dxa"/>
+              <w:left w:w="100.0" w:type="dxa"/>
+              <w:bottom w:w="100.0" w:type="dxa"/>
+              <w:right w:w="100.0" w:type="dxa"/>
+            </w:tcMar>
+            <w:vAlign w:val="top"/>
+          </w:tcPr>
+          <w:p>
+            <w:pPr>
+              <w:widowControl w:val="0"/>
+              <w:spacing w:line="240" w:lineRule="auto"/>
+              <w:jc w:val="both"/>
+              <w:rPr/>
+            </w:pPr>
+            <w:r>
+              <w:rPr>
+                <w:rtl w:val="0"/>
+              </w:rPr>
+            </w:r>
+          </w:p>
+        </w:tc>
+        <w:tc>
+          <w:tcPr>
+            <w:shd w:fill="auto" w:val="clear"/>
+            <w:tcMar>
+              <w:top w:w="100.0" w:type="dxa"/>
+              <w:left w:w="100.0" w:type="dxa"/>
+              <w:bottom w:w="100.0" w:type="dxa"/>
+              <w:right w:w="100.0" w:type="dxa"/>
+            </w:tcMar>
+            <w:vAlign w:val="top"/>
+          </w:tcPr>
+          <w:p>
+            <w:pPr>
+              <w:widowControl w:val="0"/>
+              <w:spacing w:line="240" w:lineRule="auto"/>
+              <w:jc w:val="both"/>
+              <w:rPr/>
+            </w:pPr>
+            <w:r>
+              <w:rPr>
+                <w:rtl w:val="0"/>
+              </w:rPr>
+            </w:r>
+          </w:p>
+        </w:tc>
+        <w:tc>
+          <w:tcPr>
+            <w:shd w:fill="auto" w:val="clear"/>
+            <w:tcMar>
+              <w:top w:w="100.0" w:type="dxa"/>
+              <w:left w:w="100.0" w:type="dxa"/>
+              <w:bottom w:w="100.0" w:type="dxa"/>
+              <w:right w:w="100.0" w:type="dxa"/>
+            </w:tcMar>
+            <w:vAlign w:val="top"/>
+          </w:tcPr>
+          <w:p>
+            <w:pPr>
+              <w:widowControl w:val="0"/>
+              <w:spacing w:line="240" w:lineRule="auto"/>
+              <w:jc w:val="both"/>
+              <w:rPr/>
+            </w:pPr>
+            <w:r>
+              <w:rPr>
+                <w:rtl w:val="0"/>
+              </w:rPr>
+            </w:r>
+          </w:p>
+        </w:tc>
+      </w:tr>
+      <w:tr>
+        <w:trPr>
+          <w:cantSplit w:val="0"/>
+          <w:tblHeader w:val="0"/>
+        </w:trPr>
+        <w:tc>
+          <w:tcPr>
+            <w:shd w:fill="auto" w:val="clear"/>
+            <w:tcMar>
+              <w:top w:w="100.0" w:type="dxa"/>
+              <w:left w:w="100.0" w:type="dxa"/>
+              <w:bottom w:w="100.0" w:type="dxa"/>
+              <w:right w:w="100.0" w:type="dxa"/>
+            </w:tcMar>
+            <w:vAlign w:val="top"/>
+          </w:tcPr>
+          <w:p>
+            <w:pPr>
+              <w:widowControl w:val="0"/>
+              <w:spacing w:line="240" w:lineRule="auto"/>
+              <w:jc w:val="both"/>
+              <w:rPr/>
+            </w:pPr>
+            <w:r>
+              <w:rPr>
+                <w:rtl w:val="0"/>
+              </w:rPr>
+              <w:t xml:space="preserve">HomeRouter-PT-AC WiFiLaboratório</w:t>
+            </w:r>
+          </w:p>
+        </w:tc>
+        <w:tc>
+          <w:tcPr>
+            <w:shd w:fill="auto" w:val="clear"/>
+            <w:tcMar>
+              <w:top w:w="100.0" w:type="dxa"/>
+              <w:left w:w="100.0" w:type="dxa"/>
+              <w:bottom w:w="100.0" w:type="dxa"/>
+              <w:right w:w="100.0" w:type="dxa"/>
+            </w:tcMar>
+            <w:vAlign w:val="top"/>
+          </w:tcPr>
+          <w:p>
+            <w:pPr>
+              <w:keepNext w:val="0"/>
+              <w:keepLines w:val="0"/>
+              <w:pageBreakBefore w:val="0"/>
+              <w:widowControl w:val="0"/>
+              <w:pBdr>
+                <w:top w:space="0" w:sz="0" w:val="nil"/>
+                <w:left w:space="0" w:sz="0" w:val="nil"/>
+                <w:bottom w:space="0" w:sz="0" w:val="nil"/>
+                <w:right w:space="0" w:sz="0" w:val="nil"/>
+                <w:between w:space="0" w:sz="0" w:val="nil"/>
+              </w:pBdr>
+              <w:shd w:fill="auto" w:val="clear"/>
+              <w:spacing w:after="0" w:before="0" w:line="240" w:lineRule="auto"/>
+              <w:ind w:left="0" w:right="0" w:firstLine="0"/>
+              <w:jc w:val="both"/>
+              <w:rPr/>
+            </w:pPr>
+            <w:r>
+              <w:rPr>
+                <w:rtl w:val="0"/>
+              </w:rPr>
+              <w:t xml:space="preserve">0/0</w:t>
+            </w:r>
+          </w:p>
+        </w:tc>
+        <w:tc>
+          <w:tcPr>
+            <w:shd w:fill="auto" w:val="clear"/>
+            <w:tcMar>
+              <w:top w:w="100.0" w:type="dxa"/>
+              <w:left w:w="100.0" w:type="dxa"/>
+              <w:bottom w:w="100.0" w:type="dxa"/>
+              <w:right w:w="100.0" w:type="dxa"/>
+            </w:tcMar>
+            <w:vAlign w:val="top"/>
+          </w:tcPr>
+          <w:p>
+            <w:pPr>
+              <w:widowControl w:val="0"/>
+              <w:spacing w:line="240" w:lineRule="auto"/>
+              <w:jc w:val="both"/>
+              <w:rPr/>
+            </w:pPr>
+            <w:r>
+              <w:rPr>
+                <w:rtl w:val="0"/>
+              </w:rPr>
+              <w:t xml:space="preserve">100.0.0.98</w:t>
+            </w:r>
+          </w:p>
+        </w:tc>
+        <w:tc>
+          <w:tcPr>
+            <w:shd w:fill="auto" w:val="clear"/>
+            <w:tcMar>
+              <w:top w:w="100.0" w:type="dxa"/>
+              <w:left w:w="100.0" w:type="dxa"/>
+              <w:bottom w:w="100.0" w:type="dxa"/>
+              <w:right w:w="100.0" w:type="dxa"/>
+            </w:tcMar>
+            <w:vAlign w:val="top"/>
+          </w:tcPr>
+          <w:p>
+            <w:pPr>
+              <w:widowControl w:val="0"/>
+              <w:spacing w:line="240" w:lineRule="auto"/>
+              <w:jc w:val="both"/>
+              <w:rPr/>
+            </w:pPr>
+            <w:r>
+              <w:rPr>
+                <w:rtl w:val="0"/>
+              </w:rPr>
+              <w:t xml:space="preserve">255.255.255.240</w:t>
+            </w:r>
+          </w:p>
+        </w:tc>
+        <w:tc>
+          <w:tcPr>
+            <w:shd w:fill="auto" w:val="clear"/>
+            <w:tcMar>
+              <w:top w:w="100.0" w:type="dxa"/>
+              <w:left w:w="100.0" w:type="dxa"/>
+              <w:bottom w:w="100.0" w:type="dxa"/>
+              <w:right w:w="100.0" w:type="dxa"/>
+            </w:tcMar>
+            <w:vAlign w:val="top"/>
+          </w:tcPr>
+          <w:p>
+            <w:pPr>
+              <w:widowControl w:val="0"/>
+              <w:spacing w:line="240" w:lineRule="auto"/>
+              <w:jc w:val="both"/>
+              <w:rPr/>
+            </w:pPr>
+            <w:r>
+              <w:rPr>
+                <w:rtl w:val="0"/>
+              </w:rPr>
+              <w:t xml:space="preserve">100.0.0.97</w:t>
+            </w:r>
+          </w:p>
+        </w:tc>
+        <w:tc>
+          <w:tcPr>
+            <w:shd w:fill="auto" w:val="clear"/>
+            <w:tcMar>
+              <w:top w:w="100.0" w:type="dxa"/>
+              <w:left w:w="100.0" w:type="dxa"/>
+              <w:bottom w:w="100.0" w:type="dxa"/>
+              <w:right w:w="100.0" w:type="dxa"/>
+            </w:tcMar>
+            <w:vAlign w:val="top"/>
+          </w:tcPr>
+          <w:p>
+            <w:pPr>
+              <w:keepNext w:val="0"/>
+              <w:keepLines w:val="0"/>
+              <w:pageBreakBefore w:val="0"/>
+              <w:widowControl w:val="0"/>
+              <w:pBdr>
+                <w:top w:space="0" w:sz="0" w:val="nil"/>
+                <w:left w:space="0" w:sz="0" w:val="nil"/>
+                <w:bottom w:space="0" w:sz="0" w:val="nil"/>
+                <w:right w:space="0" w:sz="0" w:val="nil"/>
+                <w:between w:space="0" w:sz="0" w:val="nil"/>
+              </w:pBdr>
+              <w:shd w:fill="auto" w:val="clear"/>
+              <w:spacing w:after="0" w:before="0" w:line="240" w:lineRule="auto"/>
+              <w:ind w:left="0" w:right="0" w:firstLine="0"/>
+              <w:jc w:val="both"/>
+              <w:rPr/>
+            </w:pPr>
+            <w:r>
+              <w:rPr>
+                <w:rtl w:val="0"/>
+              </w:rPr>
+              <w:t xml:space="preserve">40</w:t>
+            </w:r>
+          </w:p>
+        </w:tc>
+      </w:tr>
+    </w:tbl>
+    <w:p>
+      <w:pPr>
+        <w:jc w:val="both"/>
+        <w:rPr/>
+      </w:pPr>
+      <w:r>
+        <w:rPr>
+          <w:rtl w:val="0"/>
+        </w:rPr>
+      </w:r>
+    </w:p>
+    <w:p>
+      <w:pPr>
+        <w:jc w:val="both"/>
+        <w:rPr/>
+      </w:pPr>
+      <w:r>
+        <w:rPr>
+          <w:rtl w:val="0"/>
+        </w:rPr>
+      </w:r>
+    </w:p>
+    <w:p>
+      <w:pPr>
+        <w:jc w:val="both"/>
+        <w:rPr/>
+      </w:pPr>
+      <w:r>
+        <w:rPr>
+          <w:rtl w:val="0"/>
+        </w:rPr>
+        <w:t xml:space="preserve">Rede do Departamento de Administração </w:t>
+      </w:r>
+    </w:p>
+    <w:p>
+      <w:pPr>
+        <w:jc w:val="both"/>
+        <w:rPr/>
+      </w:pPr>
+      <w:r>
+        <w:rPr>
+          <w:rtl w:val="0"/>
+        </w:rPr>
+      </w:r>
+    </w:p>
+    <w:p>
+      <w:pPr>
+        <w:jc w:val="both"/>
+        <w:rPr/>
+      </w:pPr>
+      <w:r>
+        <w:rPr>
+          <w:rtl w:val="0"/>
+        </w:rPr>
+      </w:r>
+    </w:p>
+    <w:tbl>
+      <w:tblPr>
+        <w:tblStyle w:val="Table6"/>
+        <w:tblW w:w="9630.0" w:type="dxa"/>
+        <w:jc w:val="left"/>
+        <w:tblBorders>
+          <w:top w:color="000000" w:space="0" w:sz="8" w:val="single"/>
+          <w:left w:color="000000" w:space="0" w:sz="8" w:val="single"/>
+          <w:bottom w:color="000000" w:space="0" w:sz="8" w:val="single"/>
+          <w:right w:color="000000" w:space="0" w:sz="8" w:val="single"/>
+          <w:insideH w:color="000000" w:space="0" w:sz="8" w:val="single"/>
+          <w:insideV w:color="000000" w:space="0" w:sz="8" w:val="single"/>
+        </w:tblBorders>
+        <w:tblLayout w:type="fixed"/>
+        <w:tblLook w:val="0600"/>
+      </w:tblPr>
+      <w:tblGrid>
+        <w:gridCol w:w="1740"/>
+        <w:gridCol w:w="1470"/>
+        <w:gridCol w:w="1605"/>
+        <w:gridCol w:w="2070"/>
+        <w:gridCol w:w="1725"/>
+        <w:gridCol w:w="1020"/>
+        <w:tblGridChange w:id="0">
+          <w:tblGrid>
+            <w:gridCol w:w="1740"/>
+            <w:gridCol w:w="1470"/>
+            <w:gridCol w:w="1605"/>
+            <w:gridCol w:w="2070"/>
+            <w:gridCol w:w="1725"/>
+            <w:gridCol w:w="1020"/>
+          </w:tblGrid>
+        </w:tblGridChange>
+      </w:tblGrid>
+      <w:tr>
+        <w:trPr>
+          <w:cantSplit w:val="0"/>
+          <w:tblHeader w:val="0"/>
+        </w:trPr>
+        <w:tc>
+          <w:tcPr>
+            <w:shd w:fill="a4c2f4" w:val="clear"/>
+            <w:tcMar>
+              <w:top w:w="100.0" w:type="dxa"/>
+              <w:left w:w="100.0" w:type="dxa"/>
+              <w:bottom w:w="100.0" w:type="dxa"/>
+              <w:right w:w="100.0" w:type="dxa"/>
+            </w:tcMar>
+            <w:vAlign w:val="top"/>
+          </w:tcPr>
+          <w:p>
+            <w:pPr>
+              <w:widowControl w:val="0"/>
+              <w:spacing w:line="240" w:lineRule="auto"/>
+              <w:jc w:val="both"/>
+              <w:rPr/>
+            </w:pPr>
+            <w:r>
+              <w:rPr>
+                <w:rtl w:val="0"/>
+              </w:rPr>
+              <w:t xml:space="preserve">Dispositivo</w:t>
+            </w:r>
+          </w:p>
+        </w:tc>
+        <w:tc>
+          <w:tcPr>
+            <w:shd w:fill="a4c2f4" w:val="clear"/>
+            <w:tcMar>
+              <w:top w:w="100.0" w:type="dxa"/>
+              <w:left w:w="100.0" w:type="dxa"/>
+              <w:bottom w:w="100.0" w:type="dxa"/>
+              <w:right w:w="100.0" w:type="dxa"/>
+            </w:tcMar>
+            <w:vAlign w:val="top"/>
+          </w:tcPr>
+          <w:p>
+            <w:pPr>
+              <w:widowControl w:val="0"/>
+              <w:spacing w:line="240" w:lineRule="auto"/>
+              <w:jc w:val="both"/>
+              <w:rPr/>
+            </w:pPr>
+            <w:r>
+              <w:rPr>
+                <w:rtl w:val="0"/>
+              </w:rPr>
+              <w:t xml:space="preserve">Interface</w:t>
+            </w:r>
+          </w:p>
+        </w:tc>
+        <w:tc>
+          <w:tcPr>
+            <w:shd w:fill="a4c2f4" w:val="clear"/>
+            <w:tcMar>
+              <w:top w:w="100.0" w:type="dxa"/>
+              <w:left w:w="100.0" w:type="dxa"/>
+              <w:bottom w:w="100.0" w:type="dxa"/>
+              <w:right w:w="100.0" w:type="dxa"/>
+            </w:tcMar>
+            <w:vAlign w:val="top"/>
+          </w:tcPr>
+          <w:p>
+            <w:pPr>
+              <w:widowControl w:val="0"/>
+              <w:spacing w:line="240" w:lineRule="auto"/>
+              <w:jc w:val="both"/>
+              <w:rPr/>
+            </w:pPr>
+            <w:r>
+              <w:rPr>
+                <w:rtl w:val="0"/>
+              </w:rPr>
+              <w:t xml:space="preserve">Endereço</w:t>
+            </w:r>
+          </w:p>
+        </w:tc>
+        <w:tc>
+          <w:tcPr>
+            <w:shd w:fill="a4c2f4" w:val="clear"/>
+            <w:tcMar>
+              <w:top w:w="100.0" w:type="dxa"/>
+              <w:left w:w="100.0" w:type="dxa"/>
+              <w:bottom w:w="100.0" w:type="dxa"/>
+              <w:right w:w="100.0" w:type="dxa"/>
+            </w:tcMar>
+            <w:vAlign w:val="top"/>
+          </w:tcPr>
+          <w:p>
+            <w:pPr>
+              <w:widowControl w:val="0"/>
+              <w:spacing w:line="240" w:lineRule="auto"/>
+              <w:jc w:val="both"/>
+              <w:rPr/>
+            </w:pPr>
+            <w:r>
+              <w:rPr>
+                <w:rtl w:val="0"/>
+              </w:rPr>
+              <w:t xml:space="preserve">Máscara de Sub-Rede</w:t>
+            </w:r>
+          </w:p>
+        </w:tc>
+        <w:tc>
+          <w:tcPr>
+            <w:shd w:fill="a4c2f4" w:val="clear"/>
+            <w:tcMar>
+              <w:top w:w="100.0" w:type="dxa"/>
+              <w:left w:w="100.0" w:type="dxa"/>
+              <w:bottom w:w="100.0" w:type="dxa"/>
+              <w:right w:w="100.0" w:type="dxa"/>
+            </w:tcMar>
+            <w:vAlign w:val="top"/>
+          </w:tcPr>
+          <w:p>
+            <w:pPr>
+              <w:widowControl w:val="0"/>
+              <w:spacing w:line="240" w:lineRule="auto"/>
+              <w:jc w:val="both"/>
+              <w:rPr/>
+            </w:pPr>
+            <w:r>
+              <w:rPr>
+                <w:rtl w:val="0"/>
+              </w:rPr>
+              <w:t xml:space="preserve">Gateway Padrão </w:t>
+            </w:r>
+          </w:p>
+        </w:tc>
+        <w:tc>
+          <w:tcPr>
+            <w:shd w:fill="a4c2f4" w:val="clear"/>
+            <w:tcMar>
+              <w:top w:w="100.0" w:type="dxa"/>
+              <w:left w:w="100.0" w:type="dxa"/>
+              <w:bottom w:w="100.0" w:type="dxa"/>
+              <w:right w:w="100.0" w:type="dxa"/>
+            </w:tcMar>
+            <w:vAlign w:val="top"/>
+          </w:tcPr>
+          <w:p>
+            <w:pPr>
+              <w:widowControl w:val="0"/>
+              <w:spacing w:line="240" w:lineRule="auto"/>
+              <w:jc w:val="both"/>
+              <w:rPr/>
+            </w:pPr>
+            <w:r>
+              <w:rPr>
+                <w:rtl w:val="0"/>
+              </w:rPr>
+              <w:t xml:space="preserve">VLAN</w:t>
+            </w:r>
+          </w:p>
+        </w:tc>
+      </w:tr>
+      <w:tr>
+        <w:trPr>
+          <w:cantSplit w:val="0"/>
+          <w:tblHeader w:val="0"/>
+        </w:trPr>
+        <w:tc>
+          <w:tcPr>
+            <w:shd w:fill="auto" w:val="clear"/>
+            <w:tcMar>
+              <w:top w:w="100.0" w:type="dxa"/>
+              <w:left w:w="100.0" w:type="dxa"/>
+              <w:bottom w:w="100.0" w:type="dxa"/>
+              <w:right w:w="100.0" w:type="dxa"/>
+            </w:tcMar>
+            <w:vAlign w:val="top"/>
+          </w:tcPr>
+          <w:p>
+            <w:pPr>
+              <w:widowControl w:val="0"/>
+              <w:spacing w:line="240" w:lineRule="auto"/>
+              <w:jc w:val="both"/>
+              <w:rPr/>
+            </w:pPr>
+            <w:r>
+              <w:rPr>
+                <w:rtl w:val="0"/>
+              </w:rPr>
+              <w:t xml:space="preserve">PC-4</w:t>
+            </w:r>
+          </w:p>
+        </w:tc>
+        <w:tc>
+          <w:tcPr>
+            <w:shd w:fill="auto" w:val="clear"/>
+            <w:tcMar>
+              <w:top w:w="100.0" w:type="dxa"/>
+              <w:left w:w="100.0" w:type="dxa"/>
+              <w:bottom w:w="100.0" w:type="dxa"/>
+              <w:right w:w="100.0" w:type="dxa"/>
+            </w:tcMar>
+            <w:vAlign w:val="top"/>
+          </w:tcPr>
+          <w:p>
+            <w:pPr>
+              <w:widowControl w:val="0"/>
+              <w:spacing w:line="240" w:lineRule="auto"/>
+              <w:jc w:val="both"/>
+              <w:rPr/>
+            </w:pPr>
+            <w:r>
+              <w:rPr>
+                <w:rtl w:val="0"/>
+              </w:rPr>
+              <w:t xml:space="preserve">Placa de rede</w:t>
+            </w:r>
+          </w:p>
+        </w:tc>
+        <w:tc>
+          <w:tcPr>
+            <w:shd w:fill="auto" w:val="clear"/>
+            <w:tcMar>
+              <w:top w:w="100.0" w:type="dxa"/>
+              <w:left w:w="100.0" w:type="dxa"/>
+              <w:bottom w:w="100.0" w:type="dxa"/>
+              <w:right w:w="100.0" w:type="dxa"/>
+            </w:tcMar>
+            <w:vAlign w:val="top"/>
+          </w:tcPr>
+          <w:p>
+            <w:pPr>
+              <w:widowControl w:val="0"/>
+              <w:spacing w:line="240" w:lineRule="auto"/>
+              <w:jc w:val="both"/>
+              <w:rPr/>
+            </w:pPr>
+            <w:r>
+              <w:rPr>
+                <w:rtl w:val="0"/>
+              </w:rPr>
+              <w:t xml:space="preserve">100.0.0.50</w:t>
+            </w:r>
+          </w:p>
+        </w:tc>
+        <w:tc>
+          <w:tcPr>
+            <w:shd w:fill="auto" w:val="clear"/>
+            <w:tcMar>
+              <w:top w:w="100.0" w:type="dxa"/>
+              <w:left w:w="100.0" w:type="dxa"/>
+              <w:bottom w:w="100.0" w:type="dxa"/>
+              <w:right w:w="100.0" w:type="dxa"/>
+            </w:tcMar>
+            <w:vAlign w:val="top"/>
+          </w:tcPr>
+          <w:p>
+            <w:pPr>
+              <w:widowControl w:val="0"/>
+              <w:spacing w:line="240" w:lineRule="auto"/>
+              <w:jc w:val="both"/>
+              <w:rPr/>
+            </w:pPr>
+            <w:r>
+              <w:rPr>
+                <w:rtl w:val="0"/>
+              </w:rPr>
+              <w:t xml:space="preserve">255.255.255.240</w:t>
+            </w:r>
+          </w:p>
+        </w:tc>
+        <w:tc>
+          <w:tcPr>
+            <w:shd w:fill="auto" w:val="clear"/>
+            <w:tcMar>
+              <w:top w:w="100.0" w:type="dxa"/>
+              <w:left w:w="100.0" w:type="dxa"/>
+              <w:bottom w:w="100.0" w:type="dxa"/>
+              <w:right w:w="100.0" w:type="dxa"/>
+            </w:tcMar>
+            <w:vAlign w:val="top"/>
+          </w:tcPr>
+          <w:p>
+            <w:pPr>
+              <w:widowControl w:val="0"/>
+              <w:spacing w:line="240" w:lineRule="auto"/>
+              <w:jc w:val="both"/>
+              <w:rPr/>
+            </w:pPr>
+            <w:r>
+              <w:rPr>
+                <w:rtl w:val="0"/>
+              </w:rPr>
+              <w:t xml:space="preserve">100.0.0.49</w:t>
+            </w:r>
+          </w:p>
+        </w:tc>
+        <w:tc>
+          <w:tcPr>
+            <w:shd w:fill="auto" w:val="clear"/>
+            <w:tcMar>
+              <w:top w:w="100.0" w:type="dxa"/>
+              <w:left w:w="100.0" w:type="dxa"/>
+              <w:bottom w:w="100.0" w:type="dxa"/>
+              <w:right w:w="100.0" w:type="dxa"/>
+            </w:tcMar>
+            <w:vAlign w:val="top"/>
+          </w:tcPr>
+          <w:p>
+            <w:pPr>
+              <w:widowControl w:val="0"/>
+              <w:spacing w:line="240" w:lineRule="auto"/>
+              <w:jc w:val="both"/>
+              <w:rPr/>
+            </w:pPr>
+            <w:r>
+              <w:rPr>
+                <w:rtl w:val="0"/>
+              </w:rPr>
+              <w:t xml:space="preserve">20</w:t>
+            </w:r>
+          </w:p>
+        </w:tc>
+      </w:tr>
+      <w:tr>
+        <w:trPr>
+          <w:cantSplit w:val="0"/>
+          <w:tblHeader w:val="0"/>
+        </w:trPr>
+        <w:tc>
+          <w:tcPr>
+            <w:shd w:fill="auto" w:val="clear"/>
+            <w:tcMar>
+              <w:top w:w="100.0" w:type="dxa"/>
+              <w:left w:w="100.0" w:type="dxa"/>
+              <w:bottom w:w="100.0" w:type="dxa"/>
+              <w:right w:w="100.0" w:type="dxa"/>
+            </w:tcMar>
+            <w:vAlign w:val="top"/>
+          </w:tcPr>
+          <w:p>
+            <w:pPr>
+              <w:widowControl w:val="0"/>
+              <w:spacing w:line="240" w:lineRule="auto"/>
+              <w:jc w:val="both"/>
+              <w:rPr/>
+            </w:pPr>
+            <w:r>
+              <w:rPr>
+                <w:rtl w:val="0"/>
+              </w:rPr>
+              <w:t xml:space="preserve">PC-8</w:t>
+            </w:r>
+          </w:p>
+        </w:tc>
+        <w:tc>
+          <w:tcPr>
+            <w:shd w:fill="auto" w:val="clear"/>
+            <w:tcMar>
+              <w:top w:w="100.0" w:type="dxa"/>
+              <w:left w:w="100.0" w:type="dxa"/>
+              <w:bottom w:w="100.0" w:type="dxa"/>
+              <w:right w:w="100.0" w:type="dxa"/>
+            </w:tcMar>
+            <w:vAlign w:val="top"/>
+          </w:tcPr>
+          <w:p>
+            <w:pPr>
+              <w:widowControl w:val="0"/>
+              <w:spacing w:line="240" w:lineRule="auto"/>
+              <w:jc w:val="both"/>
+              <w:rPr/>
+            </w:pPr>
+            <w:r>
+              <w:rPr>
+                <w:rtl w:val="0"/>
+              </w:rPr>
+              <w:t xml:space="preserve">Placa de rede</w:t>
+            </w:r>
+          </w:p>
+        </w:tc>
+        <w:tc>
+          <w:tcPr>
+            <w:shd w:fill="auto" w:val="clear"/>
+            <w:tcMar>
+              <w:top w:w="100.0" w:type="dxa"/>
+              <w:left w:w="100.0" w:type="dxa"/>
+              <w:bottom w:w="100.0" w:type="dxa"/>
+              <w:right w:w="100.0" w:type="dxa"/>
+            </w:tcMar>
+            <w:vAlign w:val="top"/>
+          </w:tcPr>
+          <w:p>
+            <w:pPr>
+              <w:widowControl w:val="0"/>
+              <w:spacing w:line="240" w:lineRule="auto"/>
+              <w:jc w:val="both"/>
+              <w:rPr/>
+            </w:pPr>
+            <w:r>
+              <w:rPr>
+                <w:rtl w:val="0"/>
+              </w:rPr>
+              <w:t xml:space="preserve">100.0.0.51</w:t>
+            </w:r>
+          </w:p>
+        </w:tc>
+        <w:tc>
+          <w:tcPr>
+            <w:shd w:fill="auto" w:val="clear"/>
+            <w:tcMar>
+              <w:top w:w="100.0" w:type="dxa"/>
+              <w:left w:w="100.0" w:type="dxa"/>
+              <w:bottom w:w="100.0" w:type="dxa"/>
+              <w:right w:w="100.0" w:type="dxa"/>
+            </w:tcMar>
+            <w:vAlign w:val="top"/>
+          </w:tcPr>
+          <w:p>
+            <w:pPr>
+              <w:widowControl w:val="0"/>
+              <w:spacing w:line="240" w:lineRule="auto"/>
+              <w:jc w:val="both"/>
+              <w:rPr/>
+            </w:pPr>
+            <w:r>
+              <w:rPr>
+                <w:rtl w:val="0"/>
+              </w:rPr>
+              <w:t xml:space="preserve">255.255.255.240</w:t>
+            </w:r>
+          </w:p>
+        </w:tc>
+        <w:tc>
+          <w:tcPr>
+            <w:shd w:fill="auto" w:val="clear"/>
+            <w:tcMar>
+              <w:top w:w="100.0" w:type="dxa"/>
+              <w:left w:w="100.0" w:type="dxa"/>
+              <w:bottom w:w="100.0" w:type="dxa"/>
+              <w:right w:w="100.0" w:type="dxa"/>
+            </w:tcMar>
+            <w:vAlign w:val="top"/>
+          </w:tcPr>
+          <w:p>
+            <w:pPr>
+              <w:widowControl w:val="0"/>
+              <w:spacing w:line="240" w:lineRule="auto"/>
+              <w:jc w:val="both"/>
+              <w:rPr/>
+            </w:pPr>
+            <w:r>
+              <w:rPr>
+                <w:rtl w:val="0"/>
+              </w:rPr>
+              <w:t xml:space="preserve">100.0.0.49</w:t>
+            </w:r>
+          </w:p>
+        </w:tc>
+        <w:tc>
+          <w:tcPr>
+            <w:shd w:fill="auto" w:val="clear"/>
+            <w:tcMar>
+              <w:top w:w="100.0" w:type="dxa"/>
+              <w:left w:w="100.0" w:type="dxa"/>
+              <w:bottom w:w="100.0" w:type="dxa"/>
+              <w:right w:w="100.0" w:type="dxa"/>
+            </w:tcMar>
+            <w:vAlign w:val="top"/>
+          </w:tcPr>
+          <w:p>
+            <w:pPr>
+              <w:widowControl w:val="0"/>
+              <w:spacing w:line="240" w:lineRule="auto"/>
+              <w:jc w:val="both"/>
+              <w:rPr/>
+            </w:pPr>
+            <w:r>
+              <w:rPr>
+                <w:rtl w:val="0"/>
+              </w:rPr>
+              <w:t xml:space="preserve">20</w:t>
+            </w:r>
+          </w:p>
+        </w:tc>
+      </w:tr>
+      <w:tr>
+        <w:trPr>
+          <w:cantSplit w:val="0"/>
+          <w:tblHeader w:val="0"/>
+        </w:trPr>
+        <w:tc>
+          <w:tcPr>
+            <w:shd w:fill="auto" w:val="clear"/>
+            <w:tcMar>
+              <w:top w:w="100.0" w:type="dxa"/>
+              <w:left w:w="100.0" w:type="dxa"/>
+              <w:bottom w:w="100.0" w:type="dxa"/>
+              <w:right w:w="100.0" w:type="dxa"/>
+            </w:tcMar>
+            <w:vAlign w:val="top"/>
+          </w:tcPr>
+          <w:p>
+            <w:pPr>
+              <w:widowControl w:val="0"/>
+              <w:spacing w:line="240" w:lineRule="auto"/>
+              <w:jc w:val="both"/>
+              <w:rPr/>
+            </w:pPr>
+            <w:r>
+              <w:rPr>
+                <w:rtl w:val="0"/>
+              </w:rPr>
+              <w:t xml:space="preserve">PC-9</w:t>
+            </w:r>
+          </w:p>
+        </w:tc>
+        <w:tc>
+          <w:tcPr>
+            <w:shd w:fill="auto" w:val="clear"/>
+            <w:tcMar>
+              <w:top w:w="100.0" w:type="dxa"/>
+              <w:left w:w="100.0" w:type="dxa"/>
+              <w:bottom w:w="100.0" w:type="dxa"/>
+              <w:right w:w="100.0" w:type="dxa"/>
+            </w:tcMar>
+            <w:vAlign w:val="top"/>
+          </w:tcPr>
+          <w:p>
+            <w:pPr>
+              <w:widowControl w:val="0"/>
+              <w:spacing w:line="240" w:lineRule="auto"/>
+              <w:jc w:val="both"/>
+              <w:rPr/>
+            </w:pPr>
+            <w:r>
+              <w:rPr>
+                <w:rtl w:val="0"/>
+              </w:rPr>
+              <w:t xml:space="preserve">Placa de rede</w:t>
+            </w:r>
+          </w:p>
+        </w:tc>
+        <w:tc>
+          <w:tcPr>
+            <w:shd w:fill="auto" w:val="clear"/>
+            <w:tcMar>
+              <w:top w:w="100.0" w:type="dxa"/>
+              <w:left w:w="100.0" w:type="dxa"/>
+              <w:bottom w:w="100.0" w:type="dxa"/>
+              <w:right w:w="100.0" w:type="dxa"/>
+            </w:tcMar>
+            <w:vAlign w:val="top"/>
+          </w:tcPr>
+          <w:p>
+            <w:pPr>
+              <w:widowControl w:val="0"/>
+              <w:spacing w:line="240" w:lineRule="auto"/>
+              <w:jc w:val="both"/>
+              <w:rPr/>
+            </w:pPr>
+            <w:r>
+              <w:rPr>
+                <w:rtl w:val="0"/>
+              </w:rPr>
+              <w:t xml:space="preserve">100.0.0.52</w:t>
+            </w:r>
+          </w:p>
+        </w:tc>
+        <w:tc>
+          <w:tcPr>
+            <w:shd w:fill="auto" w:val="clear"/>
+            <w:tcMar>
+              <w:top w:w="100.0" w:type="dxa"/>
+              <w:left w:w="100.0" w:type="dxa"/>
+              <w:bottom w:w="100.0" w:type="dxa"/>
+              <w:right w:w="100.0" w:type="dxa"/>
+            </w:tcMar>
+            <w:vAlign w:val="top"/>
+          </w:tcPr>
+          <w:p>
+            <w:pPr>
+              <w:widowControl w:val="0"/>
+              <w:spacing w:line="240" w:lineRule="auto"/>
+              <w:jc w:val="both"/>
+              <w:rPr/>
+            </w:pPr>
+            <w:r>
+              <w:rPr>
+                <w:rtl w:val="0"/>
+              </w:rPr>
+              <w:t xml:space="preserve">255.255.255.240</w:t>
+            </w:r>
+          </w:p>
+        </w:tc>
+        <w:tc>
+          <w:tcPr>
+            <w:shd w:fill="auto" w:val="clear"/>
+            <w:tcMar>
+              <w:top w:w="100.0" w:type="dxa"/>
+              <w:left w:w="100.0" w:type="dxa"/>
+              <w:bottom w:w="100.0" w:type="dxa"/>
+              <w:right w:w="100.0" w:type="dxa"/>
+            </w:tcMar>
+            <w:vAlign w:val="top"/>
+          </w:tcPr>
+          <w:p>
+            <w:pPr>
+              <w:widowControl w:val="0"/>
+              <w:spacing w:line="240" w:lineRule="auto"/>
+              <w:jc w:val="both"/>
+              <w:rPr/>
+            </w:pPr>
+            <w:r>
+              <w:rPr>
+                <w:rtl w:val="0"/>
+              </w:rPr>
+              <w:t xml:space="preserve">100.0.0.49</w:t>
+            </w:r>
+          </w:p>
+        </w:tc>
+        <w:tc>
+          <w:tcPr>
+            <w:shd w:fill="auto" w:val="clear"/>
+            <w:tcMar>
+              <w:top w:w="100.0" w:type="dxa"/>
+              <w:left w:w="100.0" w:type="dxa"/>
+              <w:bottom w:w="100.0" w:type="dxa"/>
+              <w:right w:w="100.0" w:type="dxa"/>
+            </w:tcMar>
+            <w:vAlign w:val="top"/>
+          </w:tcPr>
+          <w:p>
+            <w:pPr>
+              <w:widowControl w:val="0"/>
+              <w:spacing w:line="240" w:lineRule="auto"/>
+              <w:jc w:val="both"/>
+              <w:rPr/>
+            </w:pPr>
+            <w:r>
+              <w:rPr>
+                <w:rtl w:val="0"/>
+              </w:rPr>
+              <w:t xml:space="preserve">20</w:t>
+            </w:r>
+          </w:p>
+        </w:tc>
+      </w:tr>
+      <w:tr>
+        <w:trPr>
+          <w:cantSplit w:val="0"/>
+          <w:tblHeader w:val="0"/>
+        </w:trPr>
+        <w:tc>
+          <w:tcPr>
+            <w:shd w:fill="auto" w:val="clear"/>
+            <w:tcMar>
+              <w:top w:w="100.0" w:type="dxa"/>
+              <w:left w:w="100.0" w:type="dxa"/>
+              <w:bottom w:w="100.0" w:type="dxa"/>
+              <w:right w:w="100.0" w:type="dxa"/>
+            </w:tcMar>
+            <w:vAlign w:val="top"/>
+          </w:tcPr>
+          <w:p>
+            <w:pPr>
+              <w:widowControl w:val="0"/>
+              <w:spacing w:line="240" w:lineRule="auto"/>
+              <w:jc w:val="both"/>
+              <w:rPr/>
+            </w:pPr>
+            <w:r>
+              <w:rPr>
+                <w:rtl w:val="0"/>
+              </w:rPr>
+              <w:t xml:space="preserve">PC-11</w:t>
+            </w:r>
+          </w:p>
+        </w:tc>
+        <w:tc>
+          <w:tcPr>
+            <w:shd w:fill="auto" w:val="clear"/>
+            <w:tcMar>
+              <w:top w:w="100.0" w:type="dxa"/>
+              <w:left w:w="100.0" w:type="dxa"/>
+              <w:bottom w:w="100.0" w:type="dxa"/>
+              <w:right w:w="100.0" w:type="dxa"/>
+            </w:tcMar>
+            <w:vAlign w:val="top"/>
+          </w:tcPr>
+          <w:p>
+            <w:pPr>
+              <w:widowControl w:val="0"/>
+              <w:spacing w:line="240" w:lineRule="auto"/>
+              <w:jc w:val="both"/>
+              <w:rPr/>
+            </w:pPr>
+            <w:r>
+              <w:rPr>
+                <w:rtl w:val="0"/>
+              </w:rPr>
+              <w:t xml:space="preserve">Placa de rede</w:t>
+            </w:r>
+          </w:p>
+        </w:tc>
+        <w:tc>
+          <w:tcPr>
+            <w:shd w:fill="auto" w:val="clear"/>
+            <w:tcMar>
+              <w:top w:w="100.0" w:type="dxa"/>
+              <w:left w:w="100.0" w:type="dxa"/>
+              <w:bottom w:w="100.0" w:type="dxa"/>
+              <w:right w:w="100.0" w:type="dxa"/>
+            </w:tcMar>
+            <w:vAlign w:val="top"/>
+          </w:tcPr>
+          <w:p>
+            <w:pPr>
+              <w:widowControl w:val="0"/>
+              <w:spacing w:line="240" w:lineRule="auto"/>
+              <w:jc w:val="both"/>
+              <w:rPr/>
+            </w:pPr>
+            <w:r>
+              <w:rPr>
+                <w:rtl w:val="0"/>
+              </w:rPr>
+              <w:t xml:space="preserve">100.0.0.53</w:t>
+            </w:r>
+          </w:p>
+        </w:tc>
+        <w:tc>
+          <w:tcPr>
+            <w:shd w:fill="auto" w:val="clear"/>
+            <w:tcMar>
+              <w:top w:w="100.0" w:type="dxa"/>
+              <w:left w:w="100.0" w:type="dxa"/>
+              <w:bottom w:w="100.0" w:type="dxa"/>
+              <w:right w:w="100.0" w:type="dxa"/>
+            </w:tcMar>
+            <w:vAlign w:val="top"/>
+          </w:tcPr>
+          <w:p>
+            <w:pPr>
+              <w:widowControl w:val="0"/>
+              <w:spacing w:line="240" w:lineRule="auto"/>
+              <w:jc w:val="both"/>
+              <w:rPr/>
+            </w:pPr>
+            <w:r>
+              <w:rPr>
+                <w:rtl w:val="0"/>
+              </w:rPr>
+              <w:t xml:space="preserve">255.255.255.240</w:t>
+            </w:r>
+          </w:p>
+        </w:tc>
+        <w:tc>
+          <w:tcPr>
+            <w:shd w:fill="auto" w:val="clear"/>
+            <w:tcMar>
+              <w:top w:w="100.0" w:type="dxa"/>
+              <w:left w:w="100.0" w:type="dxa"/>
+              <w:bottom w:w="100.0" w:type="dxa"/>
+              <w:right w:w="100.0" w:type="dxa"/>
+            </w:tcMar>
+            <w:vAlign w:val="top"/>
+          </w:tcPr>
+          <w:p>
+            <w:pPr>
+              <w:widowControl w:val="0"/>
+              <w:spacing w:line="240" w:lineRule="auto"/>
+              <w:jc w:val="both"/>
+              <w:rPr/>
+            </w:pPr>
+            <w:r>
+              <w:rPr>
+                <w:rtl w:val="0"/>
+              </w:rPr>
+              <w:t xml:space="preserve">100.0.0.49</w:t>
+            </w:r>
+          </w:p>
+        </w:tc>
+        <w:tc>
+          <w:tcPr>
+            <w:shd w:fill="auto" w:val="clear"/>
+            <w:tcMar>
+              <w:top w:w="100.0" w:type="dxa"/>
+              <w:left w:w="100.0" w:type="dxa"/>
+              <w:bottom w:w="100.0" w:type="dxa"/>
+              <w:right w:w="100.0" w:type="dxa"/>
+            </w:tcMar>
+            <w:vAlign w:val="top"/>
+          </w:tcPr>
+          <w:p>
+            <w:pPr>
+              <w:widowControl w:val="0"/>
+              <w:spacing w:line="240" w:lineRule="auto"/>
+              <w:jc w:val="both"/>
+              <w:rPr/>
+            </w:pPr>
+            <w:r>
+              <w:rPr>
+                <w:rtl w:val="0"/>
+              </w:rPr>
+              <w:t xml:space="preserve">20</w:t>
+            </w:r>
+          </w:p>
+        </w:tc>
+      </w:tr>
+      <w:tr>
+        <w:trPr>
+          <w:cantSplit w:val="0"/>
+          <w:tblHeader w:val="0"/>
+        </w:trPr>
+        <w:tc>
+          <w:tcPr>
+            <w:shd w:fill="auto" w:val="clear"/>
+            <w:tcMar>
+              <w:top w:w="100.0" w:type="dxa"/>
+              <w:left w:w="100.0" w:type="dxa"/>
+              <w:bottom w:w="100.0" w:type="dxa"/>
+              <w:right w:w="100.0" w:type="dxa"/>
+            </w:tcMar>
+            <w:vAlign w:val="top"/>
+          </w:tcPr>
+          <w:p>
+            <w:pPr>
+              <w:widowControl w:val="0"/>
+              <w:spacing w:line="240" w:lineRule="auto"/>
+              <w:jc w:val="both"/>
+              <w:rPr/>
+            </w:pPr>
+            <w:r>
+              <w:rPr>
+                <w:rtl w:val="0"/>
+              </w:rPr>
+              <w:t xml:space="preserve">PC-12</w:t>
+            </w:r>
+          </w:p>
+        </w:tc>
+        <w:tc>
+          <w:tcPr>
+            <w:shd w:fill="auto" w:val="clear"/>
+            <w:tcMar>
+              <w:top w:w="100.0" w:type="dxa"/>
+              <w:left w:w="100.0" w:type="dxa"/>
+              <w:bottom w:w="100.0" w:type="dxa"/>
+              <w:right w:w="100.0" w:type="dxa"/>
+            </w:tcMar>
+            <w:vAlign w:val="top"/>
+          </w:tcPr>
+          <w:p>
+            <w:pPr>
+              <w:widowControl w:val="0"/>
+              <w:spacing w:line="240" w:lineRule="auto"/>
+              <w:jc w:val="both"/>
+              <w:rPr/>
+            </w:pPr>
+            <w:r>
+              <w:rPr>
+                <w:rtl w:val="0"/>
+              </w:rPr>
+              <w:t xml:space="preserve">Placa de rede</w:t>
+            </w:r>
+          </w:p>
+        </w:tc>
+        <w:tc>
+          <w:tcPr>
+            <w:shd w:fill="auto" w:val="clear"/>
+            <w:tcMar>
+              <w:top w:w="100.0" w:type="dxa"/>
+              <w:left w:w="100.0" w:type="dxa"/>
+              <w:bottom w:w="100.0" w:type="dxa"/>
+              <w:right w:w="100.0" w:type="dxa"/>
+            </w:tcMar>
+            <w:vAlign w:val="top"/>
+          </w:tcPr>
+          <w:p>
+            <w:pPr>
+              <w:widowControl w:val="0"/>
+              <w:spacing w:line="240" w:lineRule="auto"/>
+              <w:jc w:val="both"/>
+              <w:rPr/>
+            </w:pPr>
+            <w:r>
+              <w:rPr>
+                <w:rtl w:val="0"/>
+              </w:rPr>
+              <w:t xml:space="preserve">100.0.0.54</w:t>
+            </w:r>
+          </w:p>
+        </w:tc>
+        <w:tc>
+          <w:tcPr>
+            <w:shd w:fill="auto" w:val="clear"/>
+            <w:tcMar>
+              <w:top w:w="100.0" w:type="dxa"/>
+              <w:left w:w="100.0" w:type="dxa"/>
+              <w:bottom w:w="100.0" w:type="dxa"/>
+              <w:right w:w="100.0" w:type="dxa"/>
+            </w:tcMar>
+            <w:vAlign w:val="top"/>
+          </w:tcPr>
+          <w:p>
+            <w:pPr>
+              <w:widowControl w:val="0"/>
+              <w:spacing w:line="240" w:lineRule="auto"/>
+              <w:jc w:val="both"/>
+              <w:rPr/>
+            </w:pPr>
+            <w:r>
+              <w:rPr>
+                <w:rtl w:val="0"/>
+              </w:rPr>
+              <w:t xml:space="preserve">255.255.255.240</w:t>
+            </w:r>
+          </w:p>
+        </w:tc>
+        <w:tc>
+          <w:tcPr>
+            <w:shd w:fill="auto" w:val="clear"/>
+            <w:tcMar>
+              <w:top w:w="100.0" w:type="dxa"/>
+              <w:left w:w="100.0" w:type="dxa"/>
+              <w:bottom w:w="100.0" w:type="dxa"/>
+              <w:right w:w="100.0" w:type="dxa"/>
+            </w:tcMar>
+            <w:vAlign w:val="top"/>
+          </w:tcPr>
+          <w:p>
+            <w:pPr>
+              <w:widowControl w:val="0"/>
+              <w:spacing w:line="240" w:lineRule="auto"/>
+              <w:jc w:val="both"/>
+              <w:rPr/>
+            </w:pPr>
+            <w:r>
+              <w:rPr>
+                <w:rtl w:val="0"/>
+              </w:rPr>
+              <w:t xml:space="preserve">100.0.0.49</w:t>
+            </w:r>
+          </w:p>
+        </w:tc>
+        <w:tc>
+          <w:tcPr>
+            <w:shd w:fill="auto" w:val="clear"/>
+            <w:tcMar>
+              <w:top w:w="100.0" w:type="dxa"/>
+              <w:left w:w="100.0" w:type="dxa"/>
+              <w:bottom w:w="100.0" w:type="dxa"/>
+              <w:right w:w="100.0" w:type="dxa"/>
+            </w:tcMar>
+            <w:vAlign w:val="top"/>
+          </w:tcPr>
+          <w:p>
+            <w:pPr>
+              <w:widowControl w:val="0"/>
+              <w:spacing w:line="240" w:lineRule="auto"/>
+              <w:jc w:val="both"/>
+              <w:rPr/>
+            </w:pPr>
+            <w:r>
+              <w:rPr>
+                <w:rtl w:val="0"/>
+              </w:rPr>
+              <w:t xml:space="preserve">20</w:t>
+            </w:r>
+          </w:p>
+        </w:tc>
+      </w:tr>
+      <w:tr>
+        <w:trPr>
+          <w:cantSplit w:val="0"/>
+          <w:tblHeader w:val="0"/>
+        </w:trPr>
+        <w:tc>
+          <w:tcPr>
+            <w:shd w:fill="auto" w:val="clear"/>
+            <w:tcMar>
+              <w:top w:w="100.0" w:type="dxa"/>
+              <w:left w:w="100.0" w:type="dxa"/>
+              <w:bottom w:w="100.0" w:type="dxa"/>
+              <w:right w:w="100.0" w:type="dxa"/>
+            </w:tcMar>
+            <w:vAlign w:val="top"/>
+          </w:tcPr>
+          <w:p>
+            <w:pPr>
+              <w:widowControl w:val="0"/>
+              <w:spacing w:line="240" w:lineRule="auto"/>
+              <w:jc w:val="both"/>
+              <w:rPr/>
+            </w:pPr>
+            <w:r>
+              <w:rPr>
+                <w:rtl w:val="0"/>
+              </w:rPr>
+              <w:t xml:space="preserve">PC-13</w:t>
+            </w:r>
+          </w:p>
+        </w:tc>
+        <w:tc>
+          <w:tcPr>
+            <w:shd w:fill="auto" w:val="clear"/>
+            <w:tcMar>
+              <w:top w:w="100.0" w:type="dxa"/>
+              <w:left w:w="100.0" w:type="dxa"/>
+              <w:bottom w:w="100.0" w:type="dxa"/>
+              <w:right w:w="100.0" w:type="dxa"/>
+            </w:tcMar>
+            <w:vAlign w:val="top"/>
+          </w:tcPr>
+          <w:p>
+            <w:pPr>
+              <w:widowControl w:val="0"/>
+              <w:spacing w:line="240" w:lineRule="auto"/>
+              <w:jc w:val="both"/>
+              <w:rPr/>
+            </w:pPr>
+            <w:r>
+              <w:rPr>
+                <w:rtl w:val="0"/>
+              </w:rPr>
+              <w:t xml:space="preserve">Placa de rede</w:t>
+            </w:r>
+          </w:p>
+        </w:tc>
+        <w:tc>
+          <w:tcPr>
+            <w:shd w:fill="auto" w:val="clear"/>
+            <w:tcMar>
+              <w:top w:w="100.0" w:type="dxa"/>
+              <w:left w:w="100.0" w:type="dxa"/>
+              <w:bottom w:w="100.0" w:type="dxa"/>
+              <w:right w:w="100.0" w:type="dxa"/>
+            </w:tcMar>
+            <w:vAlign w:val="top"/>
+          </w:tcPr>
+          <w:p>
+            <w:pPr>
+              <w:widowControl w:val="0"/>
+              <w:spacing w:line="240" w:lineRule="auto"/>
+              <w:jc w:val="both"/>
+              <w:rPr/>
+            </w:pPr>
+            <w:r>
+              <w:rPr>
+                <w:rtl w:val="0"/>
+              </w:rPr>
+              <w:t xml:space="preserve">100.0.0.55</w:t>
+            </w:r>
+          </w:p>
+        </w:tc>
+        <w:tc>
+          <w:tcPr>
+            <w:shd w:fill="auto" w:val="clear"/>
+            <w:tcMar>
+              <w:top w:w="100.0" w:type="dxa"/>
+              <w:left w:w="100.0" w:type="dxa"/>
+              <w:bottom w:w="100.0" w:type="dxa"/>
+              <w:right w:w="100.0" w:type="dxa"/>
+            </w:tcMar>
+            <w:vAlign w:val="top"/>
+          </w:tcPr>
+          <w:p>
+            <w:pPr>
+              <w:widowControl w:val="0"/>
+              <w:spacing w:line="240" w:lineRule="auto"/>
+              <w:jc w:val="both"/>
+              <w:rPr/>
+            </w:pPr>
+            <w:r>
+              <w:rPr>
+                <w:rtl w:val="0"/>
+              </w:rPr>
+              <w:t xml:space="preserve">255.255.255.240</w:t>
+            </w:r>
+          </w:p>
+        </w:tc>
+        <w:tc>
+          <w:tcPr>
+            <w:shd w:fill="auto" w:val="clear"/>
+            <w:tcMar>
+              <w:top w:w="100.0" w:type="dxa"/>
+              <w:left w:w="100.0" w:type="dxa"/>
+              <w:bottom w:w="100.0" w:type="dxa"/>
+              <w:right w:w="100.0" w:type="dxa"/>
+            </w:tcMar>
+            <w:vAlign w:val="top"/>
+          </w:tcPr>
+          <w:p>
+            <w:pPr>
+              <w:widowControl w:val="0"/>
+              <w:spacing w:line="240" w:lineRule="auto"/>
+              <w:jc w:val="both"/>
+              <w:rPr/>
+            </w:pPr>
+            <w:r>
+              <w:rPr>
+                <w:rtl w:val="0"/>
+              </w:rPr>
+              <w:t xml:space="preserve">100.0.0.49</w:t>
+            </w:r>
+          </w:p>
+        </w:tc>
+        <w:tc>
+          <w:tcPr>
+            <w:shd w:fill="auto" w:val="clear"/>
+            <w:tcMar>
+              <w:top w:w="100.0" w:type="dxa"/>
+              <w:left w:w="100.0" w:type="dxa"/>
+              <w:bottom w:w="100.0" w:type="dxa"/>
+              <w:right w:w="100.0" w:type="dxa"/>
+            </w:tcMar>
+            <w:vAlign w:val="top"/>
+          </w:tcPr>
+          <w:p>
+            <w:pPr>
+              <w:widowControl w:val="0"/>
+              <w:spacing w:line="240" w:lineRule="auto"/>
+              <w:jc w:val="both"/>
+              <w:rPr/>
+            </w:pPr>
+            <w:r>
+              <w:rPr>
+                <w:rtl w:val="0"/>
+              </w:rPr>
+              <w:t xml:space="preserve">20</w:t>
+            </w:r>
+          </w:p>
+        </w:tc>
+      </w:tr>
+      <w:tr>
+        <w:trPr>
+          <w:cantSplit w:val="0"/>
+          <w:tblHeader w:val="0"/>
+        </w:trPr>
+        <w:tc>
+          <w:tcPr>
+            <w:shd w:fill="auto" w:val="clear"/>
+            <w:tcMar>
+              <w:top w:w="100.0" w:type="dxa"/>
+              <w:left w:w="100.0" w:type="dxa"/>
+              <w:bottom w:w="100.0" w:type="dxa"/>
+              <w:right w:w="100.0" w:type="dxa"/>
+            </w:tcMar>
+            <w:vAlign w:val="top"/>
+          </w:tcPr>
+          <w:p>
+            <w:pPr>
+              <w:widowControl w:val="0"/>
+              <w:spacing w:line="240" w:lineRule="auto"/>
+              <w:jc w:val="both"/>
+              <w:rPr/>
+            </w:pPr>
+            <w:r>
+              <w:rPr>
+                <w:rtl w:val="0"/>
+              </w:rPr>
+              <w:t xml:space="preserve">PC-14</w:t>
+            </w:r>
+          </w:p>
+        </w:tc>
+        <w:tc>
+          <w:tcPr>
+            <w:shd w:fill="auto" w:val="clear"/>
+            <w:tcMar>
+              <w:top w:w="100.0" w:type="dxa"/>
+              <w:left w:w="100.0" w:type="dxa"/>
+              <w:bottom w:w="100.0" w:type="dxa"/>
+              <w:right w:w="100.0" w:type="dxa"/>
+            </w:tcMar>
+            <w:vAlign w:val="top"/>
+          </w:tcPr>
+          <w:p>
+            <w:pPr>
+              <w:widowControl w:val="0"/>
+              <w:spacing w:line="240" w:lineRule="auto"/>
+              <w:jc w:val="both"/>
+              <w:rPr/>
+            </w:pPr>
+            <w:r>
+              <w:rPr>
+                <w:rtl w:val="0"/>
+              </w:rPr>
+              <w:t xml:space="preserve">Placa de rede</w:t>
+            </w:r>
+          </w:p>
+        </w:tc>
+        <w:tc>
+          <w:tcPr>
+            <w:shd w:fill="auto" w:val="clear"/>
+            <w:tcMar>
+              <w:top w:w="100.0" w:type="dxa"/>
+              <w:left w:w="100.0" w:type="dxa"/>
+              <w:bottom w:w="100.0" w:type="dxa"/>
+              <w:right w:w="100.0" w:type="dxa"/>
+            </w:tcMar>
+            <w:vAlign w:val="top"/>
+          </w:tcPr>
+          <w:p>
+            <w:pPr>
+              <w:widowControl w:val="0"/>
+              <w:spacing w:line="240" w:lineRule="auto"/>
+              <w:jc w:val="both"/>
+              <w:rPr/>
+            </w:pPr>
+            <w:r>
+              <w:rPr>
+                <w:rtl w:val="0"/>
+              </w:rPr>
+              <w:t xml:space="preserve">100.0.0.56</w:t>
+            </w:r>
+          </w:p>
+        </w:tc>
+        <w:tc>
+          <w:tcPr>
+            <w:shd w:fill="auto" w:val="clear"/>
+            <w:tcMar>
+              <w:top w:w="100.0" w:type="dxa"/>
+              <w:left w:w="100.0" w:type="dxa"/>
+              <w:bottom w:w="100.0" w:type="dxa"/>
+              <w:right w:w="100.0" w:type="dxa"/>
+            </w:tcMar>
+            <w:vAlign w:val="top"/>
+          </w:tcPr>
+          <w:p>
+            <w:pPr>
+              <w:widowControl w:val="0"/>
+              <w:spacing w:line="240" w:lineRule="auto"/>
+              <w:jc w:val="both"/>
+              <w:rPr/>
+            </w:pPr>
+            <w:r>
+              <w:rPr>
+                <w:rtl w:val="0"/>
+              </w:rPr>
+              <w:t xml:space="preserve">255.255.255.240</w:t>
+            </w:r>
+          </w:p>
+        </w:tc>
+        <w:tc>
+          <w:tcPr>
+            <w:shd w:fill="auto" w:val="clear"/>
+            <w:tcMar>
+              <w:top w:w="100.0" w:type="dxa"/>
+              <w:left w:w="100.0" w:type="dxa"/>
+              <w:bottom w:w="100.0" w:type="dxa"/>
+              <w:right w:w="100.0" w:type="dxa"/>
+            </w:tcMar>
+            <w:vAlign w:val="top"/>
+          </w:tcPr>
+          <w:p>
+            <w:pPr>
+              <w:widowControl w:val="0"/>
+              <w:spacing w:line="240" w:lineRule="auto"/>
+              <w:jc w:val="both"/>
+              <w:rPr/>
+            </w:pPr>
+            <w:r>
+              <w:rPr>
+                <w:rtl w:val="0"/>
+              </w:rPr>
+              <w:t xml:space="preserve">100.0.0.49</w:t>
+            </w:r>
+          </w:p>
+        </w:tc>
+        <w:tc>
+          <w:tcPr>
+            <w:shd w:fill="auto" w:val="clear"/>
+            <w:tcMar>
+              <w:top w:w="100.0" w:type="dxa"/>
+              <w:left w:w="100.0" w:type="dxa"/>
+              <w:bottom w:w="100.0" w:type="dxa"/>
+              <w:right w:w="100.0" w:type="dxa"/>
+            </w:tcMar>
+            <w:vAlign w:val="top"/>
+          </w:tcPr>
+          <w:p>
+            <w:pPr>
+              <w:widowControl w:val="0"/>
+              <w:spacing w:line="240" w:lineRule="auto"/>
+              <w:jc w:val="both"/>
+              <w:rPr/>
+            </w:pPr>
+            <w:r>
+              <w:rPr>
+                <w:rtl w:val="0"/>
+              </w:rPr>
+              <w:t xml:space="preserve">20</w:t>
+            </w:r>
+          </w:p>
+        </w:tc>
+      </w:tr>
+      <w:tr>
+        <w:trPr>
+          <w:cantSplit w:val="0"/>
+          <w:tblHeader w:val="0"/>
+        </w:trPr>
+        <w:tc>
+          <w:tcPr>
+            <w:shd w:fill="auto" w:val="clear"/>
+            <w:tcMar>
+              <w:top w:w="100.0" w:type="dxa"/>
+              <w:left w:w="100.0" w:type="dxa"/>
+              <w:bottom w:w="100.0" w:type="dxa"/>
+              <w:right w:w="100.0" w:type="dxa"/>
+            </w:tcMar>
+            <w:vAlign w:val="top"/>
+          </w:tcPr>
+          <w:p>
+            <w:pPr>
+              <w:widowControl w:val="0"/>
+              <w:spacing w:line="240" w:lineRule="auto"/>
+              <w:jc w:val="both"/>
+              <w:rPr/>
+            </w:pPr>
+            <w:r>
+              <w:rPr>
+                <w:rtl w:val="0"/>
+              </w:rPr>
+              <w:t xml:space="preserve">PC-16</w:t>
+            </w:r>
+          </w:p>
+        </w:tc>
+        <w:tc>
+          <w:tcPr>
+            <w:shd w:fill="auto" w:val="clear"/>
+            <w:tcMar>
+              <w:top w:w="100.0" w:type="dxa"/>
+              <w:left w:w="100.0" w:type="dxa"/>
+              <w:bottom w:w="100.0" w:type="dxa"/>
+              <w:right w:w="100.0" w:type="dxa"/>
+            </w:tcMar>
+            <w:vAlign w:val="top"/>
+          </w:tcPr>
+          <w:p>
+            <w:pPr>
+              <w:widowControl w:val="0"/>
+              <w:spacing w:line="240" w:lineRule="auto"/>
+              <w:jc w:val="both"/>
+              <w:rPr/>
+            </w:pPr>
+            <w:r>
+              <w:rPr>
+                <w:rtl w:val="0"/>
+              </w:rPr>
+              <w:t xml:space="preserve">Placa de rede</w:t>
+            </w:r>
+          </w:p>
+        </w:tc>
+        <w:tc>
+          <w:tcPr>
+            <w:shd w:fill="auto" w:val="clear"/>
+            <w:tcMar>
+              <w:top w:w="100.0" w:type="dxa"/>
+              <w:left w:w="100.0" w:type="dxa"/>
+              <w:bottom w:w="100.0" w:type="dxa"/>
+              <w:right w:w="100.0" w:type="dxa"/>
+            </w:tcMar>
+            <w:vAlign w:val="top"/>
+          </w:tcPr>
+          <w:p>
+            <w:pPr>
+              <w:widowControl w:val="0"/>
+              <w:spacing w:line="240" w:lineRule="auto"/>
+              <w:jc w:val="both"/>
+              <w:rPr/>
+            </w:pPr>
+            <w:r>
+              <w:rPr>
+                <w:rtl w:val="0"/>
+              </w:rPr>
+              <w:t xml:space="preserve">100.0.0.57</w:t>
+            </w:r>
+          </w:p>
+        </w:tc>
+        <w:tc>
+          <w:tcPr>
+            <w:shd w:fill="auto" w:val="clear"/>
+            <w:tcMar>
+              <w:top w:w="100.0" w:type="dxa"/>
+              <w:left w:w="100.0" w:type="dxa"/>
+              <w:bottom w:w="100.0" w:type="dxa"/>
+              <w:right w:w="100.0" w:type="dxa"/>
+            </w:tcMar>
+            <w:vAlign w:val="top"/>
+          </w:tcPr>
+          <w:p>
+            <w:pPr>
+              <w:widowControl w:val="0"/>
+              <w:spacing w:line="240" w:lineRule="auto"/>
+              <w:jc w:val="both"/>
+              <w:rPr/>
+            </w:pPr>
+            <w:r>
+              <w:rPr>
+                <w:rtl w:val="0"/>
+              </w:rPr>
+              <w:t xml:space="preserve">255.255.255.240</w:t>
+            </w:r>
+          </w:p>
+        </w:tc>
+        <w:tc>
+          <w:tcPr>
+            <w:shd w:fill="auto" w:val="clear"/>
+            <w:tcMar>
+              <w:top w:w="100.0" w:type="dxa"/>
+              <w:left w:w="100.0" w:type="dxa"/>
+              <w:bottom w:w="100.0" w:type="dxa"/>
+              <w:right w:w="100.0" w:type="dxa"/>
+            </w:tcMar>
+            <w:vAlign w:val="top"/>
+          </w:tcPr>
+          <w:p>
+            <w:pPr>
+              <w:widowControl w:val="0"/>
+              <w:spacing w:line="240" w:lineRule="auto"/>
+              <w:jc w:val="both"/>
+              <w:rPr/>
+            </w:pPr>
+            <w:r>
+              <w:rPr>
+                <w:rtl w:val="0"/>
+              </w:rPr>
+              <w:t xml:space="preserve">100.0.0.49</w:t>
+            </w:r>
+          </w:p>
+        </w:tc>
+        <w:tc>
+          <w:tcPr>
+            <w:shd w:fill="auto" w:val="clear"/>
+            <w:tcMar>
+              <w:top w:w="100.0" w:type="dxa"/>
+              <w:left w:w="100.0" w:type="dxa"/>
+              <w:bottom w:w="100.0" w:type="dxa"/>
+              <w:right w:w="100.0" w:type="dxa"/>
+            </w:tcMar>
+            <w:vAlign w:val="top"/>
+          </w:tcPr>
+          <w:p>
+            <w:pPr>
+              <w:widowControl w:val="0"/>
+              <w:spacing w:line="240" w:lineRule="auto"/>
+              <w:jc w:val="both"/>
+              <w:rPr/>
+            </w:pPr>
+            <w:r>
+              <w:rPr>
+                <w:rtl w:val="0"/>
+              </w:rPr>
+              <w:t xml:space="preserve">20</w:t>
+            </w:r>
+          </w:p>
+        </w:tc>
+      </w:tr>
+      <w:tr>
+        <w:trPr>
+          <w:cantSplit w:val="0"/>
+          <w:tblHeader w:val="0"/>
+        </w:trPr>
+        <w:tc>
+          <w:tcPr>
+            <w:shd w:fill="auto" w:val="clear"/>
+            <w:tcMar>
+              <w:top w:w="100.0" w:type="dxa"/>
+              <w:left w:w="100.0" w:type="dxa"/>
+              <w:bottom w:w="100.0" w:type="dxa"/>
+              <w:right w:w="100.0" w:type="dxa"/>
+            </w:tcMar>
+            <w:vAlign w:val="top"/>
+          </w:tcPr>
+          <w:p>
+            <w:pPr>
+              <w:widowControl w:val="0"/>
+              <w:spacing w:line="240" w:lineRule="auto"/>
+              <w:jc w:val="both"/>
+              <w:rPr/>
+            </w:pPr>
+            <w:r>
+              <w:rPr>
+                <w:rtl w:val="0"/>
+              </w:rPr>
+              <w:t xml:space="preserve">PC-17</w:t>
+            </w:r>
+          </w:p>
+        </w:tc>
+        <w:tc>
+          <w:tcPr>
+            <w:shd w:fill="auto" w:val="clear"/>
+            <w:tcMar>
+              <w:top w:w="100.0" w:type="dxa"/>
+              <w:left w:w="100.0" w:type="dxa"/>
+              <w:bottom w:w="100.0" w:type="dxa"/>
+              <w:right w:w="100.0" w:type="dxa"/>
+            </w:tcMar>
+            <w:vAlign w:val="top"/>
+          </w:tcPr>
+          <w:p>
+            <w:pPr>
+              <w:widowControl w:val="0"/>
+              <w:spacing w:line="240" w:lineRule="auto"/>
+              <w:jc w:val="both"/>
+              <w:rPr/>
+            </w:pPr>
+            <w:r>
+              <w:rPr>
+                <w:rtl w:val="0"/>
+              </w:rPr>
+              <w:t xml:space="preserve">Placa de rede</w:t>
+            </w:r>
+          </w:p>
+        </w:tc>
+        <w:tc>
+          <w:tcPr>
+            <w:shd w:fill="auto" w:val="clear"/>
+            <w:tcMar>
+              <w:top w:w="100.0" w:type="dxa"/>
+              <w:left w:w="100.0" w:type="dxa"/>
+              <w:bottom w:w="100.0" w:type="dxa"/>
+              <w:right w:w="100.0" w:type="dxa"/>
+            </w:tcMar>
+            <w:vAlign w:val="top"/>
+          </w:tcPr>
+          <w:p>
+            <w:pPr>
+              <w:widowControl w:val="0"/>
+              <w:spacing w:line="240" w:lineRule="auto"/>
+              <w:jc w:val="both"/>
+              <w:rPr/>
+            </w:pPr>
+            <w:r>
+              <w:rPr>
+                <w:rtl w:val="0"/>
+              </w:rPr>
+              <w:t xml:space="preserve">100.0.0.58</w:t>
+            </w:r>
+          </w:p>
+        </w:tc>
+        <w:tc>
+          <w:tcPr>
+            <w:shd w:fill="auto" w:val="clear"/>
+            <w:tcMar>
+              <w:top w:w="100.0" w:type="dxa"/>
+              <w:left w:w="100.0" w:type="dxa"/>
+              <w:bottom w:w="100.0" w:type="dxa"/>
+              <w:right w:w="100.0" w:type="dxa"/>
+            </w:tcMar>
+            <w:vAlign w:val="top"/>
+          </w:tcPr>
+          <w:p>
+            <w:pPr>
+              <w:widowControl w:val="0"/>
+              <w:spacing w:line="240" w:lineRule="auto"/>
+              <w:jc w:val="both"/>
+              <w:rPr/>
+            </w:pPr>
+            <w:r>
+              <w:rPr>
+                <w:rtl w:val="0"/>
+              </w:rPr>
+              <w:t xml:space="preserve">255.255.255.240</w:t>
+            </w:r>
+          </w:p>
+        </w:tc>
+        <w:tc>
+          <w:tcPr>
+            <w:shd w:fill="auto" w:val="clear"/>
+            <w:tcMar>
+              <w:top w:w="100.0" w:type="dxa"/>
+              <w:left w:w="100.0" w:type="dxa"/>
+              <w:bottom w:w="100.0" w:type="dxa"/>
+              <w:right w:w="100.0" w:type="dxa"/>
+            </w:tcMar>
+            <w:vAlign w:val="top"/>
+          </w:tcPr>
+          <w:p>
+            <w:pPr>
+              <w:widowControl w:val="0"/>
+              <w:spacing w:line="240" w:lineRule="auto"/>
+              <w:jc w:val="both"/>
+              <w:rPr/>
+            </w:pPr>
+            <w:r>
+              <w:rPr>
+                <w:rtl w:val="0"/>
+              </w:rPr>
+              <w:t xml:space="preserve">100.0.0.49</w:t>
+            </w:r>
+          </w:p>
+        </w:tc>
+        <w:tc>
+          <w:tcPr>
+            <w:shd w:fill="auto" w:val="clear"/>
+            <w:tcMar>
+              <w:top w:w="100.0" w:type="dxa"/>
+              <w:left w:w="100.0" w:type="dxa"/>
+              <w:bottom w:w="100.0" w:type="dxa"/>
+              <w:right w:w="100.0" w:type="dxa"/>
+            </w:tcMar>
+            <w:vAlign w:val="top"/>
+          </w:tcPr>
+          <w:p>
+            <w:pPr>
+              <w:widowControl w:val="0"/>
+              <w:spacing w:line="240" w:lineRule="auto"/>
+              <w:jc w:val="both"/>
+              <w:rPr/>
+            </w:pPr>
+            <w:r>
+              <w:rPr>
+                <w:rtl w:val="0"/>
+              </w:rPr>
+              <w:t xml:space="preserve">20</w:t>
+            </w:r>
+          </w:p>
+        </w:tc>
+      </w:tr>
+      <w:tr>
+        <w:trPr>
+          <w:cantSplit w:val="0"/>
+          <w:tblHeader w:val="0"/>
+        </w:trPr>
+        <w:tc>
+          <w:tcPr>
+            <w:shd w:fill="auto" w:val="clear"/>
+            <w:tcMar>
+              <w:top w:w="100.0" w:type="dxa"/>
+              <w:left w:w="100.0" w:type="dxa"/>
+              <w:bottom w:w="100.0" w:type="dxa"/>
+              <w:right w:w="100.0" w:type="dxa"/>
+            </w:tcMar>
+            <w:vAlign w:val="top"/>
+          </w:tcPr>
+          <w:p>
+            <w:pPr>
+              <w:widowControl w:val="0"/>
+              <w:spacing w:line="240" w:lineRule="auto"/>
+              <w:jc w:val="both"/>
+              <w:rPr/>
+            </w:pPr>
+            <w:r>
+              <w:rPr>
+                <w:rtl w:val="0"/>
+              </w:rPr>
               <w:t xml:space="preserve">Laptop-PT NoteAdministrativo</w:t>
             </w:r>
           </w:p>
@@ -6664,85 +7177,82 @@
               <w:rPr>
                 <w:rtl w:val="0"/>
               </w:rPr>
-              <w:t xml:space="preserve">100.0.0.59</w:t>
-            </w:r>
-          </w:p>
-        </w:tc>
-        <w:tc>
-          <w:tcPr>
-            <w:shd w:fill="auto" w:val="clear"/>
-            <w:tcMar>
-              <w:top w:w="100.0" w:type="dxa"/>
-              <w:left w:w="100.0" w:type="dxa"/>
-              <w:bottom w:w="100.0" w:type="dxa"/>
-              <w:right w:w="100.0" w:type="dxa"/>
-            </w:tcMar>
-            <w:vAlign w:val="top"/>
-          </w:tcPr>
-          <w:p>
-            <w:pPr>
-              <w:widowControl w:val="0"/>
-              <w:spacing w:line="240" w:lineRule="auto"/>
-              <w:jc w:val="both"/>
-              <w:rPr/>
-            </w:pPr>
-            <w:r>
-              <w:rPr>
-                <w:rtl w:val="0"/>
-              </w:rPr>
-              <w:t xml:space="preserve">255.255.255.240</w:t>
-            </w:r>
-          </w:p>
-        </w:tc>
-        <w:tc>
-          <w:tcPr>
-            <w:shd w:fill="auto" w:val="clear"/>
-            <w:tcMar>
-              <w:top w:w="100.0" w:type="dxa"/>
-              <w:left w:w="100.0" w:type="dxa"/>
-              <w:bottom w:w="100.0" w:type="dxa"/>
-              <w:right w:w="100.0" w:type="dxa"/>
-            </w:tcMar>
-            <w:vAlign w:val="top"/>
-          </w:tcPr>
-          <w:p>
-            <w:pPr>
-              <w:widowControl w:val="0"/>
-              <w:spacing w:line="240" w:lineRule="auto"/>
-              <w:jc w:val="both"/>
-              <w:rPr/>
-            </w:pPr>
-            <w:r>
-              <w:rPr>
-                <w:rtl w:val="0"/>
-              </w:rPr>
-              <w:t xml:space="preserve">100.0.0.49</w:t>
-            </w:r>
-          </w:p>
-        </w:tc>
-        <w:tc>
-          <w:tcPr>
-            <w:shd w:fill="auto" w:val="clear"/>
-            <w:tcMar>
-              <w:top w:w="100.0" w:type="dxa"/>
-              <w:left w:w="100.0" w:type="dxa"/>
-              <w:bottom w:w="100.0" w:type="dxa"/>
-              <w:right w:w="100.0" w:type="dxa"/>
-            </w:tcMar>
-            <w:vAlign w:val="top"/>
-          </w:tcPr>
-          <w:p>
-            <w:pPr>
-              <w:widowControl w:val="0"/>
-              <w:spacing w:line="240" w:lineRule="auto"/>
-              <w:jc w:val="both"/>
-              <w:rPr/>
-            </w:pPr>
-            <w:r>
-              <w:rPr>
-                <w:rtl w:val="0"/>
-              </w:rPr>
-              <w:t xml:space="preserve">20</w:t>
+              <w:t xml:space="preserve">192.168.0.</w:t>
+            </w:r>
+          </w:p>
+        </w:tc>
+        <w:tc>
+          <w:tcPr>
+            <w:shd w:fill="auto" w:val="clear"/>
+            <w:tcMar>
+              <w:top w:w="100.0" w:type="dxa"/>
+              <w:left w:w="100.0" w:type="dxa"/>
+              <w:bottom w:w="100.0" w:type="dxa"/>
+              <w:right w:w="100.0" w:type="dxa"/>
+            </w:tcMar>
+            <w:vAlign w:val="top"/>
+          </w:tcPr>
+          <w:p>
+            <w:pPr>
+              <w:widowControl w:val="0"/>
+              <w:spacing w:line="240" w:lineRule="auto"/>
+              <w:jc w:val="both"/>
+              <w:rPr/>
+            </w:pPr>
+            <w:r>
+              <w:rPr>
+                <w:rtl w:val="0"/>
+              </w:rPr>
+            </w:r>
+          </w:p>
+        </w:tc>
+        <w:tc>
+          <w:tcPr>
+            <w:shd w:fill="auto" w:val="clear"/>
+            <w:tcMar>
+              <w:top w:w="100.0" w:type="dxa"/>
+              <w:left w:w="100.0" w:type="dxa"/>
+              <w:bottom w:w="100.0" w:type="dxa"/>
+              <w:right w:w="100.0" w:type="dxa"/>
+            </w:tcMar>
+            <w:vAlign w:val="top"/>
+          </w:tcPr>
+          <w:p>
+            <w:pPr>
+              <w:widowControl w:val="0"/>
+              <w:spacing w:line="240" w:lineRule="auto"/>
+              <w:jc w:val="both"/>
+              <w:rPr/>
+            </w:pPr>
+            <w:r>
+              <w:rPr>
+                <w:rtl w:val="0"/>
+              </w:rPr>
+            </w:r>
+          </w:p>
+        </w:tc>
+        <w:tc>
+          <w:tcPr>
+            <w:shd w:fill="auto" w:val="clear"/>
+            <w:tcMar>
+              <w:top w:w="100.0" w:type="dxa"/>
+              <w:left w:w="100.0" w:type="dxa"/>
+              <w:bottom w:w="100.0" w:type="dxa"/>
+              <w:right w:w="100.0" w:type="dxa"/>
+            </w:tcMar>
+            <w:vAlign w:val="top"/>
+          </w:tcPr>
+          <w:p>
+            <w:pPr>
+              <w:widowControl w:val="0"/>
+              <w:spacing w:line="240" w:lineRule="auto"/>
+              <w:jc w:val="both"/>
+              <w:rPr/>
+            </w:pPr>
+            <w:r>
+              <w:rPr>
+                <w:rtl w:val="0"/>
+              </w:rPr>
             </w:r>
           </w:p>
         </w:tc>
@@ -7595,6 +8105,82 @@
         <w:rPr>
           <w:rtl w:val="0"/>
         </w:rPr>
+        <w:t xml:space="preserve">vlan 30 </w:t>
+      </w:r>
+    </w:p>
+    <w:p>
+      <w:pPr>
+        <w:ind w:left="0" w:firstLine="0"/>
+        <w:jc w:val="both"/>
+        <w:rPr/>
+      </w:pPr>
+      <w:r>
+        <w:rPr>
+          <w:rtl w:val="0"/>
+        </w:rPr>
+        <w:t xml:space="preserve">name HOMEROUTER-LAB</w:t>
+      </w:r>
+    </w:p>
+    <w:p>
+      <w:pPr>
+        <w:ind w:left="0" w:firstLine="0"/>
+        <w:jc w:val="both"/>
+        <w:rPr/>
+      </w:pPr>
+      <w:r>
+        <w:rPr>
+          <w:rtl w:val="0"/>
+        </w:rPr>
+        <w:t xml:space="preserve">vlan 50</w:t>
+      </w:r>
+    </w:p>
+    <w:p>
+      <w:pPr>
+        <w:ind w:left="0" w:firstLine="0"/>
+        <w:jc w:val="both"/>
+        <w:rPr/>
+      </w:pPr>
+      <w:r>
+        <w:rPr>
+          <w:rtl w:val="0"/>
+        </w:rPr>
+        <w:t xml:space="preserve">name HOMEROUTER-ADM</w:t>
+      </w:r>
+    </w:p>
+    <w:p>
+      <w:pPr>
+        <w:ind w:left="0" w:firstLine="0"/>
+        <w:jc w:val="both"/>
+        <w:rPr/>
+      </w:pPr>
+      <w:r>
+        <w:rPr>
+          <w:rtl w:val="0"/>
+        </w:rPr>
+      </w:r>
+    </w:p>
+    <w:p>
+      <w:pPr>
+        <w:ind w:left="0" w:firstLine="0"/>
+        <w:jc w:val="both"/>
+        <w:rPr/>
+      </w:pPr>
+      <w:r>
+        <w:rPr>
+          <w:rtl w:val="0"/>
+        </w:rPr>
+      </w:r>
+    </w:p>
+    <w:p>
+      <w:pPr>
+        <w:ind w:left="0" w:firstLine="0"/>
+        <w:jc w:val="both"/>
+        <w:rPr/>
+      </w:pPr>
+      <w:r>
+        <w:rPr>
+          <w:rtl w:val="0"/>
+        </w:rPr>
       </w:r>
     </w:p>
     <w:p>
@@ -7737,58 +8323,7 @@
           <w:iCs w:val="1"/>
           <w:rtl w:val="0"/>
         </w:rPr>
-        <w:t xml:space="preserve">Configurar as portas de Uplink (que ligam ao SWPrin) como CONFIÁVEIS</w:t>
-      </w:r>
-    </w:p>
-    <w:p>
-      <w:pPr>
-        <w:ind w:left="0" w:firstLine="0"/>
-        <w:jc w:val="both"/>
-        <w:rPr/>
-      </w:pPr>
-      <w:r>
-        <w:rPr>
-          <w:rtl w:val="0"/>
-        </w:rPr>
-        <w:t xml:space="preserve">SW0 (f0/4) | SW1 (f0/3) | SW2 (f0/2)</w:t>
-      </w:r>
-    </w:p>
-    <w:p>
-      <w:pPr>
-        <w:ind w:left="0" w:firstLine="0"/>
-        <w:jc w:val="both"/>
-        <w:rPr/>
-      </w:pPr>
-      <w:r>
-        <w:rPr>
-          <w:rtl w:val="0"/>
-        </w:rPr>
-        <w:t xml:space="preserve">ip dhcp snooping trust </w:t>
-      </w:r>
-    </w:p>
-    <w:p>
-      <w:pPr>
-        <w:ind w:left="0" w:firstLine="0"/>
-        <w:jc w:val="both"/>
-        <w:rPr/>
-      </w:pPr>
-      <w:r>
-        <w:rPr>
-          <w:rtl w:val="0"/>
-        </w:rPr>
-        <w:t xml:space="preserve">ip arp inspection trust</w:t>
-      </w:r>
-    </w:p>
-    <w:p>
-      <w:pPr>
-        <w:ind w:left="0" w:firstLine="0"/>
-        <w:jc w:val="both"/>
-        <w:rPr/>
-      </w:pPr>
-      <w:r>
-        <w:rPr>
-          <w:rtl w:val="0"/>
-        </w:rPr>
+        <w:t xml:space="preserve">Configurar as portas de Uplink (que ligam ao SWPrin) como CONFIÁVEIS. A tabela a seguir mostra as respectivas interfaces em cada switch. </w:t>
       </w:r>
     </w:p>
     <w:p>
@@ -7802,8 +8337,428 @@
       </w:pPr>
       <w:r>
         <w:rPr>
+          <w:rtl w:val="0"/>
+        </w:rPr>
+      </w:r>
+    </w:p>
+    <w:tbl>
+      <w:tblPr>
+        <w:tblStyle w:val="Table7"/>
+        <w:tblW w:w="9640.0" w:type="dxa"/>
+        <w:jc w:val="left"/>
+        <w:tblBorders>
+          <w:top w:color="000000" w:space="0" w:sz="8" w:val="single"/>
+          <w:left w:color="000000" w:space="0" w:sz="8" w:val="single"/>
+          <w:bottom w:color="000000" w:space="0" w:sz="8" w:val="single"/>
+          <w:right w:color="000000" w:space="0" w:sz="8" w:val="single"/>
+          <w:insideH w:color="000000" w:space="0" w:sz="8" w:val="single"/>
+          <w:insideV w:color="000000" w:space="0" w:sz="8" w:val="single"/>
+        </w:tblBorders>
+        <w:tblLayout w:type="fixed"/>
+        <w:tblLook w:val="0600"/>
+      </w:tblPr>
+      <w:tblGrid>
+        <w:gridCol w:w="4820"/>
+        <w:gridCol w:w="4820"/>
+        <w:tblGridChange w:id="0">
+          <w:tblGrid>
+            <w:gridCol w:w="4820"/>
+            <w:gridCol w:w="4820"/>
+          </w:tblGrid>
+        </w:tblGridChange>
+      </w:tblGrid>
+      <w:tr>
+        <w:trPr>
+          <w:cantSplit w:val="0"/>
+          <w:tblHeader w:val="0"/>
+        </w:trPr>
+        <w:tc>
+          <w:tcPr>
+            <w:shd w:fill="a4c2f4" w:val="clear"/>
+            <w:tcMar>
+              <w:top w:w="100.0" w:type="dxa"/>
+              <w:left w:w="100.0" w:type="dxa"/>
+              <w:bottom w:w="100.0" w:type="dxa"/>
+              <w:right w:w="100.0" w:type="dxa"/>
+            </w:tcMar>
+            <w:vAlign w:val="top"/>
+          </w:tcPr>
+          <w:p>
+            <w:pPr>
+              <w:keepNext w:val="0"/>
+              <w:keepLines w:val="0"/>
+              <w:pageBreakBefore w:val="0"/>
+              <w:widowControl w:val="0"/>
+              <w:pBdr>
+                <w:top w:space="0" w:sz="0" w:val="nil"/>
+                <w:left w:space="0" w:sz="0" w:val="nil"/>
+                <w:bottom w:space="0" w:sz="0" w:val="nil"/>
+                <w:right w:space="0" w:sz="0" w:val="nil"/>
+                <w:between w:space="0" w:sz="0" w:val="nil"/>
+              </w:pBdr>
+              <w:shd w:fill="auto" w:val="clear"/>
+              <w:spacing w:after="0" w:before="0" w:line="240" w:lineRule="auto"/>
+              <w:ind w:left="0" w:right="0" w:firstLine="0"/>
+              <w:jc w:val="left"/>
+              <w:rPr/>
+            </w:pPr>
+            <w:r>
+              <w:rPr>
+                <w:rtl w:val="0"/>
+              </w:rPr>
+              <w:t xml:space="preserve">Dispositivo</w:t>
+            </w:r>
+          </w:p>
+        </w:tc>
+        <w:tc>
+          <w:tcPr>
+            <w:shd w:fill="a4c2f4" w:val="clear"/>
+            <w:tcMar>
+              <w:top w:w="100.0" w:type="dxa"/>
+              <w:left w:w="100.0" w:type="dxa"/>
+              <w:bottom w:w="100.0" w:type="dxa"/>
+              <w:right w:w="100.0" w:type="dxa"/>
+            </w:tcMar>
+            <w:vAlign w:val="top"/>
+          </w:tcPr>
+          <w:p>
+            <w:pPr>
+              <w:keepNext w:val="0"/>
+              <w:keepLines w:val="0"/>
+              <w:pageBreakBefore w:val="0"/>
+              <w:widowControl w:val="0"/>
+              <w:pBdr>
+                <w:top w:space="0" w:sz="0" w:val="nil"/>
+                <w:left w:space="0" w:sz="0" w:val="nil"/>
+                <w:bottom w:space="0" w:sz="0" w:val="nil"/>
+                <w:right w:space="0" w:sz="0" w:val="nil"/>
+                <w:between w:space="0" w:sz="0" w:val="nil"/>
+              </w:pBdr>
+              <w:shd w:fill="auto" w:val="clear"/>
+              <w:spacing w:after="0" w:before="0" w:line="240" w:lineRule="auto"/>
+              <w:ind w:left="0" w:right="0" w:firstLine="0"/>
+              <w:jc w:val="left"/>
+              <w:rPr/>
+            </w:pPr>
+            <w:r>
+              <w:rPr>
+                <w:rtl w:val="0"/>
+              </w:rPr>
+              <w:t xml:space="preserve">Interface </w:t>
+            </w:r>
+          </w:p>
+        </w:tc>
+      </w:tr>
+      <w:tr>
+        <w:trPr>
+          <w:cantSplit w:val="0"/>
+          <w:tblHeader w:val="0"/>
+        </w:trPr>
+        <w:tc>
+          <w:tcPr>
+            <w:shd w:fill="auto" w:val="clear"/>
+            <w:tcMar>
+              <w:top w:w="100.0" w:type="dxa"/>
+              <w:left w:w="100.0" w:type="dxa"/>
+              <w:bottom w:w="100.0" w:type="dxa"/>
+              <w:right w:w="100.0" w:type="dxa"/>
+            </w:tcMar>
+            <w:vAlign w:val="top"/>
+          </w:tcPr>
+          <w:p>
+            <w:pPr>
+              <w:keepNext w:val="0"/>
+              <w:keepLines w:val="0"/>
+              <w:pageBreakBefore w:val="0"/>
+              <w:widowControl w:val="0"/>
+              <w:pBdr>
+                <w:top w:space="0" w:sz="0" w:val="nil"/>
+                <w:left w:space="0" w:sz="0" w:val="nil"/>
+                <w:bottom w:space="0" w:sz="0" w:val="nil"/>
+                <w:right w:space="0" w:sz="0" w:val="nil"/>
+                <w:between w:space="0" w:sz="0" w:val="nil"/>
+              </w:pBdr>
+              <w:shd w:fill="auto" w:val="clear"/>
+              <w:spacing w:after="0" w:before="0" w:line="240" w:lineRule="auto"/>
+              <w:ind w:left="0" w:right="0" w:firstLine="0"/>
+              <w:jc w:val="left"/>
+              <w:rPr/>
+            </w:pPr>
+            <w:r>
+              <w:rPr>
+                <w:rtl w:val="0"/>
+              </w:rPr>
+              <w:t xml:space="preserve">SW0</w:t>
+            </w:r>
+          </w:p>
+        </w:tc>
+        <w:tc>
+          <w:tcPr>
+            <w:shd w:fill="auto" w:val="clear"/>
+            <w:tcMar>
+              <w:top w:w="100.0" w:type="dxa"/>
+              <w:left w:w="100.0" w:type="dxa"/>
+              <w:bottom w:w="100.0" w:type="dxa"/>
+              <w:right w:w="100.0" w:type="dxa"/>
+            </w:tcMar>
+            <w:vAlign w:val="top"/>
+          </w:tcPr>
+          <w:p>
+            <w:pPr>
+              <w:keepNext w:val="0"/>
+              <w:keepLines w:val="0"/>
+              <w:pageBreakBefore w:val="0"/>
+              <w:widowControl w:val="0"/>
+              <w:pBdr>
+                <w:top w:space="0" w:sz="0" w:val="nil"/>
+                <w:left w:space="0" w:sz="0" w:val="nil"/>
+                <w:bottom w:space="0" w:sz="0" w:val="nil"/>
+                <w:right w:space="0" w:sz="0" w:val="nil"/>
+                <w:between w:space="0" w:sz="0" w:val="nil"/>
+              </w:pBdr>
+              <w:shd w:fill="auto" w:val="clear"/>
+              <w:spacing w:after="0" w:before="0" w:line="240" w:lineRule="auto"/>
+              <w:ind w:left="0" w:right="0" w:firstLine="0"/>
+              <w:jc w:val="left"/>
+              <w:rPr/>
+            </w:pPr>
+            <w:r>
+              <w:rPr>
+                <w:rtl w:val="0"/>
+              </w:rPr>
+              <w:t xml:space="preserve">f0/4</w:t>
+            </w:r>
+          </w:p>
+        </w:tc>
+      </w:tr>
+      <w:tr>
+        <w:trPr>
+          <w:cantSplit w:val="0"/>
+          <w:tblHeader w:val="0"/>
+        </w:trPr>
+        <w:tc>
+          <w:tcPr>
+            <w:shd w:fill="auto" w:val="clear"/>
+            <w:tcMar>
+              <w:top w:w="100.0" w:type="dxa"/>
+              <w:left w:w="100.0" w:type="dxa"/>
+              <w:bottom w:w="100.0" w:type="dxa"/>
+              <w:right w:w="100.0" w:type="dxa"/>
+            </w:tcMar>
+            <w:vAlign w:val="top"/>
+          </w:tcPr>
+          <w:p>
+            <w:pPr>
+              <w:keepNext w:val="0"/>
+              <w:keepLines w:val="0"/>
+              <w:pageBreakBefore w:val="0"/>
+              <w:widowControl w:val="0"/>
+              <w:pBdr>
+                <w:top w:space="0" w:sz="0" w:val="nil"/>
+                <w:left w:space="0" w:sz="0" w:val="nil"/>
+                <w:bottom w:space="0" w:sz="0" w:val="nil"/>
+                <w:right w:space="0" w:sz="0" w:val="nil"/>
+                <w:between w:space="0" w:sz="0" w:val="nil"/>
+              </w:pBdr>
+              <w:shd w:fill="auto" w:val="clear"/>
+              <w:spacing w:after="0" w:before="0" w:line="240" w:lineRule="auto"/>
+              <w:ind w:left="0" w:right="0" w:firstLine="0"/>
+              <w:jc w:val="left"/>
+              <w:rPr/>
+            </w:pPr>
+            <w:r>
+              <w:rPr>
+                <w:rtl w:val="0"/>
+              </w:rPr>
+              <w:t xml:space="preserve">SW1</w:t>
+            </w:r>
+          </w:p>
+        </w:tc>
+        <w:tc>
+          <w:tcPr>
+            <w:shd w:fill="auto" w:val="clear"/>
+            <w:tcMar>
+              <w:top w:w="100.0" w:type="dxa"/>
+              <w:left w:w="100.0" w:type="dxa"/>
+              <w:bottom w:w="100.0" w:type="dxa"/>
+              <w:right w:w="100.0" w:type="dxa"/>
+            </w:tcMar>
+            <w:vAlign w:val="top"/>
+          </w:tcPr>
+          <w:p>
+            <w:pPr>
+              <w:keepNext w:val="0"/>
+              <w:keepLines w:val="0"/>
+              <w:pageBreakBefore w:val="0"/>
+              <w:widowControl w:val="0"/>
+              <w:pBdr>
+                <w:top w:space="0" w:sz="0" w:val="nil"/>
+                <w:left w:space="0" w:sz="0" w:val="nil"/>
+                <w:bottom w:space="0" w:sz="0" w:val="nil"/>
+                <w:right w:space="0" w:sz="0" w:val="nil"/>
+                <w:between w:space="0" w:sz="0" w:val="nil"/>
+              </w:pBdr>
+              <w:shd w:fill="auto" w:val="clear"/>
+              <w:spacing w:after="0" w:before="0" w:line="240" w:lineRule="auto"/>
+              <w:ind w:left="0" w:right="0" w:firstLine="0"/>
+              <w:jc w:val="left"/>
+              <w:rPr/>
+            </w:pPr>
+            <w:r>
+              <w:rPr>
+                <w:rtl w:val="0"/>
+              </w:rPr>
+              <w:t xml:space="preserve">f0/3</w:t>
+            </w:r>
+          </w:p>
+        </w:tc>
+      </w:tr>
+      <w:tr>
+        <w:trPr>
+          <w:cantSplit w:val="0"/>
+          <w:tblHeader w:val="0"/>
+        </w:trPr>
+        <w:tc>
+          <w:tcPr>
+            <w:shd w:fill="auto" w:val="clear"/>
+            <w:tcMar>
+              <w:top w:w="100.0" w:type="dxa"/>
+              <w:left w:w="100.0" w:type="dxa"/>
+              <w:bottom w:w="100.0" w:type="dxa"/>
+              <w:right w:w="100.0" w:type="dxa"/>
+            </w:tcMar>
+            <w:vAlign w:val="top"/>
+          </w:tcPr>
+          <w:p>
+            <w:pPr>
+              <w:keepNext w:val="0"/>
+              <w:keepLines w:val="0"/>
+              <w:pageBreakBefore w:val="0"/>
+              <w:widowControl w:val="0"/>
+              <w:pBdr>
+                <w:top w:space="0" w:sz="0" w:val="nil"/>
+                <w:left w:space="0" w:sz="0" w:val="nil"/>
+                <w:bottom w:space="0" w:sz="0" w:val="nil"/>
+                <w:right w:space="0" w:sz="0" w:val="nil"/>
+                <w:between w:space="0" w:sz="0" w:val="nil"/>
+              </w:pBdr>
+              <w:shd w:fill="auto" w:val="clear"/>
+              <w:spacing w:after="0" w:before="0" w:line="240" w:lineRule="auto"/>
+              <w:ind w:left="0" w:right="0" w:firstLine="0"/>
+              <w:jc w:val="left"/>
+              <w:rPr/>
+            </w:pPr>
+            <w:r>
+              <w:rPr>
+                <w:rtl w:val="0"/>
+              </w:rPr>
+              <w:t xml:space="preserve">SW2</w:t>
+            </w:r>
+          </w:p>
+        </w:tc>
+        <w:tc>
+          <w:tcPr>
+            <w:shd w:fill="auto" w:val="clear"/>
+            <w:tcMar>
+              <w:top w:w="100.0" w:type="dxa"/>
+              <w:left w:w="100.0" w:type="dxa"/>
+              <w:bottom w:w="100.0" w:type="dxa"/>
+              <w:right w:w="100.0" w:type="dxa"/>
+            </w:tcMar>
+            <w:vAlign w:val="top"/>
+          </w:tcPr>
+          <w:p>
+            <w:pPr>
+              <w:keepNext w:val="0"/>
+              <w:keepLines w:val="0"/>
+              <w:pageBreakBefore w:val="0"/>
+              <w:widowControl w:val="0"/>
+              <w:pBdr>
+                <w:top w:space="0" w:sz="0" w:val="nil"/>
+                <w:left w:space="0" w:sz="0" w:val="nil"/>
+                <w:bottom w:space="0" w:sz="0" w:val="nil"/>
+                <w:right w:space="0" w:sz="0" w:val="nil"/>
+                <w:between w:space="0" w:sz="0" w:val="nil"/>
+              </w:pBdr>
+              <w:shd w:fill="auto" w:val="clear"/>
+              <w:spacing w:after="0" w:before="0" w:line="240" w:lineRule="auto"/>
+              <w:ind w:left="0" w:right="0" w:firstLine="0"/>
+              <w:jc w:val="left"/>
+              <w:rPr/>
+            </w:pPr>
+            <w:r>
+              <w:rPr>
+                <w:rtl w:val="0"/>
+              </w:rPr>
+              <w:t xml:space="preserve">f0/2</w:t>
+            </w:r>
+          </w:p>
+        </w:tc>
+      </w:tr>
+    </w:tbl>
+    <w:p>
+      <w:pPr>
+        <w:ind w:left="0" w:firstLine="0"/>
+        <w:jc w:val="both"/>
+        <w:rPr/>
+      </w:pPr>
+      <w:r>
+        <w:rPr>
+          <w:rtl w:val="0"/>
+        </w:rPr>
+      </w:r>
+    </w:p>
+    <w:p>
+      <w:pPr>
+        <w:ind w:left="0" w:firstLine="0"/>
+        <w:jc w:val="both"/>
+        <w:rPr/>
+      </w:pPr>
+      <w:r>
+        <w:rPr>
+          <w:rtl w:val="0"/>
+        </w:rPr>
+        <w:t xml:space="preserve">ip dhcp snooping trust </w:t>
+      </w:r>
+    </w:p>
+    <w:p>
+      <w:pPr>
+        <w:ind w:left="0" w:firstLine="0"/>
+        <w:jc w:val="both"/>
+        <w:rPr/>
+      </w:pPr>
+      <w:r>
+        <w:rPr>
+          <w:rtl w:val="0"/>
+        </w:rPr>
+        <w:t xml:space="preserve">ip arp inspection trust</w:t>
+      </w:r>
+    </w:p>
+    <w:p>
+      <w:pPr>
+        <w:ind w:left="0" w:firstLine="0"/>
+        <w:jc w:val="both"/>
+        <w:rPr/>
+      </w:pPr>
+      <w:r>
+        <w:rPr>
+          <w:rtl w:val="0"/>
+        </w:rPr>
+      </w:r>
+    </w:p>
+    <w:p>
+      <w:pPr>
+        <w:ind w:left="0" w:firstLine="0"/>
+        <w:jc w:val="both"/>
+        <w:rPr>
           <w:i w:val="1"/>
           <w:iCs w:val="1"/>
+        </w:rPr>
+      </w:pPr>
+      <w:r>
+        <w:rPr>
+          <w:i w:val="1"/>
+          <w:iCs w:val="1"/>
           <w:rtl w:val="0"/>
         </w:rPr>
         <w:t xml:space="preserve">Definição de portas tronco</w:t>
@@ -7871,6 +8826,7 @@
         <w:rPr>
           <w:rtl w:val="0"/>
         </w:rPr>
+        <w:t xml:space="preserve">switchport trunk allowed vlan 10,20,30,40,58,100</w:t>
       </w:r>
     </w:p>
     <w:p>
@@ -7883,11 +8839,461 @@
         <w:rPr>
           <w:rtl w:val="0"/>
         </w:rPr>
+      </w:r>
+    </w:p>
+    <w:p>
+      <w:pPr>
+        <w:ind w:left="0" w:firstLine="0"/>
+        <w:jc w:val="both"/>
+        <w:rPr/>
+      </w:pPr>
+      <w:r>
+        <w:rPr>
+          <w:rtl w:val="0"/>
+        </w:rPr>
         <w:t xml:space="preserve">Configuração das portas de acesso dos PCs</w:t>
       </w:r>
     </w:p>
     <w:p>
       <w:pPr>
+        <w:jc w:val="both"/>
+        <w:rPr>
+          <w:i w:val="1"/>
+          <w:iCs w:val="1"/>
+        </w:rPr>
+      </w:pPr>
+      <w:r>
+        <w:rPr>
+          <w:rtl w:val="0"/>
+        </w:rPr>
+      </w:r>
+    </w:p>
+    <w:tbl>
+      <w:tblPr>
+        <w:tblStyle w:val="Table8"/>
+        <w:tblW w:w="9640.0" w:type="dxa"/>
+        <w:jc w:val="left"/>
+        <w:tblBorders>
+          <w:top w:color="000000" w:space="0" w:sz="8" w:val="single"/>
+          <w:left w:color="000000" w:space="0" w:sz="8" w:val="single"/>
+          <w:bottom w:color="000000" w:space="0" w:sz="8" w:val="single"/>
+          <w:right w:color="000000" w:space="0" w:sz="8" w:val="single"/>
+          <w:insideH w:color="000000" w:space="0" w:sz="8" w:val="single"/>
+          <w:insideV w:color="000000" w:space="0" w:sz="8" w:val="single"/>
+        </w:tblBorders>
+        <w:tblLayout w:type="fixed"/>
+        <w:tblLook w:val="0600"/>
+      </w:tblPr>
+      <w:tblGrid>
+        <w:gridCol w:w="4820"/>
+        <w:gridCol w:w="4820"/>
+        <w:tblGridChange w:id="0">
+          <w:tblGrid>
+            <w:gridCol w:w="4820"/>
+            <w:gridCol w:w="4820"/>
+          </w:tblGrid>
+        </w:tblGridChange>
+      </w:tblGrid>
+      <w:tr>
+        <w:trPr>
+          <w:cantSplit w:val="0"/>
+          <w:tblHeader w:val="0"/>
+        </w:trPr>
+        <w:tc>
+          <w:tcPr>
+            <w:shd w:fill="a4c2f4" w:val="clear"/>
+            <w:tcMar>
+              <w:top w:w="100.0" w:type="dxa"/>
+              <w:left w:w="100.0" w:type="dxa"/>
+              <w:bottom w:w="100.0" w:type="dxa"/>
+              <w:right w:w="100.0" w:type="dxa"/>
+            </w:tcMar>
+            <w:vAlign w:val="top"/>
+          </w:tcPr>
+          <w:p>
+            <w:pPr>
+              <w:widowControl w:val="0"/>
+              <w:spacing w:line="240" w:lineRule="auto"/>
+              <w:rPr/>
+            </w:pPr>
+            <w:r>
+              <w:rPr>
+                <w:rtl w:val="0"/>
+              </w:rPr>
+              <w:t xml:space="preserve">Dispositivo</w:t>
+            </w:r>
+          </w:p>
+        </w:tc>
+        <w:tc>
+          <w:tcPr>
+            <w:shd w:fill="a4c2f4" w:val="clear"/>
+            <w:tcMar>
+              <w:top w:w="100.0" w:type="dxa"/>
+              <w:left w:w="100.0" w:type="dxa"/>
+              <w:bottom w:w="100.0" w:type="dxa"/>
+              <w:right w:w="100.0" w:type="dxa"/>
+            </w:tcMar>
+            <w:vAlign w:val="top"/>
+          </w:tcPr>
+          <w:p>
+            <w:pPr>
+              <w:widowControl w:val="0"/>
+              <w:spacing w:line="240" w:lineRule="auto"/>
+              <w:rPr/>
+            </w:pPr>
+            <w:r>
+              <w:rPr>
+                <w:rtl w:val="0"/>
+              </w:rPr>
+              <w:t xml:space="preserve">Interface </w:t>
+            </w:r>
+          </w:p>
+        </w:tc>
+      </w:tr>
+      <w:tr>
+        <w:trPr>
+          <w:cantSplit w:val="0"/>
+          <w:tblHeader w:val="0"/>
+        </w:trPr>
+        <w:tc>
+          <w:tcPr>
+            <w:shd w:fill="auto" w:val="clear"/>
+            <w:tcMar>
+              <w:top w:w="100.0" w:type="dxa"/>
+              <w:left w:w="100.0" w:type="dxa"/>
+              <w:bottom w:w="100.0" w:type="dxa"/>
+              <w:right w:w="100.0" w:type="dxa"/>
+            </w:tcMar>
+            <w:vAlign w:val="top"/>
+          </w:tcPr>
+          <w:p>
+            <w:pPr>
+              <w:widowControl w:val="0"/>
+              <w:spacing w:line="240" w:lineRule="auto"/>
+              <w:rPr/>
+            </w:pPr>
+            <w:r>
+              <w:rPr>
+                <w:rtl w:val="0"/>
+              </w:rPr>
+              <w:t xml:space="preserve">SWPrin</w:t>
+            </w:r>
+          </w:p>
+        </w:tc>
+        <w:tc>
+          <w:tcPr>
+            <w:shd w:fill="auto" w:val="clear"/>
+            <w:tcMar>
+              <w:top w:w="100.0" w:type="dxa"/>
+              <w:left w:w="100.0" w:type="dxa"/>
+              <w:bottom w:w="100.0" w:type="dxa"/>
+              <w:right w:w="100.0" w:type="dxa"/>
+            </w:tcMar>
+            <w:vAlign w:val="top"/>
+          </w:tcPr>
+          <w:p>
+            <w:pPr>
+              <w:widowControl w:val="0"/>
+              <w:spacing w:line="240" w:lineRule="auto"/>
+              <w:rPr/>
+            </w:pPr>
+            <w:r>
+              <w:rPr>
+                <w:rtl w:val="0"/>
+              </w:rPr>
+              <w:t xml:space="preserve">f0/6</w:t>
+            </w:r>
+            <w:r>
+              <w:rPr>
+                <w:rtl w:val="0"/>
+              </w:rPr>
+            </w:r>
+          </w:p>
+        </w:tc>
+      </w:tr>
+      <w:tr>
+        <w:trPr>
+          <w:cantSplit w:val="0"/>
+          <w:tblHeader w:val="0"/>
+        </w:trPr>
+        <w:tc>
+          <w:tcPr>
+            <w:shd w:fill="auto" w:val="clear"/>
+            <w:tcMar>
+              <w:top w:w="100.0" w:type="dxa"/>
+              <w:left w:w="100.0" w:type="dxa"/>
+              <w:bottom w:w="100.0" w:type="dxa"/>
+              <w:right w:w="100.0" w:type="dxa"/>
+            </w:tcMar>
+            <w:vAlign w:val="top"/>
+          </w:tcPr>
+          <w:p>
+            <w:pPr>
+              <w:widowControl w:val="0"/>
+              <w:spacing w:line="240" w:lineRule="auto"/>
+              <w:rPr/>
+            </w:pPr>
+            <w:r>
+              <w:rPr>
+                <w:rtl w:val="0"/>
+              </w:rPr>
+              <w:t xml:space="preserve">SW1</w:t>
+            </w:r>
+          </w:p>
+        </w:tc>
+        <w:tc>
+          <w:tcPr>
+            <w:shd w:fill="auto" w:val="clear"/>
+            <w:tcMar>
+              <w:top w:w="100.0" w:type="dxa"/>
+              <w:left w:w="100.0" w:type="dxa"/>
+              <w:bottom w:w="100.0" w:type="dxa"/>
+              <w:right w:w="100.0" w:type="dxa"/>
+            </w:tcMar>
+            <w:vAlign w:val="top"/>
+          </w:tcPr>
+          <w:p>
+            <w:pPr>
+              <w:widowControl w:val="0"/>
+              <w:spacing w:line="240" w:lineRule="auto"/>
+              <w:rPr/>
+            </w:pPr>
+            <w:r>
+              <w:rPr>
+                <w:rtl w:val="0"/>
+              </w:rPr>
+              <w:t xml:space="preserve">f0/4 - 7</w:t>
+            </w:r>
+          </w:p>
+        </w:tc>
+      </w:tr>
+      <w:tr>
+        <w:trPr>
+          <w:cantSplit w:val="0"/>
+          <w:tblHeader w:val="0"/>
+        </w:trPr>
+        <w:tc>
+          <w:tcPr>
+            <w:shd w:fill="auto" w:val="clear"/>
+            <w:tcMar>
+              <w:top w:w="100.0" w:type="dxa"/>
+              <w:left w:w="100.0" w:type="dxa"/>
+              <w:bottom w:w="100.0" w:type="dxa"/>
+              <w:right w:w="100.0" w:type="dxa"/>
+            </w:tcMar>
+            <w:vAlign w:val="top"/>
+          </w:tcPr>
+          <w:p>
+            <w:pPr>
+              <w:widowControl w:val="0"/>
+              <w:spacing w:line="240" w:lineRule="auto"/>
+              <w:rPr/>
+            </w:pPr>
+            <w:r>
+              <w:rPr>
+                <w:rtl w:val="0"/>
+              </w:rPr>
+              <w:t xml:space="preserve">SW3</w:t>
+            </w:r>
+          </w:p>
+        </w:tc>
+        <w:tc>
+          <w:tcPr>
+            <w:shd w:fill="auto" w:val="clear"/>
+            <w:tcMar>
+              <w:top w:w="100.0" w:type="dxa"/>
+              <w:left w:w="100.0" w:type="dxa"/>
+              <w:bottom w:w="100.0" w:type="dxa"/>
+              <w:right w:w="100.0" w:type="dxa"/>
+            </w:tcMar>
+            <w:vAlign w:val="top"/>
+          </w:tcPr>
+          <w:p>
+            <w:pPr>
+              <w:widowControl w:val="0"/>
+              <w:spacing w:line="240" w:lineRule="auto"/>
+              <w:rPr/>
+            </w:pPr>
+            <w:r>
+              <w:rPr>
+                <w:rtl w:val="0"/>
+              </w:rPr>
+              <w:t xml:space="preserve">f0/2 - 5</w:t>
+            </w:r>
+          </w:p>
+        </w:tc>
+      </w:tr>
+      <w:tr>
+        <w:trPr>
+          <w:cantSplit w:val="0"/>
+          <w:tblHeader w:val="0"/>
+        </w:trPr>
+        <w:tc>
+          <w:tcPr>
+            <w:shd w:fill="auto" w:val="clear"/>
+            <w:tcMar>
+              <w:top w:w="100.0" w:type="dxa"/>
+              <w:left w:w="100.0" w:type="dxa"/>
+              <w:bottom w:w="100.0" w:type="dxa"/>
+              <w:right w:w="100.0" w:type="dxa"/>
+            </w:tcMar>
+            <w:vAlign w:val="top"/>
+          </w:tcPr>
+          <w:p>
+            <w:pPr>
+              <w:widowControl w:val="0"/>
+              <w:spacing w:line="240" w:lineRule="auto"/>
+              <w:rPr/>
+            </w:pPr>
+            <w:r>
+              <w:rPr>
+                <w:rtl w:val="0"/>
+              </w:rPr>
+              <w:t xml:space="preserve">SW4</w:t>
+            </w:r>
+          </w:p>
+        </w:tc>
+        <w:tc>
+          <w:tcPr>
+            <w:shd w:fill="auto" w:val="clear"/>
+            <w:tcMar>
+              <w:top w:w="100.0" w:type="dxa"/>
+              <w:left w:w="100.0" w:type="dxa"/>
+              <w:bottom w:w="100.0" w:type="dxa"/>
+              <w:right w:w="100.0" w:type="dxa"/>
+            </w:tcMar>
+            <w:vAlign w:val="top"/>
+          </w:tcPr>
+          <w:p>
+            <w:pPr>
+              <w:widowControl w:val="0"/>
+              <w:spacing w:line="240" w:lineRule="auto"/>
+              <w:rPr/>
+            </w:pPr>
+            <w:r>
+              <w:rPr>
+                <w:rtl w:val="0"/>
+              </w:rPr>
+              <w:t xml:space="preserve">f0/2 - 5</w:t>
+            </w:r>
+          </w:p>
+        </w:tc>
+      </w:tr>
+      <w:tr>
+        <w:trPr>
+          <w:cantSplit w:val="0"/>
+          <w:tblHeader w:val="0"/>
+        </w:trPr>
+        <w:tc>
+          <w:tcPr>
+            <w:shd w:fill="auto" w:val="clear"/>
+            <w:tcMar>
+              <w:top w:w="100.0" w:type="dxa"/>
+              <w:left w:w="100.0" w:type="dxa"/>
+              <w:bottom w:w="100.0" w:type="dxa"/>
+              <w:right w:w="100.0" w:type="dxa"/>
+            </w:tcMar>
+            <w:vAlign w:val="top"/>
+          </w:tcPr>
+          <w:p>
+            <w:pPr>
+              <w:widowControl w:val="0"/>
+              <w:spacing w:line="240" w:lineRule="auto"/>
+              <w:rPr/>
+            </w:pPr>
+            <w:r>
+              <w:rPr>
+                <w:rtl w:val="0"/>
+              </w:rPr>
+              <w:t xml:space="preserve">SW5</w:t>
+            </w:r>
+          </w:p>
+        </w:tc>
+        <w:tc>
+          <w:tcPr>
+            <w:shd w:fill="auto" w:val="clear"/>
+            <w:tcMar>
+              <w:top w:w="100.0" w:type="dxa"/>
+              <w:left w:w="100.0" w:type="dxa"/>
+              <w:bottom w:w="100.0" w:type="dxa"/>
+              <w:right w:w="100.0" w:type="dxa"/>
+            </w:tcMar>
+            <w:vAlign w:val="top"/>
+          </w:tcPr>
+          <w:p>
+            <w:pPr>
+              <w:widowControl w:val="0"/>
+              <w:spacing w:line="240" w:lineRule="auto"/>
+              <w:rPr/>
+            </w:pPr>
+            <w:r>
+              <w:rPr>
+                <w:rtl w:val="0"/>
+              </w:rPr>
+              <w:t xml:space="preserve">f0/2 - 4</w:t>
+            </w:r>
+          </w:p>
+        </w:tc>
+      </w:tr>
+      <w:tr>
+        <w:trPr>
+          <w:cantSplit w:val="0"/>
+          <w:tblHeader w:val="0"/>
+        </w:trPr>
+        <w:tc>
+          <w:tcPr>
+            <w:shd w:fill="auto" w:val="clear"/>
+            <w:tcMar>
+              <w:top w:w="100.0" w:type="dxa"/>
+              <w:left w:w="100.0" w:type="dxa"/>
+              <w:bottom w:w="100.0" w:type="dxa"/>
+              <w:right w:w="100.0" w:type="dxa"/>
+            </w:tcMar>
+            <w:vAlign w:val="top"/>
+          </w:tcPr>
+          <w:p>
+            <w:pPr>
+              <w:widowControl w:val="0"/>
+              <w:spacing w:line="240" w:lineRule="auto"/>
+              <w:rPr/>
+            </w:pPr>
+            <w:r>
+              <w:rPr>
+                <w:rtl w:val="0"/>
+              </w:rPr>
+              <w:t xml:space="preserve">SW6</w:t>
+            </w:r>
+          </w:p>
+        </w:tc>
+        <w:tc>
+          <w:tcPr>
+            <w:shd w:fill="auto" w:val="clear"/>
+            <w:tcMar>
+              <w:top w:w="100.0" w:type="dxa"/>
+              <w:left w:w="100.0" w:type="dxa"/>
+              <w:bottom w:w="100.0" w:type="dxa"/>
+              <w:right w:w="100.0" w:type="dxa"/>
+            </w:tcMar>
+            <w:vAlign w:val="top"/>
+          </w:tcPr>
+          <w:p>
+            <w:pPr>
+              <w:widowControl w:val="0"/>
+              <w:spacing w:line="240" w:lineRule="auto"/>
+              <w:rPr/>
+            </w:pPr>
+            <w:r>
+              <w:rPr>
+                <w:rtl w:val="0"/>
+              </w:rPr>
+              <w:t xml:space="preserve">f0/2 - 4</w:t>
+            </w:r>
+          </w:p>
+        </w:tc>
+      </w:tr>
+    </w:tbl>
+    <w:p>
+      <w:pPr>
         <w:ind w:left="0" w:firstLine="0"/>
         <w:jc w:val="both"/>
         <w:rPr/>
@@ -7896,7 +9302,6 @@
         <w:rPr>
           <w:rtl w:val="0"/>
         </w:rPr>
-        <w:t xml:space="preserve">SWPrin (f0/6) | SW1 (f0/4 - 7) | SW3 (f0/2 - 5) | SW4 (f0/2 - 5) | SW5 (f0/2 - 4) | SW6 (f0/2 - 4)</w:t>
       </w:r>
     </w:p>
     <w:p>
@@ -8001,6 +9406,831 @@
           <w:rtl w:val="0"/>
         </w:rPr>
         <w:t xml:space="preserve">spanning-tree bpduguard enable</w:t>
+      </w:r>
+    </w:p>
+    <w:p>
+      <w:pPr>
+        <w:ind w:left="0" w:firstLine="0"/>
+        <w:jc w:val="both"/>
+        <w:rPr/>
+      </w:pPr>
+      <w:r>
+        <w:rPr>
+          <w:rtl w:val="0"/>
+        </w:rPr>
+      </w:r>
+    </w:p>
+    <w:p>
+      <w:pPr>
+        <w:ind w:left="0" w:firstLine="0"/>
+        <w:jc w:val="both"/>
+        <w:rPr/>
+      </w:pPr>
+      <w:r>
+        <w:rPr>
+          <w:i w:val="1"/>
+          <w:iCs w:val="1"/>
+          <w:rtl w:val="0"/>
+        </w:rPr>
+        <w:t xml:space="preserve">Desativar as portas inativas</w:t>
+      </w:r>
+      <w:r>
+        <w:rPr>
+          <w:rtl w:val="0"/>
+        </w:rPr>
+        <w:t xml:space="preserve"> </w:t>
+      </w:r>
+    </w:p>
+    <w:p>
+      <w:pPr>
+        <w:ind w:left="0" w:firstLine="0"/>
+        <w:jc w:val="both"/>
+        <w:rPr/>
+      </w:pPr>
+      <w:r>
+        <w:rPr>
+          <w:rtl w:val="0"/>
+        </w:rPr>
+        <w:t xml:space="preserve">int range </w:t>
+      </w:r>
+    </w:p>
+    <w:p>
+      <w:pPr>
+        <w:ind w:left="0" w:firstLine="0"/>
+        <w:jc w:val="both"/>
+        <w:rPr/>
+      </w:pPr>
+      <w:r>
+        <w:rPr>
+          <w:rtl w:val="0"/>
+        </w:rPr>
+        <w:t xml:space="preserve">shutdown </w:t>
+      </w:r>
+    </w:p>
+    <w:p>
+      <w:pPr>
+        <w:ind w:left="0" w:firstLine="0"/>
+        <w:jc w:val="both"/>
+        <w:rPr/>
+      </w:pPr>
+      <w:r>
+        <w:rPr>
+          <w:rtl w:val="0"/>
+        </w:rPr>
+      </w:r>
+    </w:p>
+    <w:p>
+      <w:pPr>
+        <w:ind w:left="0" w:firstLine="0"/>
+        <w:jc w:val="both"/>
+        <w:rPr>
+          <w:b w:val="1"/>
+          <w:bCs w:val="1"/>
+        </w:rPr>
+      </w:pPr>
+      <w:r>
+        <w:rPr>
+          <w:b w:val="1"/>
+          <w:bCs w:val="1"/>
+          <w:rtl w:val="0"/>
+        </w:rPr>
+        <w:t xml:space="preserve">SW0 </w:t>
+      </w:r>
+      <w:r>
+        <w:rPr>
+          <w:i w:val="1"/>
+          <w:iCs w:val="1"/>
+          <w:rtl w:val="0"/>
+        </w:rPr>
+        <w:t xml:space="preserve">(Ajuste para o roteamento inter-vlan)</w:t>
+      </w:r>
+      <w:r>
+        <w:rPr>
+          <w:rtl w:val="0"/>
+        </w:rPr>
+      </w:r>
+    </w:p>
+    <w:p>
+      <w:pPr>
+        <w:ind w:left="0" w:firstLine="0"/>
+        <w:jc w:val="both"/>
+        <w:rPr/>
+      </w:pPr>
+      <w:r>
+        <w:rPr>
+          <w:rtl w:val="0"/>
+        </w:rPr>
+        <w:t xml:space="preserve">int g0/1</w:t>
+      </w:r>
+    </w:p>
+    <w:p>
+      <w:pPr>
+        <w:jc w:val="both"/>
+        <w:rPr/>
+      </w:pPr>
+      <w:r>
+        <w:rPr>
+          <w:rtl w:val="0"/>
+        </w:rPr>
+        <w:t xml:space="preserve">switchport mode trunk</w:t>
+      </w:r>
+    </w:p>
+    <w:p>
+      <w:pPr>
+        <w:jc w:val="both"/>
+        <w:rPr/>
+      </w:pPr>
+      <w:r>
+        <w:rPr>
+          <w:rtl w:val="0"/>
+        </w:rPr>
+        <w:t xml:space="preserve">switchport trunk native vlan 58</w:t>
+      </w:r>
+    </w:p>
+    <w:p>
+      <w:pPr>
+        <w:jc w:val="both"/>
+        <w:rPr/>
+      </w:pPr>
+      <w:r>
+        <w:rPr>
+          <w:rtl w:val="0"/>
+        </w:rPr>
+        <w:t xml:space="preserve">switchport trunk allowed vlan 10,20,30,40,50,58,100</w:t>
+      </w:r>
+    </w:p>
+    <w:p>
+      <w:pPr>
+        <w:jc w:val="both"/>
+        <w:rPr/>
+      </w:pPr>
+      <w:r>
+        <w:rPr>
+          <w:rtl w:val="0"/>
+        </w:rPr>
+        <w:t xml:space="preserve">ip arp inspection trust</w:t>
+      </w:r>
+    </w:p>
+    <w:p>
+      <w:pPr>
+        <w:jc w:val="both"/>
+        <w:rPr/>
+      </w:pPr>
+      <w:r>
+        <w:rPr>
+          <w:rtl w:val="0"/>
+        </w:rPr>
+        <w:t xml:space="preserve">ip dhcp snooping trust</w:t>
+      </w:r>
+    </w:p>
+    <w:p>
+      <w:pPr>
+        <w:jc w:val="both"/>
+        <w:rPr/>
+      </w:pPr>
+      <w:r>
+        <w:rPr>
+          <w:rtl w:val="0"/>
+        </w:rPr>
+        <w:t xml:space="preserve">switchport nonegotiate</w:t>
+      </w:r>
+    </w:p>
+    <w:p>
+      <w:pPr>
+        <w:jc w:val="both"/>
+        <w:rPr/>
+      </w:pPr>
+      <w:r>
+        <w:rPr>
+          <w:rtl w:val="0"/>
+        </w:rPr>
+      </w:r>
+    </w:p>
+    <w:p>
+      <w:pPr>
+        <w:jc w:val="both"/>
+        <w:rPr/>
+      </w:pPr>
+      <w:r>
+        <w:rPr>
+          <w:b w:val="1"/>
+          <w:bCs w:val="1"/>
+          <w:rtl w:val="0"/>
+        </w:rPr>
+        <w:t xml:space="preserve">SW2 </w:t>
+      </w:r>
+      <w:r>
+        <w:rPr>
+          <w:i w:val="1"/>
+          <w:iCs w:val="1"/>
+          <w:rtl w:val="0"/>
+        </w:rPr>
+        <w:t xml:space="preserve">(Ajuste para o roteamento inter-vlan)</w:t>
+      </w:r>
+      <w:r>
+        <w:rPr>
+          <w:rtl w:val="0"/>
+        </w:rPr>
+      </w:r>
+    </w:p>
+    <w:p>
+      <w:pPr>
+        <w:jc w:val="both"/>
+        <w:rPr/>
+      </w:pPr>
+      <w:r>
+        <w:rPr>
+          <w:rtl w:val="0"/>
+        </w:rPr>
+      </w:r>
+    </w:p>
+    <w:p>
+      <w:pPr>
+        <w:jc w:val="both"/>
+        <w:rPr/>
+      </w:pPr>
+      <w:r>
+        <w:rPr>
+          <w:rtl w:val="0"/>
+        </w:rPr>
+        <w:t xml:space="preserve">switchport mode trunk</w:t>
+      </w:r>
+    </w:p>
+    <w:p>
+      <w:pPr>
+        <w:jc w:val="both"/>
+        <w:rPr/>
+      </w:pPr>
+      <w:r>
+        <w:rPr>
+          <w:rtl w:val="0"/>
+        </w:rPr>
+        <w:t xml:space="preserve">switchport trunk native vlan 58</w:t>
+      </w:r>
+    </w:p>
+    <w:p>
+      <w:pPr>
+        <w:jc w:val="both"/>
+        <w:rPr/>
+      </w:pPr>
+      <w:r>
+        <w:rPr>
+          <w:rtl w:val="0"/>
+        </w:rPr>
+        <w:t xml:space="preserve">switchport trunk allowed vlan 10,20,30,40,50,58,100</w:t>
+      </w:r>
+    </w:p>
+    <w:p>
+      <w:pPr>
+        <w:jc w:val="both"/>
+        <w:rPr/>
+      </w:pPr>
+      <w:r>
+        <w:rPr>
+          <w:rtl w:val="0"/>
+        </w:rPr>
+        <w:t xml:space="preserve">ip arp inspection trust</w:t>
+      </w:r>
+    </w:p>
+    <w:p>
+      <w:pPr>
+        <w:jc w:val="both"/>
+        <w:rPr/>
+      </w:pPr>
+      <w:r>
+        <w:rPr>
+          <w:rtl w:val="0"/>
+        </w:rPr>
+        <w:t xml:space="preserve">ip dhcp snooping trust</w:t>
+      </w:r>
+    </w:p>
+    <w:p>
+      <w:pPr>
+        <w:jc w:val="both"/>
+        <w:rPr/>
+      </w:pPr>
+      <w:r>
+        <w:rPr>
+          <w:rtl w:val="0"/>
+        </w:rPr>
+        <w:t xml:space="preserve">switchport nonegotiate</w:t>
+      </w:r>
+    </w:p>
+    <w:p>
+      <w:pPr>
+        <w:ind w:left="0" w:firstLine="0"/>
+        <w:jc w:val="both"/>
+        <w:rPr/>
+      </w:pPr>
+      <w:r>
+        <w:rPr>
+          <w:rtl w:val="0"/>
+        </w:rPr>
+      </w:r>
+    </w:p>
+    <w:p>
+      <w:pPr>
+        <w:ind w:left="0" w:firstLine="0"/>
+        <w:jc w:val="both"/>
+        <w:rPr>
+          <w:i w:val="1"/>
+          <w:iCs w:val="1"/>
+        </w:rPr>
+      </w:pPr>
+      <w:r>
+        <w:rPr>
+          <w:b w:val="1"/>
+          <w:bCs w:val="1"/>
+          <w:rtl w:val="0"/>
+        </w:rPr>
+        <w:t xml:space="preserve">SW3 </w:t>
+      </w:r>
+      <w:r>
+        <w:rPr>
+          <w:i w:val="1"/>
+          <w:iCs w:val="1"/>
+          <w:rtl w:val="0"/>
+        </w:rPr>
+        <w:t xml:space="preserve">(Ajuste para o roteamento inter-vlan)</w:t>
+      </w:r>
+    </w:p>
+    <w:p>
+      <w:pPr>
+        <w:ind w:left="0" w:firstLine="0"/>
+        <w:jc w:val="both"/>
+        <w:rPr/>
+      </w:pPr>
+      <w:r>
+        <w:rPr>
+          <w:rtl w:val="0"/>
+        </w:rPr>
+      </w:r>
+    </w:p>
+    <w:p>
+      <w:pPr>
+        <w:ind w:left="0" w:firstLine="0"/>
+        <w:jc w:val="both"/>
+        <w:rPr/>
+      </w:pPr>
+      <w:r>
+        <w:rPr>
+          <w:rtl w:val="0"/>
+        </w:rPr>
+        <w:t xml:space="preserve">int range f0/2 - 5</w:t>
+      </w:r>
+    </w:p>
+    <w:p>
+      <w:pPr>
+        <w:ind w:left="0" w:firstLine="0"/>
+        <w:jc w:val="both"/>
+        <w:rPr/>
+      </w:pPr>
+      <w:r>
+        <w:rPr>
+          <w:rtl w:val="0"/>
+        </w:rPr>
+        <w:t xml:space="preserve">sw acc vlan 10</w:t>
+      </w:r>
+    </w:p>
+    <w:p>
+      <w:pPr>
+        <w:ind w:left="0" w:firstLine="0"/>
+        <w:jc w:val="both"/>
+        <w:rPr/>
+      </w:pPr>
+      <w:r>
+        <w:rPr>
+          <w:rtl w:val="0"/>
+        </w:rPr>
+      </w:r>
+    </w:p>
+    <w:p>
+      <w:pPr>
+        <w:ind w:left="0" w:firstLine="0"/>
+        <w:jc w:val="both"/>
+        <w:rPr>
+          <w:i w:val="1"/>
+          <w:iCs w:val="1"/>
+        </w:rPr>
+      </w:pPr>
+      <w:r>
+        <w:rPr>
+          <w:b w:val="1"/>
+          <w:bCs w:val="1"/>
+          <w:rtl w:val="0"/>
+        </w:rPr>
+        <w:t xml:space="preserve">SW4</w:t>
+      </w:r>
+      <w:r>
+        <w:rPr>
+          <w:rtl w:val="0"/>
+        </w:rPr>
+        <w:t xml:space="preserve"> </w:t>
+      </w:r>
+      <w:r>
+        <w:rPr>
+          <w:i w:val="1"/>
+          <w:iCs w:val="1"/>
+          <w:rtl w:val="0"/>
+        </w:rPr>
+        <w:t xml:space="preserve">(Ajuste para o roteamento inter-vlan)</w:t>
+      </w:r>
+    </w:p>
+    <w:p>
+      <w:pPr>
+        <w:ind w:left="0" w:firstLine="0"/>
+        <w:jc w:val="both"/>
+        <w:rPr/>
+      </w:pPr>
+      <w:r>
+        <w:rPr>
+          <w:rtl w:val="0"/>
+        </w:rPr>
+      </w:r>
+    </w:p>
+    <w:p>
+      <w:pPr>
+        <w:ind w:left="0" w:firstLine="0"/>
+        <w:jc w:val="both"/>
+        <w:rPr/>
+      </w:pPr>
+      <w:r>
+        <w:rPr>
+          <w:rtl w:val="0"/>
+        </w:rPr>
+        <w:t xml:space="preserve">int f0/2</w:t>
+      </w:r>
+    </w:p>
+    <w:p>
+      <w:pPr>
+        <w:ind w:left="0" w:firstLine="0"/>
+        <w:jc w:val="both"/>
+        <w:rPr/>
+      </w:pPr>
+      <w:r>
+        <w:rPr>
+          <w:rtl w:val="0"/>
+        </w:rPr>
+        <w:t xml:space="preserve">sw acc vlan 20</w:t>
+      </w:r>
+    </w:p>
+    <w:p>
+      <w:pPr>
+        <w:ind w:left="0" w:firstLine="0"/>
+        <w:jc w:val="both"/>
+        <w:rPr/>
+      </w:pPr>
+      <w:r>
+        <w:rPr>
+          <w:rtl w:val="0"/>
+        </w:rPr>
+        <w:t xml:space="preserve">int range f0/3 - 5</w:t>
+      </w:r>
+    </w:p>
+    <w:p>
+      <w:pPr>
+        <w:ind w:left="0" w:firstLine="0"/>
+        <w:jc w:val="both"/>
+        <w:rPr/>
+      </w:pPr>
+      <w:r>
+        <w:rPr>
+          <w:rtl w:val="0"/>
+        </w:rPr>
+        <w:t xml:space="preserve">sw acc vlan 10</w:t>
+      </w:r>
+    </w:p>
+    <w:p>
+      <w:pPr>
+        <w:ind w:left="0" w:firstLine="0"/>
+        <w:jc w:val="both"/>
+        <w:rPr/>
+      </w:pPr>
+      <w:r>
+        <w:rPr>
+          <w:rtl w:val="0"/>
+        </w:rPr>
+      </w:r>
+    </w:p>
+    <w:p>
+      <w:pPr>
+        <w:ind w:left="0" w:firstLine="0"/>
+        <w:jc w:val="both"/>
+        <w:rPr/>
+      </w:pPr>
+      <w:r>
+        <w:rPr>
+          <w:rtl w:val="0"/>
+        </w:rPr>
+      </w:r>
+    </w:p>
+    <w:p>
+      <w:pPr>
+        <w:ind w:left="0" w:firstLine="0"/>
+        <w:jc w:val="both"/>
+        <w:rPr>
+          <w:i w:val="1"/>
+          <w:iCs w:val="1"/>
+        </w:rPr>
+      </w:pPr>
+      <w:r>
+        <w:rPr>
+          <w:b w:val="1"/>
+          <w:bCs w:val="1"/>
+          <w:rtl w:val="0"/>
+        </w:rPr>
+        <w:t xml:space="preserve">SW1</w:t>
+      </w:r>
+      <w:r>
+        <w:rPr>
+          <w:rtl w:val="0"/>
+        </w:rPr>
+        <w:t xml:space="preserve"> </w:t>
+      </w:r>
+      <w:r>
+        <w:rPr>
+          <w:i w:val="1"/>
+          <w:iCs w:val="1"/>
+          <w:rtl w:val="0"/>
+        </w:rPr>
+        <w:t xml:space="preserve">(Ajuste para o roteamento inter-vlan)</w:t>
+      </w:r>
+    </w:p>
+    <w:p>
+      <w:pPr>
+        <w:ind w:left="0" w:firstLine="0"/>
+        <w:jc w:val="both"/>
+        <w:rPr/>
+      </w:pPr>
+      <w:r>
+        <w:rPr>
+          <w:rtl w:val="0"/>
+        </w:rPr>
+      </w:r>
+    </w:p>
+    <w:p>
+      <w:pPr>
+        <w:ind w:left="0" w:firstLine="0"/>
+        <w:jc w:val="both"/>
+        <w:rPr/>
+      </w:pPr>
+      <w:r>
+        <w:rPr>
+          <w:rtl w:val="0"/>
+        </w:rPr>
+        <w:t xml:space="preserve">int range f0/6 - 7</w:t>
+      </w:r>
+    </w:p>
+    <w:p>
+      <w:pPr>
+        <w:ind w:left="0" w:firstLine="0"/>
+        <w:jc w:val="both"/>
+        <w:rPr/>
+      </w:pPr>
+      <w:r>
+        <w:rPr>
+          <w:rtl w:val="0"/>
+        </w:rPr>
+        <w:t xml:space="preserve">sw acc vlan 20</w:t>
+      </w:r>
+    </w:p>
+    <w:p>
+      <w:pPr>
+        <w:ind w:left="0" w:firstLine="0"/>
+        <w:jc w:val="both"/>
+        <w:rPr/>
+      </w:pPr>
+      <w:r>
+        <w:rPr>
+          <w:rtl w:val="0"/>
+        </w:rPr>
+        <w:t xml:space="preserve">int f0/4</w:t>
+      </w:r>
+    </w:p>
+    <w:p>
+      <w:pPr>
+        <w:ind w:left="0" w:firstLine="0"/>
+        <w:jc w:val="both"/>
+        <w:rPr/>
+      </w:pPr>
+      <w:r>
+        <w:rPr>
+          <w:rtl w:val="0"/>
+        </w:rPr>
+        <w:t xml:space="preserve">sw acc vlan 20</w:t>
+      </w:r>
+    </w:p>
+    <w:p>
+      <w:pPr>
+        <w:jc w:val="both"/>
+        <w:rPr/>
+      </w:pPr>
+      <w:r>
+        <w:rPr>
+          <w:rtl w:val="0"/>
+        </w:rPr>
+        <w:t xml:space="preserve">int range f0/ 5</w:t>
+      </w:r>
+    </w:p>
+    <w:p>
+      <w:pPr>
+        <w:jc w:val="both"/>
+        <w:rPr/>
+      </w:pPr>
+      <w:r>
+        <w:rPr>
+          <w:rtl w:val="0"/>
+        </w:rPr>
+        <w:t xml:space="preserve">sw acc vlan 10</w:t>
+      </w:r>
+    </w:p>
+    <w:p>
+      <w:pPr>
+        <w:jc w:val="both"/>
+        <w:rPr/>
+      </w:pPr>
+      <w:r>
+        <w:rPr>
+          <w:rtl w:val="0"/>
+        </w:rPr>
+      </w:r>
+    </w:p>
+    <w:p>
+      <w:pPr>
+        <w:jc w:val="both"/>
+        <w:rPr/>
+      </w:pPr>
+      <w:r>
+        <w:rPr>
+          <w:b w:val="1"/>
+          <w:bCs w:val="1"/>
+          <w:rtl w:val="0"/>
+        </w:rPr>
+        <w:t xml:space="preserve">SW5</w:t>
+      </w:r>
+      <w:r>
+        <w:rPr>
+          <w:rtl w:val="0"/>
+        </w:rPr>
+        <w:t xml:space="preserve"> </w:t>
+      </w:r>
+      <w:r>
+        <w:rPr>
+          <w:i w:val="1"/>
+          <w:iCs w:val="1"/>
+          <w:rtl w:val="0"/>
+        </w:rPr>
+        <w:t xml:space="preserve">(Ajuste para o roteamento inter-vlan)</w:t>
+      </w:r>
+      <w:r>
+        <w:rPr>
+          <w:rtl w:val="0"/>
+        </w:rPr>
+      </w:r>
+    </w:p>
+    <w:p>
+      <w:pPr>
+        <w:jc w:val="both"/>
+        <w:rPr/>
+      </w:pPr>
+      <w:r>
+        <w:rPr>
+          <w:rtl w:val="0"/>
+        </w:rPr>
+      </w:r>
+    </w:p>
+    <w:p>
+      <w:pPr>
+        <w:jc w:val="both"/>
+        <w:rPr/>
+      </w:pPr>
+      <w:r>
+        <w:rPr>
+          <w:rtl w:val="0"/>
+        </w:rPr>
+        <w:t xml:space="preserve">int range f0/2 - 4</w:t>
+      </w:r>
+    </w:p>
+    <w:p>
+      <w:pPr>
+        <w:jc w:val="both"/>
+        <w:rPr/>
+      </w:pPr>
+      <w:r>
+        <w:rPr>
+          <w:rtl w:val="0"/>
+        </w:rPr>
+        <w:t xml:space="preserve">sw acc vlan 20</w:t>
+      </w:r>
+    </w:p>
+    <w:p>
+      <w:pPr>
+        <w:ind w:left="0" w:firstLine="0"/>
+        <w:jc w:val="both"/>
+        <w:rPr/>
+      </w:pPr>
+      <w:r>
+        <w:rPr>
+          <w:rtl w:val="0"/>
+        </w:rPr>
+      </w:r>
+    </w:p>
+    <w:p>
+      <w:pPr>
+        <w:ind w:left="0" w:firstLine="0"/>
+        <w:jc w:val="both"/>
+        <w:rPr/>
+      </w:pPr>
+      <w:r>
+        <w:rPr>
+          <w:b w:val="1"/>
+          <w:bCs w:val="1"/>
+          <w:rtl w:val="0"/>
+        </w:rPr>
+        <w:t xml:space="preserve">SW6</w:t>
+      </w:r>
+      <w:r>
+        <w:rPr>
+          <w:rtl w:val="0"/>
+        </w:rPr>
+        <w:t xml:space="preserve"> </w:t>
+      </w:r>
+      <w:r>
+        <w:rPr>
+          <w:i w:val="1"/>
+          <w:iCs w:val="1"/>
+          <w:rtl w:val="0"/>
+        </w:rPr>
+        <w:t xml:space="preserve">(Ajuste para o roteamento inter-vlan)</w:t>
+      </w:r>
+      <w:r>
+        <w:rPr>
+          <w:rtl w:val="0"/>
+        </w:rPr>
+      </w:r>
+    </w:p>
+    <w:p>
+      <w:pPr>
+        <w:ind w:left="0" w:firstLine="0"/>
+        <w:jc w:val="both"/>
+        <w:rPr/>
+      </w:pPr>
+      <w:r>
+        <w:rPr>
+          <w:rtl w:val="0"/>
+        </w:rPr>
+      </w:r>
+    </w:p>
+    <w:p>
+      <w:pPr>
+        <w:ind w:left="0" w:firstLine="0"/>
+        <w:jc w:val="both"/>
+        <w:rPr/>
+      </w:pPr>
+      <w:r>
+        <w:rPr>
+          <w:rtl w:val="0"/>
+        </w:rPr>
+        <w:t xml:space="preserve">int f0/2</w:t>
+      </w:r>
+    </w:p>
+    <w:p>
+      <w:pPr>
+        <w:ind w:left="0" w:firstLine="0"/>
+        <w:jc w:val="both"/>
+        <w:rPr/>
+      </w:pPr>
+      <w:r>
+        <w:rPr>
+          <w:rtl w:val="0"/>
+        </w:rPr>
+        <w:t xml:space="preserve">sw acc vlan 100</w:t>
+      </w:r>
+    </w:p>
+    <w:p>
+      <w:pPr>
+        <w:ind w:left="0" w:firstLine="0"/>
+        <w:jc w:val="both"/>
+        <w:rPr/>
+      </w:pPr>
+      <w:r>
+        <w:rPr>
+          <w:rtl w:val="0"/>
+        </w:rPr>
+        <w:t xml:space="preserve">int range f0/3 - 4</w:t>
+      </w:r>
+    </w:p>
+    <w:p>
+      <w:pPr>
+        <w:ind w:left="0" w:firstLine="0"/>
+        <w:jc w:val="both"/>
+        <w:rPr/>
+      </w:pPr>
+      <w:r>
+        <w:rPr>
+          <w:rtl w:val="0"/>
+        </w:rPr>
+        <w:t xml:space="preserve">sw acc vlan 20</w:t>
       </w:r>
     </w:p>
     <w:p>
@@ -8106,19 +10336,114 @@
         <w:rPr>
           <w:rtl w:val="0"/>
         </w:rPr>
-        <w:t xml:space="preserve">SWPrin(config)#switchport trunk native vlan 58</w:t>
-      </w:r>
-    </w:p>
-    <w:p>
-      <w:pPr>
-        <w:jc w:val="both"/>
-        <w:rPr/>
-      </w:pPr>
-      <w:r>
-        <w:rPr>
-          <w:rtl w:val="0"/>
-        </w:rPr>
-        <w:t xml:space="preserve">SWPrin(config)#switchport nonegotiate  </w:t>
+        <w:t xml:space="preserve">SWPrin(config-if-range)#switchport trunk native vlan 58</w:t>
+      </w:r>
+    </w:p>
+    <w:p>
+      <w:pPr>
+        <w:jc w:val="both"/>
+        <w:rPr/>
+      </w:pPr>
+      <w:r>
+        <w:rPr>
+          <w:rtl w:val="0"/>
+        </w:rPr>
+        <w:t xml:space="preserve">SWPrin(config-if-range)#switchport trunk allowed vlan 10,20,30,40,58,100</w:t>
+      </w:r>
+    </w:p>
+    <w:p>
+      <w:pPr>
+        <w:jc w:val="both"/>
+        <w:rPr/>
+      </w:pPr>
+      <w:r>
+        <w:rPr>
+          <w:rtl w:val="0"/>
+        </w:rPr>
+        <w:t xml:space="preserve">SWPrin(config-if-range)#switchport nonegotiate  </w:t>
+      </w:r>
+    </w:p>
+    <w:p>
+      <w:pPr>
+        <w:jc w:val="both"/>
+        <w:rPr/>
+      </w:pPr>
+      <w:r>
+        <w:rPr>
+          <w:rtl w:val="0"/>
+        </w:rPr>
+      </w:r>
+    </w:p>
+    <w:p>
+      <w:pPr>
+        <w:jc w:val="both"/>
+        <w:rPr/>
+      </w:pPr>
+      <w:r>
+        <w:rPr>
+          <w:rtl w:val="0"/>
+        </w:rPr>
+        <w:t xml:space="preserve">SWPrin(config)#int range f0/4 - 5</w:t>
+      </w:r>
+    </w:p>
+    <w:p>
+      <w:pPr>
+        <w:jc w:val="both"/>
+        <w:rPr/>
+      </w:pPr>
+      <w:r>
+        <w:rPr>
+          <w:rtl w:val="0"/>
+        </w:rPr>
+        <w:t xml:space="preserve">SWPrin(config-if-range)#switchport mode access </w:t>
+      </w:r>
+    </w:p>
+    <w:p>
+      <w:pPr>
+        <w:jc w:val="both"/>
+        <w:rPr/>
+      </w:pPr>
+      <w:r>
+        <w:rPr>
+          <w:rtl w:val="0"/>
+        </w:rPr>
+        <w:t xml:space="preserve">SWPrin(config-if-range)#switchport access vlan 100</w:t>
+      </w:r>
+    </w:p>
+    <w:p>
+      <w:pPr>
+        <w:jc w:val="both"/>
+        <w:rPr/>
+      </w:pPr>
+      <w:r>
+        <w:rPr>
+          <w:rtl w:val="0"/>
+        </w:rPr>
+        <w:t xml:space="preserve">SWPrin(config-if-range)#ip dhcp snooping trust </w:t>
+      </w:r>
+    </w:p>
+    <w:p>
+      <w:pPr>
+        <w:jc w:val="both"/>
+        <w:rPr/>
+      </w:pPr>
+      <w:r>
+        <w:rPr>
+          <w:rtl w:val="0"/>
+        </w:rPr>
+        <w:t xml:space="preserve">SWPrin(config-if-range)#ip arp inspection trust </w:t>
+      </w:r>
+    </w:p>
+    <w:p>
+      <w:pPr>
+        <w:jc w:val="both"/>
+        <w:rPr/>
+      </w:pPr>
+      <w:r>
+        <w:rPr>
+          <w:rtl w:val="0"/>
+        </w:rPr>
+        <w:t xml:space="preserve">SWPrin(config-if-range)#spanning-tree portfast</w:t>
       </w:r>
     </w:p>
     <w:p>
@@ -8369,12 +10694,275 @@
     <w:p>
       <w:pPr>
         <w:jc w:val="both"/>
-        <w:rPr/>
-      </w:pPr>
-      <w:r>
-        <w:rPr>
-          <w:rtl w:val="0"/>
-        </w:rPr>
+        <w:rPr>
+          <w:i w:val="1"/>
+          <w:iCs w:val="1"/>
+        </w:rPr>
+      </w:pPr>
+      <w:r>
+        <w:rPr>
+          <w:i w:val="1"/>
+          <w:iCs w:val="1"/>
+          <w:rtl w:val="0"/>
+        </w:rPr>
+        <w:t xml:space="preserve">Porta de acesso de usuário</w:t>
+      </w:r>
+    </w:p>
+    <w:p>
+      <w:pPr>
+        <w:jc w:val="both"/>
+        <w:rPr/>
+      </w:pPr>
+      <w:r>
+        <w:rPr>
+          <w:rtl w:val="0"/>
+        </w:rPr>
+        <w:t xml:space="preserve">SWPrin(config)#int f0/6</w:t>
+      </w:r>
+      <w:r>
+        <w:rPr>
+          <w:rtl w:val="0"/>
+        </w:rPr>
+        <w:t xml:space="preserve"> </w:t>
+      </w:r>
+    </w:p>
+    <w:p>
+      <w:pPr>
+        <w:jc w:val="both"/>
+        <w:rPr/>
+      </w:pPr>
+      <w:r>
+        <w:rPr>
+          <w:rtl w:val="0"/>
+        </w:rPr>
+        <w:t xml:space="preserve">SWPrin(config-if)#sw mode access </w:t>
+      </w:r>
+    </w:p>
+    <w:p>
+      <w:pPr>
+        <w:jc w:val="both"/>
+        <w:rPr/>
+      </w:pPr>
+      <w:r>
+        <w:rPr>
+          <w:rtl w:val="0"/>
+        </w:rPr>
+        <w:t xml:space="preserve">SWPrin(config-if)#switchport access vlan 100</w:t>
+      </w:r>
+    </w:p>
+    <w:p>
+      <w:pPr>
+        <w:jc w:val="both"/>
+        <w:rPr/>
+      </w:pPr>
+      <w:r>
+        <w:rPr>
+          <w:rtl w:val="0"/>
+        </w:rPr>
+        <w:t xml:space="preserve">SWPrin(config-if)#sw port-security</w:t>
+      </w:r>
+    </w:p>
+    <w:p>
+      <w:pPr>
+        <w:jc w:val="both"/>
+        <w:rPr/>
+      </w:pPr>
+      <w:r>
+        <w:rPr>
+          <w:rtl w:val="0"/>
+        </w:rPr>
+        <w:t xml:space="preserve">SWPrin(config-if)#sw port-security max 1</w:t>
+      </w:r>
+    </w:p>
+    <w:p>
+      <w:pPr>
+        <w:jc w:val="both"/>
+        <w:rPr/>
+      </w:pPr>
+      <w:r>
+        <w:rPr>
+          <w:rtl w:val="0"/>
+        </w:rPr>
+        <w:t xml:space="preserve">SWPrin(config-if)#sw port-security mac-add sticky </w:t>
+      </w:r>
+    </w:p>
+    <w:p>
+      <w:pPr>
+        <w:jc w:val="both"/>
+        <w:rPr/>
+      </w:pPr>
+      <w:r>
+        <w:rPr>
+          <w:rtl w:val="0"/>
+        </w:rPr>
+        <w:t xml:space="preserve">SWPrin(config-if)#sw port-security violation shutdown </w:t>
+      </w:r>
+    </w:p>
+    <w:p>
+      <w:pPr>
+        <w:jc w:val="both"/>
+        <w:rPr/>
+      </w:pPr>
+      <w:r>
+        <w:rPr>
+          <w:rtl w:val="0"/>
+        </w:rPr>
+        <w:t xml:space="preserve">SWPrin(config-if)#sw nonegotiate</w:t>
+      </w:r>
+    </w:p>
+    <w:p>
+      <w:pPr>
+        <w:jc w:val="both"/>
+        <w:rPr/>
+      </w:pPr>
+      <w:r>
+        <w:rPr>
+          <w:rtl w:val="0"/>
+        </w:rPr>
+        <w:t xml:space="preserve">SWPrin(config-if)#spanning-tree portfast</w:t>
+      </w:r>
+    </w:p>
+    <w:p>
+      <w:pPr>
+        <w:jc w:val="both"/>
+        <w:rPr/>
+      </w:pPr>
+      <w:r>
+        <w:rPr>
+          <w:rtl w:val="0"/>
+        </w:rPr>
+        <w:t xml:space="preserve">SWPrin(config-if)#spanning-tree bpduguard enable</w:t>
+      </w:r>
+    </w:p>
+    <w:p>
+      <w:pPr>
+        <w:jc w:val="both"/>
+        <w:rPr/>
+      </w:pPr>
+      <w:r>
+        <w:rPr>
+          <w:rtl w:val="0"/>
+        </w:rPr>
+      </w:r>
+    </w:p>
+    <w:p>
+      <w:pPr>
+        <w:jc w:val="both"/>
+        <w:rPr/>
+      </w:pPr>
+      <w:r>
+        <w:rPr>
+          <w:rtl w:val="0"/>
+        </w:rPr>
+        <w:t xml:space="preserve">SWPrin(config)#int g0/2</w:t>
+      </w:r>
+    </w:p>
+    <w:p>
+      <w:pPr>
+        <w:jc w:val="both"/>
+        <w:rPr/>
+      </w:pPr>
+      <w:r>
+        <w:rPr>
+          <w:rtl w:val="0"/>
+        </w:rPr>
+        <w:t xml:space="preserve">SWPrin(config-if)#sw mode access </w:t>
+      </w:r>
+    </w:p>
+    <w:p>
+      <w:pPr>
+        <w:jc w:val="both"/>
+        <w:rPr/>
+      </w:pPr>
+      <w:r>
+        <w:rPr>
+          <w:rtl w:val="0"/>
+        </w:rPr>
+        <w:t xml:space="preserve">SWPrin(config-if)#sw acc vlan 100</w:t>
+      </w:r>
+    </w:p>
+    <w:p>
+      <w:pPr>
+        <w:jc w:val="both"/>
+        <w:rPr/>
+      </w:pPr>
+      <w:r>
+        <w:rPr>
+          <w:rtl w:val="0"/>
+        </w:rPr>
+        <w:t xml:space="preserve">SWPrin(config-if)#sw port-security</w:t>
+      </w:r>
+    </w:p>
+    <w:p>
+      <w:pPr>
+        <w:jc w:val="both"/>
+        <w:rPr/>
+      </w:pPr>
+      <w:r>
+        <w:rPr>
+          <w:rtl w:val="0"/>
+        </w:rPr>
+        <w:t xml:space="preserve">SWPrin(config-if)#sw port-security max 1</w:t>
+      </w:r>
+    </w:p>
+    <w:p>
+      <w:pPr>
+        <w:jc w:val="both"/>
+        <w:rPr/>
+      </w:pPr>
+      <w:r>
+        <w:rPr>
+          <w:rtl w:val="0"/>
+        </w:rPr>
+        <w:t xml:space="preserve">SWPrin(config-if)#sw port-security mac-add sticky </w:t>
+      </w:r>
+    </w:p>
+    <w:p>
+      <w:pPr>
+        <w:jc w:val="both"/>
+        <w:rPr/>
+      </w:pPr>
+      <w:r>
+        <w:rPr>
+          <w:rtl w:val="0"/>
+        </w:rPr>
+        <w:t xml:space="preserve">SWPrin(config-if)#sw port-security violation shutdown </w:t>
+      </w:r>
+    </w:p>
+    <w:p>
+      <w:pPr>
+        <w:jc w:val="both"/>
+        <w:rPr/>
+      </w:pPr>
+      <w:r>
+        <w:rPr>
+          <w:rtl w:val="0"/>
+        </w:rPr>
+        <w:t xml:space="preserve">SWPrin(config-if)#sw nonegotiate</w:t>
+      </w:r>
+    </w:p>
+    <w:p>
+      <w:pPr>
+        <w:jc w:val="both"/>
+        <w:rPr/>
+      </w:pPr>
+      <w:r>
+        <w:rPr>
+          <w:rtl w:val="0"/>
+        </w:rPr>
+        <w:t xml:space="preserve">SWPrin(config-if)#spanning-tree portfast</w:t>
+      </w:r>
+    </w:p>
+    <w:p>
+      <w:pPr>
+        <w:jc w:val="both"/>
+        <w:rPr/>
+      </w:pPr>
+      <w:r>
+        <w:rPr>
+          <w:rtl w:val="0"/>
+        </w:rPr>
+        <w:t xml:space="preserve">SWPrin(config-if)#spanning-tree bpduguard enable</w:t>
       </w:r>
     </w:p>
     <w:p>
@@ -8391,6 +10979,356 @@
     <w:p>
       <w:pPr>
         <w:ind w:left="0" w:firstLine="0"/>
+        <w:jc w:val="center"/>
+        <w:rPr/>
+      </w:pPr>
+      <w:r>
+        <w:rPr>
+          <w:b w:val="1"/>
+          <w:bCs w:val="1"/>
+          <w:rtl w:val="0"/>
+        </w:rPr>
+        <w:t xml:space="preserve">Router0</w:t>
+      </w:r>
+      <w:r>
+        <w:rPr>
+          <w:rtl w:val="0"/>
+        </w:rPr>
+        <w:t xml:space="preserve"> </w:t>
+      </w:r>
+    </w:p>
+    <w:p>
+      <w:pPr>
+        <w:jc w:val="both"/>
+        <w:rPr/>
+      </w:pPr>
+      <w:r>
+        <w:rPr>
+          <w:rtl w:val="0"/>
+        </w:rPr>
+      </w:r>
+    </w:p>
+    <w:p>
+      <w:pPr>
+        <w:jc w:val="both"/>
+        <w:rPr/>
+      </w:pPr>
+      <w:r>
+        <w:rPr>
+          <w:rtl w:val="0"/>
+        </w:rPr>
+        <w:t xml:space="preserve">int g0/1.10</w:t>
+      </w:r>
+    </w:p>
+    <w:p>
+      <w:pPr>
+        <w:jc w:val="both"/>
+        <w:rPr/>
+      </w:pPr>
+      <w:r>
+        <w:rPr>
+          <w:rtl w:val="0"/>
+        </w:rPr>
+        <w:t xml:space="preserve">description LINK TO REDELAB</w:t>
+      </w:r>
+    </w:p>
+    <w:p>
+      <w:pPr>
+        <w:jc w:val="both"/>
+        <w:rPr/>
+      </w:pPr>
+      <w:r>
+        <w:rPr>
+          <w:rtl w:val="0"/>
+        </w:rPr>
+        <w:t xml:space="preserve">encapsulation dot1q 10</w:t>
+      </w:r>
+    </w:p>
+    <w:p>
+      <w:pPr>
+        <w:jc w:val="both"/>
+        <w:rPr/>
+      </w:pPr>
+      <w:r>
+        <w:rPr>
+          <w:rtl w:val="0"/>
+        </w:rPr>
+        <w:t xml:space="preserve">ip address 100.0.0.17 255.255.255.224</w:t>
+      </w:r>
+    </w:p>
+    <w:p>
+      <w:pPr>
+        <w:jc w:val="both"/>
+        <w:rPr/>
+      </w:pPr>
+      <w:r>
+        <w:rPr>
+          <w:rtl w:val="0"/>
+        </w:rPr>
+      </w:r>
+    </w:p>
+    <w:p>
+      <w:pPr>
+        <w:jc w:val="both"/>
+        <w:rPr/>
+      </w:pPr>
+      <w:r>
+        <w:rPr>
+          <w:rtl w:val="0"/>
+        </w:rPr>
+        <w:t xml:space="preserve">int g0/1.20</w:t>
+      </w:r>
+    </w:p>
+    <w:p>
+      <w:pPr>
+        <w:jc w:val="both"/>
+        <w:rPr/>
+      </w:pPr>
+      <w:r>
+        <w:rPr>
+          <w:rtl w:val="0"/>
+        </w:rPr>
+        <w:t xml:space="preserve">encapsulation dot1q 20</w:t>
+      </w:r>
+    </w:p>
+    <w:p>
+      <w:pPr>
+        <w:jc w:val="both"/>
+        <w:rPr/>
+      </w:pPr>
+      <w:r>
+        <w:rPr>
+          <w:rtl w:val="0"/>
+        </w:rPr>
+        <w:t xml:space="preserve">description LINK TO REDEADM</w:t>
+      </w:r>
+    </w:p>
+    <w:p>
+      <w:pPr>
+        <w:jc w:val="both"/>
+        <w:rPr/>
+      </w:pPr>
+      <w:r>
+        <w:rPr>
+          <w:rtl w:val="0"/>
+        </w:rPr>
+        <w:t xml:space="preserve">ip address 100.0.0.49 255.255.255.224</w:t>
+      </w:r>
+    </w:p>
+    <w:p>
+      <w:pPr>
+        <w:jc w:val="both"/>
+        <w:rPr/>
+      </w:pPr>
+      <w:r>
+        <w:rPr>
+          <w:rtl w:val="0"/>
+        </w:rPr>
+      </w:r>
+    </w:p>
+    <w:p>
+      <w:pPr>
+        <w:jc w:val="both"/>
+        <w:rPr/>
+      </w:pPr>
+      <w:r>
+        <w:rPr>
+          <w:rtl w:val="0"/>
+        </w:rPr>
+        <w:t xml:space="preserve">int g0/1.30</w:t>
+      </w:r>
+    </w:p>
+    <w:p>
+      <w:pPr>
+        <w:jc w:val="both"/>
+        <w:rPr/>
+      </w:pPr>
+      <w:r>
+        <w:rPr>
+          <w:rtl w:val="0"/>
+        </w:rPr>
+        <w:t xml:space="preserve">encapsulation dot1q 30</w:t>
+      </w:r>
+    </w:p>
+    <w:p>
+      <w:pPr>
+        <w:jc w:val="both"/>
+        <w:rPr/>
+      </w:pPr>
+      <w:r>
+        <w:rPr>
+          <w:rtl w:val="0"/>
+        </w:rPr>
+        <w:t xml:space="preserve">description LINK TO REDEWIFILAB</w:t>
+      </w:r>
+    </w:p>
+    <w:p>
+      <w:pPr>
+        <w:jc w:val="both"/>
+        <w:rPr/>
+      </w:pPr>
+      <w:r>
+        <w:rPr>
+          <w:rtl w:val="0"/>
+        </w:rPr>
+        <w:t xml:space="preserve">ip address 100.0.0.97 255.255.255.240</w:t>
+      </w:r>
+    </w:p>
+    <w:p>
+      <w:pPr>
+        <w:jc w:val="both"/>
+        <w:rPr/>
+      </w:pPr>
+      <w:r>
+        <w:rPr>
+          <w:rtl w:val="0"/>
+        </w:rPr>
+      </w:r>
+    </w:p>
+    <w:p>
+      <w:pPr>
+        <w:jc w:val="both"/>
+        <w:rPr/>
+      </w:pPr>
+      <w:r>
+        <w:rPr>
+          <w:rtl w:val="0"/>
+        </w:rPr>
+        <w:t xml:space="preserve">int g0/1.40</w:t>
+      </w:r>
+    </w:p>
+    <w:p>
+      <w:pPr>
+        <w:jc w:val="both"/>
+        <w:rPr/>
+      </w:pPr>
+      <w:r>
+        <w:rPr>
+          <w:rtl w:val="0"/>
+        </w:rPr>
+        <w:t xml:space="preserve">encapsulation dot1q 40</w:t>
+      </w:r>
+    </w:p>
+    <w:p>
+      <w:pPr>
+        <w:jc w:val="both"/>
+        <w:rPr/>
+      </w:pPr>
+      <w:r>
+        <w:rPr>
+          <w:rtl w:val="0"/>
+        </w:rPr>
+        <w:t xml:space="preserve">description LINK TO REDEWIFIADM</w:t>
+      </w:r>
+    </w:p>
+    <w:p>
+      <w:pPr>
+        <w:jc w:val="both"/>
+        <w:rPr/>
+      </w:pPr>
+      <w:r>
+        <w:rPr>
+          <w:rtl w:val="0"/>
+        </w:rPr>
+        <w:t xml:space="preserve">ip address 100.0.0.81 255.255.255.240</w:t>
+      </w:r>
+    </w:p>
+    <w:p>
+      <w:pPr>
+        <w:jc w:val="both"/>
+        <w:rPr/>
+      </w:pPr>
+      <w:r>
+        <w:rPr>
+          <w:rtl w:val="0"/>
+        </w:rPr>
+      </w:r>
+    </w:p>
+    <w:p>
+      <w:pPr>
+        <w:jc w:val="both"/>
+        <w:rPr/>
+      </w:pPr>
+      <w:r>
+        <w:rPr>
+          <w:rtl w:val="0"/>
+        </w:rPr>
+        <w:t xml:space="preserve">int g0/1.100</w:t>
+      </w:r>
+    </w:p>
+    <w:p>
+      <w:pPr>
+        <w:jc w:val="both"/>
+        <w:rPr/>
+      </w:pPr>
+      <w:r>
+        <w:rPr>
+          <w:rtl w:val="0"/>
+        </w:rPr>
+        <w:t xml:space="preserve">encapsulation dot1q 100</w:t>
+      </w:r>
+    </w:p>
+    <w:p>
+      <w:pPr>
+        <w:jc w:val="both"/>
+        <w:rPr/>
+      </w:pPr>
+      <w:r>
+        <w:rPr>
+          <w:rtl w:val="0"/>
+        </w:rPr>
+        <w:t xml:space="preserve">description LINK TO REDEGERENCIAMENTO</w:t>
+      </w:r>
+    </w:p>
+    <w:p>
+      <w:pPr>
+        <w:jc w:val="both"/>
+        <w:rPr/>
+      </w:pPr>
+      <w:r>
+        <w:rPr>
+          <w:rtl w:val="0"/>
+        </w:rPr>
+        <w:t xml:space="preserve">ip address 100.0.0.112 255.255.255.240</w:t>
+      </w:r>
+    </w:p>
+    <w:p>
+      <w:pPr>
+        <w:jc w:val="both"/>
+        <w:rPr/>
+      </w:pPr>
+      <w:r>
+        <w:rPr>
+          <w:rtl w:val="0"/>
+        </w:rPr>
+      </w:r>
+    </w:p>
+    <w:p>
+      <w:pPr>
+        <w:jc w:val="both"/>
+        <w:rPr/>
+      </w:pPr>
+      <w:r>
+        <w:rPr>
+          <w:rtl w:val="0"/>
+        </w:rPr>
+        <w:t xml:space="preserve">int g0/1</w:t>
+      </w:r>
+    </w:p>
+    <w:p>
+      <w:pPr>
+        <w:jc w:val="both"/>
+        <w:rPr/>
+      </w:pPr>
+      <w:r>
+        <w:rPr>
+          <w:rtl w:val="0"/>
+        </w:rPr>
+        <w:t xml:space="preserve">no shutdown</w:t>
+      </w:r>
+    </w:p>
+    <w:p>
+      <w:pPr>
         <w:jc w:val="both"/>
         <w:rPr/>
       </w:pPr>
@@ -8607,6 +11545,27 @@
     </w:tblPr>
   </w:style>
   <w:style w:type="table" w:styleId="Table5">
+    <w:basedOn w:val="TableNormal"/>
+    <w:tblPr>
+      <w:tblStyleRowBandSize w:val="1"/>
+      <w:tblStyleColBandSize w:val="1"/>
+    </w:tblPr>
+  </w:style>
+  <w:style w:type="table" w:styleId="Table6">
+    <w:basedOn w:val="TableNormal"/>
+    <w:tblPr>
+      <w:tblStyleRowBandSize w:val="1"/>
+      <w:tblStyleColBandSize w:val="1"/>
+    </w:tblPr>
+  </w:style>
+  <w:style w:type="table" w:styleId="Table7">
+    <w:basedOn w:val="TableNormal"/>
+    <w:tblPr>
+      <w:tblStyleRowBandSize w:val="1"/>
+      <w:tblStyleColBandSize w:val="1"/>
+    </w:tblPr>
+  </w:style>
+  <w:style w:type="table" w:styleId="Table8">
     <w:basedOn w:val="TableNormal"/>
     <w:tblPr>
       <w:tblStyleRowBandSize w:val="1"/>
